--- a/reports/c0_v2/DTC_RD03_C0v2_MeshConvergence_Report.docx
+++ b/reports/c0_v2/DTC_RD03_C0v2_MeshConvergence_Report.docx
@@ -979,1320 +979,21 @@
           <w:sz w:val="19"/>
           <w:szCs w:val="19"/>
         </w:rPr>
-        <w:t xml:space="preserve">Bφ(r) = μ₀I/(2πr) in the air annulus. Exact targets: E = μ₀I²/(4π)·ln(b₁/a) = 1.386294e-3 J/m; upper-half ∫Bx dA = −(μ₀I/π)(b₁−a) = −6.000e-7 Wb/m; ∮H·t dl = I = 100 A; |B|(r) pointwise. The half-annulus split gives the vector block integrals (FEMM types 8/9) NONZERO exact targets — the operator-level test the audit found missing.</w:t>
-      </w:r>
-    </w:p>
-    <w:p>
-      <w:pPr>
-        <w:pStyle w:val="Heading2"/>
-        <w:spacing w:after="90" w:before="180"/>
-      </w:pPr>
-      <w:r>
-        <w:rPr>
-          <w:rFonts w:ascii="Helvetica" w:cs="Helvetica" w:eastAsia="Helvetica" w:hAnsi="Helvetica"/>
-          <w:b/>
-          <w:bCs/>
-          <w:color w:val="1C1F26"/>
-          <w:sz w:val="22"/>
-          <w:szCs w:val="22"/>
-        </w:rPr>
-        <w:t xml:space="preserve">03.2 Manufactured solution for Stage A′</w:t>
-      </w:r>
-    </w:p>
-    <w:p>
-      <w:pPr>
-        <w:spacing w:after="120"/>
-      </w:pPr>
-      <w:r>
-        <w:rPr>
-          <w:rFonts w:ascii="Helvetica" w:cs="Helvetica" w:eastAsia="Helvetica" w:hAnsi="Helvetica"/>
-          <w:color w:val="1C1F26"/>
-          <w:sz w:val="19"/>
-          <w:szCs w:val="19"/>
-        </w:rPr>
-        <w:t xml:space="preserve">A_z = A₀ sin(k_x x) sin(k_y y), A₀ = 1e-3, k_x = 37, k_y = 59. Targets over [25,85]×[15,65] mm: T1 = −6.117585e-5 Wb/m, T2 = 1.583262 J/m, T3 = 3971.499 A. No functional is exact by symmetry [Salari&amp;Knupp2000].</w:t>
-      </w:r>
-    </w:p>
-    <w:p>
-      <w:pPr>
-        <w:pStyle w:val="Heading2"/>
-        <w:spacing w:after="90" w:before="180"/>
-      </w:pPr>
-      <w:r>
-        <w:rPr>
-          <w:rFonts w:ascii="Helvetica" w:cs="Helvetica" w:eastAsia="Helvetica" w:hAnsi="Helvetica"/>
-          <w:b/>
-          <w:bCs/>
-          <w:color w:val="1C1F26"/>
-          <w:sz w:val="22"/>
-          <w:szCs w:val="22"/>
-        </w:rPr>
-        <w:t xml:space="preserve">03.3 Axisymmetric loop references</w:t>
-      </w:r>
-    </w:p>
-    <w:p>
-      <w:pPr>
-        <w:spacing w:after="120"/>
-      </w:pPr>
-      <w:r>
-        <w:rPr>
-          <w:rFonts w:ascii="Helvetica" w:cs="Helvetica" w:eastAsia="Helvetica" w:hAnsi="Helvetica"/>
-          <w:color w:val="1C1F26"/>
-          <w:sz w:val="19"/>
-          <w:szCs w:val="19"/>
-        </w:rPr>
-        <w:t xml:space="preserve">Filament kernels in elliptic form (m = k² = 4ar/[(a+r)²+(z−z_s)²]) per [NASA-Loop2013]; Φ = 2πr·Aφ = M·I (Maxwell). References integrate the kernels over the real 1×1 mm cross-section (integral2, RelTol 1e-11) so no singular filament energy enters. ellipke validated to 2.2e-16 against independent 30-digit values [NIST-DLMF19].</w:t>
-      </w:r>
-    </w:p>
-    <w:p>
-      <w:pPr>
-        <w:pStyle w:val="Heading2"/>
-        <w:spacing w:after="90" w:before="180"/>
-      </w:pPr>
-      <w:r>
-        <w:rPr>
-          <w:rFonts w:ascii="Helvetica" w:cs="Helvetica" w:eastAsia="Helvetica" w:hAnsi="Helvetica"/>
-          <w:b/>
-          <w:bCs/>
-          <w:color w:val="1C1F26"/>
-          <w:sz w:val="22"/>
-          <w:szCs w:val="22"/>
-        </w:rPr>
-        <w:t xml:space="preserve">03.4 Order, Richardson, GCI</w:t>
-      </w:r>
-    </w:p>
-    <w:p>
-      <w:pPr>
-        <w:spacing w:after="120"/>
-      </w:pPr>
-      <w:r>
-        <w:rPr>
-          <w:rFonts w:ascii="Helvetica" w:cs="Helvetica" w:eastAsia="Helvetica" w:hAnsi="Helvetica"/>
-          <w:color w:val="1C1F26"/>
-          <w:sz w:val="19"/>
-          <w:szCs w:val="19"/>
-        </w:rPr>
-        <w:t xml:space="preserve">Blind p from (f₃−f₂)/(f₂−f₁) = r₂₁ᵖ(r₃₂ᵖ−1)/(r₂₁ᵖ−1); f_ext = f₁+(f₁−f₂)/(r₂₁ᵖ−1); GCI_fine = 1.25|ε₂₁|/(r₂₁ᵖ−1); asymptotic check GCI₂₃/(r₂₁ᵖ GCI₁₂) ≈ 1 [NASA-GCI]. Truth is known here, so the machinery itself is meta-verified.</w:t>
-      </w:r>
-    </w:p>
-    <w:p>
-      <w:pPr>
-        <w:pStyle w:val="Heading2"/>
-        <w:spacing w:after="90" w:before="180"/>
-      </w:pPr>
-      <w:r>
-        <w:rPr>
-          <w:rFonts w:ascii="Helvetica" w:cs="Helvetica" w:eastAsia="Helvetica" w:hAnsi="Helvetica"/>
-          <w:b/>
-          <w:bCs/>
-          <w:color w:val="1C1F26"/>
-          <w:sz w:val="22"/>
-          <w:szCs w:val="22"/>
-        </w:rPr>
-        <w:t xml:space="preserve">03.5 FEMM harmonic conventions under test</w:t>
-      </w:r>
-    </w:p>
-    <w:p>
-      <w:pPr>
-        <w:spacing w:after="120"/>
-      </w:pPr>
-      <w:r>
-        <w:rPr>
-          <w:rFonts w:ascii="Helvetica" w:cs="Helvetica" w:eastAsia="Helvetica" w:hAnsi="Helvetica"/>
-          <w:color w:val="1C1F26"/>
-          <w:sz w:val="19"/>
-          <w:szCs w:val="19"/>
-        </w:rPr>
-        <w:t xml:space="preserve">Peak-amplitude phasors: equal numeric current → E_harm/E_static = 0.5 exactly for linear lossless problems (¼ vs ½ LI²). Field-phasor integrals should preserve amplitude (ratio 1). Both tested at four frequencies.</w:t>
-      </w:r>
-    </w:p>
-    <w:p>
-      <w:pPr>
-        <w:pStyle w:val="Heading1"/>
-        <w:spacing w:after="120" w:before="260"/>
-      </w:pPr>
-      <w:r>
-        <w:rPr>
-          <w:rFonts w:ascii="Helvetica" w:cs="Helvetica" w:eastAsia="Helvetica" w:hAnsi="Helvetica"/>
-          <w:b/>
-          <w:bCs/>
-          <w:color w:val="1C1F26"/>
-          <w:sz w:val="28"/>
-          <w:szCs w:val="28"/>
-        </w:rPr>
-        <w:t xml:space="preserve">04 / Method — harness v2 architecture</w:t>
-      </w:r>
-    </w:p>
-    <w:tbl>
-      <w:tblPr>
-        <w:tblW w:type="dxa" w:w="9800"/>
-        <w:tblBorders>
-          <w:top w:val="single" w:color="auto" w:sz="4"/>
-          <w:left w:val="single" w:color="auto" w:sz="4"/>
-          <w:bottom w:val="single" w:color="auto" w:sz="4"/>
-          <w:right w:val="single" w:color="auto" w:sz="4"/>
-          <w:insideH w:val="single" w:color="auto" w:sz="4"/>
-          <w:insideV w:val="single" w:color="auto" w:sz="4"/>
-        </w:tblBorders>
-      </w:tblPr>
-      <w:tblGrid>
-        <w:gridCol w:w="1971"/>
-        <w:gridCol w:w="7829"/>
-      </w:tblGrid>
-      <w:tr>
-        <w:tc>
-          <w:tcPr>
-            <w:tcW w:type="dxa" w:w="1971"/>
-            <w:shd w:fill="1C1F26" w:val="clear"/>
-            <w:tcMar>
-              <w:top w:type="dxa" w:w="60"/>
-              <w:left w:type="dxa" w:w="80"/>
-              <w:bottom w:type="dxa" w:w="60"/>
-              <w:right w:type="dxa" w:w="80"/>
-            </w:tcMar>
-          </w:tcPr>
-          <w:p>
-            <w:r>
-              <w:rPr>
-                <w:rFonts w:ascii="Helvetica" w:cs="Helvetica" w:eastAsia="Helvetica" w:hAnsi="Helvetica"/>
-                <w:b/>
-                <w:bCs/>
-                <w:color w:val="FFFFFF"/>
-                <w:sz w:val="17"/>
-                <w:szCs w:val="17"/>
-              </w:rPr>
-              <w:t xml:space="preserve">Element</w:t>
-            </w:r>
-          </w:p>
-        </w:tc>
-        <w:tc>
-          <w:tcPr>
-            <w:tcW w:type="dxa" w:w="7829"/>
-            <w:shd w:fill="1C1F26" w:val="clear"/>
-            <w:tcMar>
-              <w:top w:type="dxa" w:w="60"/>
-              <w:left w:type="dxa" w:w="80"/>
-              <w:bottom w:type="dxa" w:w="60"/>
-              <w:right w:type="dxa" w:w="80"/>
-            </w:tcMar>
-          </w:tcPr>
-          <w:p>
-            <w:r>
-              <w:rPr>
-                <w:rFonts w:ascii="Helvetica" w:cs="Helvetica" w:eastAsia="Helvetica" w:hAnsi="Helvetica"/>
-                <w:b/>
-                <w:bCs/>
-                <w:color w:val="FFFFFF"/>
-                <w:sz w:val="17"/>
-                <w:szCs w:val="17"/>
-              </w:rPr>
-              <w:t xml:space="preserve">Implementation</w:t>
-            </w:r>
-          </w:p>
-        </w:tc>
-      </w:tr>
-      <w:tr>
-        <w:tc>
-          <w:tcPr>
-            <w:tcW w:type="dxa" w:w="1971"/>
-            <w:tcMar>
-              <w:top w:type="dxa" w:w="60"/>
-              <w:left w:type="dxa" w:w="80"/>
-              <w:bottom w:type="dxa" w:w="60"/>
-              <w:right w:type="dxa" w:w="80"/>
-            </w:tcMar>
-          </w:tcPr>
-          <w:p>
-            <w:r>
-              <w:rPr>
-                <w:rFonts w:ascii="Helvetica" w:cs="Helvetica" w:eastAsia="Helvetica" w:hAnsi="Helvetica"/>
-                <w:color w:val="1C1F26"/>
-                <w:sz w:val="17"/>
-                <w:szCs w:val="17"/>
-              </w:rPr>
-              <w:t xml:space="preserve">Gate order</w:t>
-            </w:r>
-          </w:p>
-        </w:tc>
-        <w:tc>
-          <w:tcPr>
-            <w:tcW w:type="dxa" w:w="7829"/>
-            <w:tcMar>
-              <w:top w:type="dxa" w:w="60"/>
-              <w:left w:type="dxa" w:w="80"/>
-              <w:bottom w:type="dxa" w:w="60"/>
-              <w:right w:type="dxa" w:w="80"/>
-            </w:tcMar>
-          </w:tcPr>
-          <w:p>
-            <w:r>
-              <w:rPr>
-                <w:rFonts w:ascii="Helvetica" w:cs="Helvetica" w:eastAsia="Helvetica" w:hAnsi="Helvetica"/>
-                <w:color w:val="1C1F26"/>
-                <w:sz w:val="17"/>
-                <w:szCs w:val="17"/>
-              </w:rPr>
-              <w:t xml:space="preserve">Stage A′ (no solver) → asserted → coax family → loop family → probes.</w:t>
-            </w:r>
-          </w:p>
-        </w:tc>
-      </w:tr>
-      <w:tr>
-        <w:tc>
-          <w:tcPr>
-            <w:tcW w:type="dxa" w:w="1971"/>
-            <w:shd w:fill="F3F4F5" w:val="clear"/>
-            <w:tcMar>
-              <w:top w:type="dxa" w:w="60"/>
-              <w:left w:type="dxa" w:w="80"/>
-              <w:bottom w:type="dxa" w:w="60"/>
-              <w:right w:type="dxa" w:w="80"/>
-            </w:tcMar>
-          </w:tcPr>
-          <w:p>
-            <w:r>
-              <w:rPr>
-                <w:rFonts w:ascii="Helvetica" w:cs="Helvetica" w:eastAsia="Helvetica" w:hAnsi="Helvetica"/>
-                <w:color w:val="1C1F26"/>
-                <w:sz w:val="17"/>
-                <w:szCs w:val="17"/>
-              </w:rPr>
-              <w:t xml:space="preserve">Coax family</w:t>
-            </w:r>
-          </w:p>
-        </w:tc>
-        <w:tc>
-          <w:tcPr>
-            <w:tcW w:type="dxa" w:w="7829"/>
-            <w:shd w:fill="F3F4F5" w:val="clear"/>
-            <w:tcMar>
-              <w:top w:type="dxa" w:w="60"/>
-              <w:left w:type="dxa" w:w="80"/>
-              <w:bottom w:type="dxa" w:w="60"/>
-              <w:right w:type="dxa" w:w="80"/>
-            </w:tcMar>
-          </w:tcPr>
-          <w:p>
-            <w:r>
-              <w:rPr>
-                <w:rFonts w:ascii="Helvetica" w:cs="Helvetica" w:eastAsia="Helvetica" w:hAnsi="Helvetica"/>
-                <w:color w:val="1C1F26"/>
-                <w:sz w:val="17"/>
-                <w:szCs w:val="17"/>
-              </w:rPr>
-              <w:t xml:space="preserve">5 meshes h = 4/2/1/0.5/0.25 mm, maxseg 5°→0.3125°, elements 2,498→132,262 (realized ratios 1.54/1.53/1.73/1.78).</w:t>
-            </w:r>
-          </w:p>
-        </w:tc>
-      </w:tr>
-      <w:tr>
-        <w:tc>
-          <w:tcPr>
-            <w:tcW w:type="dxa" w:w="1971"/>
-            <w:tcMar>
-              <w:top w:type="dxa" w:w="60"/>
-              <w:left w:type="dxa" w:w="80"/>
-              <w:bottom w:type="dxa" w:w="60"/>
-              <w:right w:type="dxa" w:w="80"/>
-            </w:tcMar>
-          </w:tcPr>
-          <w:p>
-            <w:r>
-              <w:rPr>
-                <w:rFonts w:ascii="Helvetica" w:cs="Helvetica" w:eastAsia="Helvetica" w:hAnsi="Helvetica"/>
-                <w:color w:val="1C1F26"/>
-                <w:sz w:val="17"/>
-                <w:szCs w:val="17"/>
-              </w:rPr>
-              <w:t xml:space="preserve">Loop family</w:t>
-            </w:r>
-          </w:p>
-        </w:tc>
-        <w:tc>
-          <w:tcPr>
-            <w:tcW w:type="dxa" w:w="7829"/>
-            <w:tcMar>
-              <w:top w:type="dxa" w:w="60"/>
-              <w:left w:type="dxa" w:w="80"/>
-              <w:bottom w:type="dxa" w:w="60"/>
-              <w:right w:type="dxa" w:w="80"/>
-            </w:tcMar>
-          </w:tcPr>
-          <w:p>
-            <w:r>
-              <w:rPr>
-                <w:rFonts w:ascii="Helvetica" w:cs="Helvetica" w:eastAsia="Helvetica" w:hAnsi="Helvetica"/>
-                <w:color w:val="1C1F26"/>
-                <w:sz w:val="17"/>
-                <w:szCs w:val="17"/>
-              </w:rPr>
-              <w:t xml:space="preserve">4 meshes h = 8/4/2/1 mm (coil h/8), 4,194→57,472 el.; ABC 7 shells @0.12 m; truncation check @0.18 m; 6 probes ≥14 mm from source.</w:t>
-            </w:r>
-          </w:p>
-        </w:tc>
-      </w:tr>
-      <w:tr>
-        <w:tc>
-          <w:tcPr>
-            <w:tcW w:type="dxa" w:w="1971"/>
-            <w:shd w:fill="F3F4F5" w:val="clear"/>
-            <w:tcMar>
-              <w:top w:type="dxa" w:w="60"/>
-              <w:left w:type="dxa" w:w="80"/>
-              <w:bottom w:type="dxa" w:w="60"/>
-              <w:right w:type="dxa" w:w="80"/>
-            </w:tcMar>
-          </w:tcPr>
-          <w:p>
-            <w:r>
-              <w:rPr>
-                <w:rFonts w:ascii="Helvetica" w:cs="Helvetica" w:eastAsia="Helvetica" w:hAnsi="Helvetica"/>
-                <w:color w:val="1C1F26"/>
-                <w:sz w:val="17"/>
-                <w:szCs w:val="17"/>
-              </w:rPr>
-              <w:t xml:space="preserve">Smoothing policy</w:t>
-            </w:r>
-          </w:p>
-        </w:tc>
-        <w:tc>
-          <w:tcPr>
-            <w:tcW w:type="dxa" w:w="7829"/>
-            <w:shd w:fill="F3F4F5" w:val="clear"/>
-            <w:tcMar>
-              <w:top w:type="dxa" w:w="60"/>
-              <w:left w:type="dxa" w:w="80"/>
-              <w:bottom w:type="dxa" w:w="60"/>
-              <w:right w:type="dxa" w:w="80"/>
-            </w:tcMar>
-          </w:tcPr>
-          <w:p>
-            <w:r>
-              <w:rPr>
-                <w:rFonts w:ascii="Helvetica" w:cs="Helvetica" w:eastAsia="Helvetica" w:hAnsi="Helvetica"/>
-                <w:color w:val="1C1F26"/>
-                <w:sz w:val="17"/>
-                <w:szCs w:val="17"/>
-              </w:rPr>
-              <w:t xml:space="preserve">mo_smooth OFF and ON measured for every point/contour observable; authoritative state declared per observable (§05.4).</w:t>
-            </w:r>
-          </w:p>
-        </w:tc>
-      </w:tr>
-      <w:tr>
-        <w:tc>
-          <w:tcPr>
-            <w:tcW w:type="dxa" w:w="1971"/>
-            <w:tcMar>
-              <w:top w:type="dxa" w:w="60"/>
-              <w:left w:type="dxa" w:w="80"/>
-              <w:bottom w:type="dxa" w:w="60"/>
-              <w:right w:type="dxa" w:w="80"/>
-            </w:tcMar>
-          </w:tcPr>
-          <w:p>
-            <w:r>
-              <w:rPr>
-                <w:rFonts w:ascii="Helvetica" w:cs="Helvetica" w:eastAsia="Helvetica" w:hAnsi="Helvetica"/>
-                <w:color w:val="1C1F26"/>
-                <w:sz w:val="17"/>
-                <w:szCs w:val="17"/>
-              </w:rPr>
-              <w:t xml:space="preserve">Probes</w:t>
-            </w:r>
-          </w:p>
-        </w:tc>
-        <w:tc>
-          <w:tcPr>
-            <w:tcW w:type="dxa" w:w="7829"/>
-            <w:tcMar>
-              <w:top w:type="dxa" w:w="60"/>
-              <w:left w:type="dxa" w:w="80"/>
-              <w:bottom w:type="dxa" w:w="60"/>
-              <w:right w:type="dxa" w:w="80"/>
-            </w:tcMar>
-          </w:tcPr>
-          <w:p>
-            <w:r>
-              <w:rPr>
-                <w:rFonts w:ascii="Helvetica" w:cs="Helvetica" w:eastAsia="Helvetica" w:hAnsi="Helvetica"/>
-                <w:color w:val="1C1F26"/>
-                <w:sz w:val="17"/>
-                <w:szCs w:val="17"/>
-              </w:rPr>
-              <w:t xml:space="preserve">ω-sequence 0.01/0.1/1/10 Hz (σ=0); harmonic bi8 ratio; P4 complex-circuit marshaling with exact complex target; mo_geta convention probe.</w:t>
-            </w:r>
-          </w:p>
-        </w:tc>
-      </w:tr>
-      <w:tr>
-        <w:tc>
-          <w:tcPr>
-            <w:tcW w:type="dxa" w:w="1971"/>
-            <w:shd w:fill="F3F4F5" w:val="clear"/>
-            <w:tcMar>
-              <w:top w:type="dxa" w:w="60"/>
-              <w:left w:type="dxa" w:w="80"/>
-              <w:bottom w:type="dxa" w:w="60"/>
-              <w:right w:type="dxa" w:w="80"/>
-            </w:tcMar>
-          </w:tcPr>
-          <w:p>
-            <w:r>
-              <w:rPr>
-                <w:rFonts w:ascii="Helvetica" w:cs="Helvetica" w:eastAsia="Helvetica" w:hAnsi="Helvetica"/>
-                <w:color w:val="1C1F26"/>
-                <w:sz w:val="17"/>
-                <w:szCs w:val="17"/>
-              </w:rPr>
-              <w:t xml:space="preserve">Evidence</w:t>
-            </w:r>
-          </w:p>
-        </w:tc>
-        <w:tc>
-          <w:tcPr>
-            <w:tcW w:type="dxa" w:w="7829"/>
-            <w:shd w:fill="F3F4F5" w:val="clear"/>
-            <w:tcMar>
-              <w:top w:type="dxa" w:w="60"/>
-              <w:left w:type="dxa" w:w="80"/>
-              <w:bottom w:type="dxa" w:w="60"/>
-              <w:right w:type="dxa" w:w="80"/>
-            </w:tcMar>
-          </w:tcPr>
-          <w:p>
-            <w:r>
-              <w:rPr>
-                <w:rFonts w:ascii="Helvetica" w:cs="Helvetica" w:eastAsia="Helvetica" w:hAnsi="Helvetica"/>
-                <w:color w:val="1C1F26"/>
-                <w:sz w:val="17"/>
-                <w:szCs w:val="17"/>
-              </w:rPr>
-              <w:t xml:space="preserve">transcript.log (asserted non-empty) · results.mat · report_numbers.json · gate_manifest.json · 11 retained .fem/.ans · 12 figures.</w:t>
-            </w:r>
-          </w:p>
-        </w:tc>
-      </w:tr>
-    </w:tbl>
-    <w:p>
-      <w:pPr>
-        <w:pStyle w:val="Heading1"/>
-        <w:spacing w:after="120" w:before="260"/>
-      </w:pPr>
-      <w:r>
-        <w:rPr>
-          <w:rFonts w:ascii="Helvetica" w:cs="Helvetica" w:eastAsia="Helvetica" w:hAnsi="Helvetica"/>
-          <w:b/>
-          <w:bCs/>
-          <w:color w:val="1C1F26"/>
-          <w:sz w:val="28"/>
-          <w:szCs w:val="28"/>
-        </w:rPr>
-        <w:t xml:space="preserve">05 / Results</w:t>
-      </w:r>
-    </w:p>
-    <w:p>
-      <w:pPr>
-        <w:pStyle w:val="Heading2"/>
-        <w:spacing w:after="90" w:before="180"/>
-      </w:pPr>
-      <w:r>
-        <w:rPr>
-          <w:rFonts w:ascii="Helvetica" w:cs="Helvetica" w:eastAsia="Helvetica" w:hAnsi="Helvetica"/>
-          <w:b/>
-          <w:bCs/>
-          <w:color w:val="1C1F26"/>
-          <w:sz w:val="22"/>
-          <w:szCs w:val="22"/>
-        </w:rPr>
-        <w:t xml:space="preserve">05.1 Stage A′ — operators certified on the manufactured field</w:t>
-      </w:r>
-    </w:p>
-    <w:tbl>
-      <w:tblPr>
-        <w:tblW w:type="dxa" w:w="9800"/>
-        <w:tblBorders>
-          <w:top w:val="single" w:color="auto" w:sz="4"/>
-          <w:left w:val="single" w:color="auto" w:sz="4"/>
-          <w:bottom w:val="single" w:color="auto" w:sz="4"/>
-          <w:right w:val="single" w:color="auto" w:sz="4"/>
-          <w:insideH w:val="single" w:color="auto" w:sz="4"/>
-          <w:insideV w:val="single" w:color="auto" w:sz="4"/>
-        </w:tblBorders>
-      </w:tblPr>
-      <w:tblGrid>
-        <w:gridCol w:w="1690"/>
-        <w:gridCol w:w="2703"/>
-        <w:gridCol w:w="2703"/>
-        <w:gridCol w:w="2703"/>
-      </w:tblGrid>
-      <w:tr>
-        <w:tc>
-          <w:tcPr>
-            <w:tcW w:type="dxa" w:w="1690"/>
-            <w:shd w:fill="1C1F26" w:val="clear"/>
-            <w:tcMar>
-              <w:top w:type="dxa" w:w="60"/>
-              <w:left w:type="dxa" w:w="80"/>
-              <w:bottom w:type="dxa" w:w="60"/>
-              <w:right w:type="dxa" w:w="80"/>
-            </w:tcMar>
-          </w:tcPr>
-          <w:p>
-            <w:r>
-              <w:rPr>
-                <w:rFonts w:ascii="Helvetica" w:cs="Helvetica" w:eastAsia="Helvetica" w:hAnsi="Helvetica"/>
-                <w:b/>
-                <w:bCs/>
-                <w:color w:val="FFFFFF"/>
-                <w:sz w:val="17"/>
-                <w:szCs w:val="17"/>
-              </w:rPr>
-              <w:t xml:space="preserve">N</w:t>
-            </w:r>
-          </w:p>
-        </w:tc>
-        <w:tc>
-          <w:tcPr>
-            <w:tcW w:type="dxa" w:w="2703"/>
-            <w:shd w:fill="1C1F26" w:val="clear"/>
-            <w:tcMar>
-              <w:top w:type="dxa" w:w="60"/>
-              <w:left w:type="dxa" w:w="80"/>
-              <w:bottom w:type="dxa" w:w="60"/>
-              <w:right w:type="dxa" w:w="80"/>
-            </w:tcMar>
-          </w:tcPr>
-          <w:p>
-            <w:r>
-              <w:rPr>
-                <w:rFonts w:ascii="Helvetica" w:cs="Helvetica" w:eastAsia="Helvetica" w:hAnsi="Helvetica"/>
-                <w:b/>
-                <w:bCs/>
-                <w:color w:val="FFFFFF"/>
-                <w:sz w:val="17"/>
-                <w:szCs w:val="17"/>
-              </w:rPr>
-              <w:t xml:space="preserve">T1 ∫Bx dA</w:t>
-            </w:r>
-          </w:p>
-        </w:tc>
-        <w:tc>
-          <w:tcPr>
-            <w:tcW w:type="dxa" w:w="2703"/>
-            <w:shd w:fill="1C1F26" w:val="clear"/>
-            <w:tcMar>
-              <w:top w:type="dxa" w:w="60"/>
-              <w:left w:type="dxa" w:w="80"/>
-              <w:bottom w:type="dxa" w:w="60"/>
-              <w:right w:type="dxa" w:w="80"/>
-            </w:tcMar>
-          </w:tcPr>
-          <w:p>
-            <w:r>
-              <w:rPr>
-                <w:rFonts w:ascii="Helvetica" w:cs="Helvetica" w:eastAsia="Helvetica" w:hAnsi="Helvetica"/>
-                <w:b/>
-                <w:bCs/>
-                <w:color w:val="FFFFFF"/>
-                <w:sz w:val="17"/>
-                <w:szCs w:val="17"/>
-              </w:rPr>
-              <w:t xml:space="preserve">T2 energy</w:t>
-            </w:r>
-          </w:p>
-        </w:tc>
-        <w:tc>
-          <w:tcPr>
-            <w:tcW w:type="dxa" w:w="2703"/>
-            <w:shd w:fill="1C1F26" w:val="clear"/>
-            <w:tcMar>
-              <w:top w:type="dxa" w:w="60"/>
-              <w:left w:type="dxa" w:w="80"/>
-              <w:bottom w:type="dxa" w:w="60"/>
-              <w:right w:type="dxa" w:w="80"/>
-            </w:tcMar>
-          </w:tcPr>
-          <w:p>
-            <w:r>
-              <w:rPr>
-                <w:rFonts w:ascii="Helvetica" w:cs="Helvetica" w:eastAsia="Helvetica" w:hAnsi="Helvetica"/>
-                <w:b/>
-                <w:bCs/>
-                <w:color w:val="FFFFFF"/>
-                <w:sz w:val="17"/>
-                <w:szCs w:val="17"/>
-              </w:rPr>
-              <w:t xml:space="preserve">T3 circulation</w:t>
-            </w:r>
-          </w:p>
-        </w:tc>
-      </w:tr>
-      <w:tr>
-        <w:tc>
-          <w:tcPr>
-            <w:tcW w:type="dxa" w:w="1690"/>
-            <w:tcMar>
-              <w:top w:type="dxa" w:w="60"/>
-              <w:left w:type="dxa" w:w="80"/>
-              <w:bottom w:type="dxa" w:w="60"/>
-              <w:right w:type="dxa" w:w="80"/>
-            </w:tcMar>
-          </w:tcPr>
-          <w:p>
-            <w:r>
-              <w:rPr>
-                <w:rFonts w:ascii="Helvetica" w:cs="Helvetica" w:eastAsia="Helvetica" w:hAnsi="Helvetica"/>
-                <w:color w:val="1C1F26"/>
-                <w:sz w:val="17"/>
-                <w:szCs w:val="17"/>
-              </w:rPr>
-              <w:t xml:space="preserve">12</w:t>
-            </w:r>
-          </w:p>
-        </w:tc>
-        <w:tc>
-          <w:tcPr>
-            <w:tcW w:type="dxa" w:w="2703"/>
-            <w:tcMar>
-              <w:top w:type="dxa" w:w="60"/>
-              <w:left w:type="dxa" w:w="80"/>
-              <w:bottom w:type="dxa" w:w="60"/>
-              <w:right w:type="dxa" w:w="80"/>
-            </w:tcMar>
-          </w:tcPr>
-          <w:p>
-            <w:r>
-              <w:rPr>
-                <w:rFonts w:ascii="Helvetica" w:cs="Helvetica" w:eastAsia="Helvetica" w:hAnsi="Helvetica"/>
-                <w:color w:val="1C1F26"/>
-                <w:sz w:val="17"/>
-                <w:szCs w:val="17"/>
-              </w:rPr>
-              <w:t xml:space="preserve">3.954e-03</w:t>
-            </w:r>
-          </w:p>
-        </w:tc>
-        <w:tc>
-          <w:tcPr>
-            <w:tcW w:type="dxa" w:w="2703"/>
-            <w:tcMar>
-              <w:top w:type="dxa" w:w="60"/>
-              <w:left w:type="dxa" w:w="80"/>
-              <w:bottom w:type="dxa" w:w="60"/>
-              <w:right w:type="dxa" w:w="80"/>
-            </w:tcMar>
-          </w:tcPr>
-          <w:p>
-            <w:r>
-              <w:rPr>
-                <w:rFonts w:ascii="Helvetica" w:cs="Helvetica" w:eastAsia="Helvetica" w:hAnsi="Helvetica"/>
-                <w:color w:val="1C1F26"/>
-                <w:sz w:val="17"/>
-                <w:szCs w:val="17"/>
-              </w:rPr>
-              <w:t xml:space="preserve">4.936e-04</w:t>
-            </w:r>
-          </w:p>
-        </w:tc>
-        <w:tc>
-          <w:tcPr>
-            <w:tcW w:type="dxa" w:w="2703"/>
-            <w:tcMar>
-              <w:top w:type="dxa" w:w="60"/>
-              <w:left w:type="dxa" w:w="80"/>
-              <w:bottom w:type="dxa" w:w="60"/>
-              <w:right w:type="dxa" w:w="80"/>
-            </w:tcMar>
-          </w:tcPr>
-          <w:p>
-            <w:r>
-              <w:rPr>
-                <w:rFonts w:ascii="Helvetica" w:cs="Helvetica" w:eastAsia="Helvetica" w:hAnsi="Helvetica"/>
-                <w:color w:val="1C1F26"/>
-                <w:sz w:val="17"/>
-                <w:szCs w:val="17"/>
-              </w:rPr>
-              <w:t xml:space="preserve">3.471e-03</w:t>
-            </w:r>
-          </w:p>
-        </w:tc>
-      </w:tr>
-      <w:tr>
-        <w:tc>
-          <w:tcPr>
-            <w:tcW w:type="dxa" w:w="1690"/>
-            <w:shd w:fill="F3F4F5" w:val="clear"/>
-            <w:tcMar>
-              <w:top w:type="dxa" w:w="60"/>
-              <w:left w:type="dxa" w:w="80"/>
-              <w:bottom w:type="dxa" w:w="60"/>
-              <w:right w:type="dxa" w:w="80"/>
-            </w:tcMar>
-          </w:tcPr>
-          <w:p>
-            <w:r>
-              <w:rPr>
-                <w:rFonts w:ascii="Helvetica" w:cs="Helvetica" w:eastAsia="Helvetica" w:hAnsi="Helvetica"/>
-                <w:color w:val="1C1F26"/>
-                <w:sz w:val="17"/>
-                <w:szCs w:val="17"/>
-              </w:rPr>
-              <w:t xml:space="preserve">25</w:t>
-            </w:r>
-          </w:p>
-        </w:tc>
-        <w:tc>
-          <w:tcPr>
-            <w:tcW w:type="dxa" w:w="2703"/>
-            <w:shd w:fill="F3F4F5" w:val="clear"/>
-            <w:tcMar>
-              <w:top w:type="dxa" w:w="60"/>
-              <w:left w:type="dxa" w:w="80"/>
-              <w:bottom w:type="dxa" w:w="60"/>
-              <w:right w:type="dxa" w:w="80"/>
-            </w:tcMar>
-          </w:tcPr>
-          <w:p>
-            <w:r>
-              <w:rPr>
-                <w:rFonts w:ascii="Helvetica" w:cs="Helvetica" w:eastAsia="Helvetica" w:hAnsi="Helvetica"/>
-                <w:color w:val="1C1F26"/>
-                <w:sz w:val="17"/>
-                <w:szCs w:val="17"/>
-              </w:rPr>
-              <w:t xml:space="preserve">9.092e-04</w:t>
-            </w:r>
-          </w:p>
-        </w:tc>
-        <w:tc>
-          <w:tcPr>
-            <w:tcW w:type="dxa" w:w="2703"/>
-            <w:shd w:fill="F3F4F5" w:val="clear"/>
-            <w:tcMar>
-              <w:top w:type="dxa" w:w="60"/>
-              <w:left w:type="dxa" w:w="80"/>
-              <w:bottom w:type="dxa" w:w="60"/>
-              <w:right w:type="dxa" w:w="80"/>
-            </w:tcMar>
-          </w:tcPr>
-          <w:p>
-            <w:r>
-              <w:rPr>
-                <w:rFonts w:ascii="Helvetica" w:cs="Helvetica" w:eastAsia="Helvetica" w:hAnsi="Helvetica"/>
-                <w:color w:val="1C1F26"/>
-                <w:sz w:val="17"/>
-                <w:szCs w:val="17"/>
-              </w:rPr>
-              <w:t xml:space="preserve">1.134e-04</w:t>
-            </w:r>
-          </w:p>
-        </w:tc>
-        <w:tc>
-          <w:tcPr>
-            <w:tcW w:type="dxa" w:w="2703"/>
-            <w:shd w:fill="F3F4F5" w:val="clear"/>
-            <w:tcMar>
-              <w:top w:type="dxa" w:w="60"/>
-              <w:left w:type="dxa" w:w="80"/>
-              <w:bottom w:type="dxa" w:w="60"/>
-              <w:right w:type="dxa" w:w="80"/>
-            </w:tcMar>
-          </w:tcPr>
-          <w:p>
-            <w:r>
-              <w:rPr>
-                <w:rFonts w:ascii="Helvetica" w:cs="Helvetica" w:eastAsia="Helvetica" w:hAnsi="Helvetica"/>
-                <w:color w:val="1C1F26"/>
-                <w:sz w:val="17"/>
-                <w:szCs w:val="17"/>
-              </w:rPr>
-              <w:t xml:space="preserve">7.993e-04</w:t>
-            </w:r>
-          </w:p>
-        </w:tc>
-      </w:tr>
-      <w:tr>
-        <w:tc>
-          <w:tcPr>
-            <w:tcW w:type="dxa" w:w="1690"/>
-            <w:tcMar>
-              <w:top w:type="dxa" w:w="60"/>
-              <w:left w:type="dxa" w:w="80"/>
-              <w:bottom w:type="dxa" w:w="60"/>
-              <w:right w:type="dxa" w:w="80"/>
-            </w:tcMar>
-          </w:tcPr>
-          <w:p>
-            <w:r>
-              <w:rPr>
-                <w:rFonts w:ascii="Helvetica" w:cs="Helvetica" w:eastAsia="Helvetica" w:hAnsi="Helvetica"/>
-                <w:color w:val="1C1F26"/>
-                <w:sz w:val="17"/>
-                <w:szCs w:val="17"/>
-              </w:rPr>
-              <w:t xml:space="preserve">50</w:t>
-            </w:r>
-          </w:p>
-        </w:tc>
-        <w:tc>
-          <w:tcPr>
-            <w:tcW w:type="dxa" w:w="2703"/>
-            <w:tcMar>
-              <w:top w:type="dxa" w:w="60"/>
-              <w:left w:type="dxa" w:w="80"/>
-              <w:bottom w:type="dxa" w:w="60"/>
-              <w:right w:type="dxa" w:w="80"/>
-            </w:tcMar>
-          </w:tcPr>
-          <w:p>
-            <w:r>
-              <w:rPr>
-                <w:rFonts w:ascii="Helvetica" w:cs="Helvetica" w:eastAsia="Helvetica" w:hAnsi="Helvetica"/>
-                <w:color w:val="1C1F26"/>
-                <w:sz w:val="17"/>
-                <w:szCs w:val="17"/>
-              </w:rPr>
-              <w:t xml:space="preserve">2.272e-04</w:t>
-            </w:r>
-          </w:p>
-        </w:tc>
-        <w:tc>
-          <w:tcPr>
-            <w:tcW w:type="dxa" w:w="2703"/>
-            <w:tcMar>
-              <w:top w:type="dxa" w:w="60"/>
-              <w:left w:type="dxa" w:w="80"/>
-              <w:bottom w:type="dxa" w:w="60"/>
-              <w:right w:type="dxa" w:w="80"/>
-            </w:tcMar>
-          </w:tcPr>
-          <w:p>
-            <w:r>
-              <w:rPr>
-                <w:rFonts w:ascii="Helvetica" w:cs="Helvetica" w:eastAsia="Helvetica" w:hAnsi="Helvetica"/>
-                <w:color w:val="1C1F26"/>
-                <w:sz w:val="17"/>
-                <w:szCs w:val="17"/>
-              </w:rPr>
-              <w:t xml:space="preserve">2.832e-05</w:t>
-            </w:r>
-          </w:p>
-        </w:tc>
-        <w:tc>
-          <w:tcPr>
-            <w:tcW w:type="dxa" w:w="2703"/>
-            <w:tcMar>
-              <w:top w:type="dxa" w:w="60"/>
-              <w:left w:type="dxa" w:w="80"/>
-              <w:bottom w:type="dxa" w:w="60"/>
-              <w:right w:type="dxa" w:w="80"/>
-            </w:tcMar>
-          </w:tcPr>
-          <w:p>
-            <w:r>
-              <w:rPr>
-                <w:rFonts w:ascii="Helvetica" w:cs="Helvetica" w:eastAsia="Helvetica" w:hAnsi="Helvetica"/>
-                <w:color w:val="1C1F26"/>
-                <w:sz w:val="17"/>
-                <w:szCs w:val="17"/>
-              </w:rPr>
-              <w:t xml:space="preserve">1.998e-04</w:t>
-            </w:r>
-          </w:p>
-        </w:tc>
-      </w:tr>
-      <w:tr>
-        <w:tc>
-          <w:tcPr>
-            <w:tcW w:type="dxa" w:w="1690"/>
-            <w:shd w:fill="F3F4F5" w:val="clear"/>
-            <w:tcMar>
-              <w:top w:type="dxa" w:w="60"/>
-              <w:left w:type="dxa" w:w="80"/>
-              <w:bottom w:type="dxa" w:w="60"/>
-              <w:right w:type="dxa" w:w="80"/>
-            </w:tcMar>
-          </w:tcPr>
-          <w:p>
-            <w:r>
-              <w:rPr>
-                <w:rFonts w:ascii="Helvetica" w:cs="Helvetica" w:eastAsia="Helvetica" w:hAnsi="Helvetica"/>
-                <w:color w:val="1C1F26"/>
-                <w:sz w:val="17"/>
-                <w:szCs w:val="17"/>
-              </w:rPr>
-              <w:t xml:space="preserve">100</w:t>
-            </w:r>
-          </w:p>
-        </w:tc>
-        <w:tc>
-          <w:tcPr>
-            <w:tcW w:type="dxa" w:w="2703"/>
-            <w:shd w:fill="F3F4F5" w:val="clear"/>
-            <w:tcMar>
-              <w:top w:type="dxa" w:w="60"/>
-              <w:left w:type="dxa" w:w="80"/>
-              <w:bottom w:type="dxa" w:w="60"/>
-              <w:right w:type="dxa" w:w="80"/>
-            </w:tcMar>
-          </w:tcPr>
-          <w:p>
-            <w:r>
-              <w:rPr>
-                <w:rFonts w:ascii="Helvetica" w:cs="Helvetica" w:eastAsia="Helvetica" w:hAnsi="Helvetica"/>
-                <w:color w:val="1C1F26"/>
-                <w:sz w:val="17"/>
-                <w:szCs w:val="17"/>
-              </w:rPr>
-              <w:t xml:space="preserve">5.680e-05</w:t>
-            </w:r>
-          </w:p>
-        </w:tc>
-        <w:tc>
-          <w:tcPr>
-            <w:tcW w:type="dxa" w:w="2703"/>
-            <w:shd w:fill="F3F4F5" w:val="clear"/>
-            <w:tcMar>
-              <w:top w:type="dxa" w:w="60"/>
-              <w:left w:type="dxa" w:w="80"/>
-              <w:bottom w:type="dxa" w:w="60"/>
-              <w:right w:type="dxa" w:w="80"/>
-            </w:tcMar>
-          </w:tcPr>
-          <w:p>
-            <w:r>
-              <w:rPr>
-                <w:rFonts w:ascii="Helvetica" w:cs="Helvetica" w:eastAsia="Helvetica" w:hAnsi="Helvetica"/>
-                <w:color w:val="1C1F26"/>
-                <w:sz w:val="17"/>
-                <w:szCs w:val="17"/>
-              </w:rPr>
-              <w:t xml:space="preserve">7.080e-06</w:t>
-            </w:r>
-          </w:p>
-        </w:tc>
-        <w:tc>
-          <w:tcPr>
-            <w:tcW w:type="dxa" w:w="2703"/>
-            <w:shd w:fill="F3F4F5" w:val="clear"/>
-            <w:tcMar>
-              <w:top w:type="dxa" w:w="60"/>
-              <w:left w:type="dxa" w:w="80"/>
-              <w:bottom w:type="dxa" w:w="60"/>
-              <w:right w:type="dxa" w:w="80"/>
-            </w:tcMar>
-          </w:tcPr>
-          <w:p>
-            <w:r>
-              <w:rPr>
-                <w:rFonts w:ascii="Helvetica" w:cs="Helvetica" w:eastAsia="Helvetica" w:hAnsi="Helvetica"/>
-                <w:color w:val="1C1F26"/>
-                <w:sz w:val="17"/>
-                <w:szCs w:val="17"/>
-              </w:rPr>
-              <w:t xml:space="preserve">4.995e-05</w:t>
-            </w:r>
-          </w:p>
-        </w:tc>
-      </w:tr>
-      <w:tr>
-        <w:tc>
-          <w:tcPr>
-            <w:tcW w:type="dxa" w:w="1690"/>
-            <w:tcMar>
-              <w:top w:type="dxa" w:w="60"/>
-              <w:left w:type="dxa" w:w="80"/>
-              <w:bottom w:type="dxa" w:w="60"/>
-              <w:right w:type="dxa" w:w="80"/>
-            </w:tcMar>
-          </w:tcPr>
-          <w:p>
-            <w:r>
-              <w:rPr>
-                <w:rFonts w:ascii="Helvetica" w:cs="Helvetica" w:eastAsia="Helvetica" w:hAnsi="Helvetica"/>
-                <w:color w:val="1C1F26"/>
-                <w:sz w:val="17"/>
-                <w:szCs w:val="17"/>
-              </w:rPr>
-              <w:t xml:space="preserve">200</w:t>
-            </w:r>
-          </w:p>
-        </w:tc>
-        <w:tc>
-          <w:tcPr>
-            <w:tcW w:type="dxa" w:w="2703"/>
-            <w:tcMar>
-              <w:top w:type="dxa" w:w="60"/>
-              <w:left w:type="dxa" w:w="80"/>
-              <w:bottom w:type="dxa" w:w="60"/>
-              <w:right w:type="dxa" w:w="80"/>
-            </w:tcMar>
-          </w:tcPr>
-          <w:p>
-            <w:r>
-              <w:rPr>
-                <w:rFonts w:ascii="Helvetica" w:cs="Helvetica" w:eastAsia="Helvetica" w:hAnsi="Helvetica"/>
-                <w:color w:val="1C1F26"/>
-                <w:sz w:val="17"/>
-                <w:szCs w:val="17"/>
-              </w:rPr>
-              <w:t xml:space="preserve">1.420e-05</w:t>
-            </w:r>
-          </w:p>
-        </w:tc>
-        <w:tc>
-          <w:tcPr>
-            <w:tcW w:type="dxa" w:w="2703"/>
-            <w:tcMar>
-              <w:top w:type="dxa" w:w="60"/>
-              <w:left w:type="dxa" w:w="80"/>
-              <w:bottom w:type="dxa" w:w="60"/>
-              <w:right w:type="dxa" w:w="80"/>
-            </w:tcMar>
-          </w:tcPr>
-          <w:p>
-            <w:r>
-              <w:rPr>
-                <w:rFonts w:ascii="Helvetica" w:cs="Helvetica" w:eastAsia="Helvetica" w:hAnsi="Helvetica"/>
-                <w:color w:val="1C1F26"/>
-                <w:sz w:val="17"/>
-                <w:szCs w:val="17"/>
-              </w:rPr>
-              <w:t xml:space="preserve">1.770e-06</w:t>
-            </w:r>
-          </w:p>
-        </w:tc>
-        <w:tc>
-          <w:tcPr>
-            <w:tcW w:type="dxa" w:w="2703"/>
-            <w:tcMar>
-              <w:top w:type="dxa" w:w="60"/>
-              <w:left w:type="dxa" w:w="80"/>
-              <w:bottom w:type="dxa" w:w="60"/>
-              <w:right w:type="dxa" w:w="80"/>
-            </w:tcMar>
-          </w:tcPr>
-          <w:p>
-            <w:r>
-              <w:rPr>
-                <w:rFonts w:ascii="Helvetica" w:cs="Helvetica" w:eastAsia="Helvetica" w:hAnsi="Helvetica"/>
-                <w:color w:val="1C1F26"/>
-                <w:sz w:val="17"/>
-                <w:szCs w:val="17"/>
-              </w:rPr>
-              <w:t xml:space="preserve">1.249e-05</w:t>
-            </w:r>
-          </w:p>
-        </w:tc>
-      </w:tr>
-      <w:tr>
-        <w:tc>
-          <w:tcPr>
-            <w:tcW w:type="dxa" w:w="1690"/>
-            <w:shd w:fill="F3F4F5" w:val="clear"/>
-            <w:tcMar>
-              <w:top w:type="dxa" w:w="60"/>
-              <w:left w:type="dxa" w:w="80"/>
-              <w:bottom w:type="dxa" w:w="60"/>
-              <w:right w:type="dxa" w:w="80"/>
-            </w:tcMar>
-          </w:tcPr>
-          <w:p>
-            <w:r>
-              <w:rPr>
-                <w:rFonts w:ascii="Helvetica" w:cs="Helvetica" w:eastAsia="Helvetica" w:hAnsi="Helvetica"/>
-                <w:color w:val="1C1F26"/>
-                <w:sz w:val="17"/>
-                <w:szCs w:val="17"/>
-              </w:rPr>
-              <w:t xml:space="preserve">400</w:t>
-            </w:r>
-          </w:p>
-        </w:tc>
-        <w:tc>
-          <w:tcPr>
-            <w:tcW w:type="dxa" w:w="2703"/>
-            <w:shd w:fill="F3F4F5" w:val="clear"/>
-            <w:tcMar>
-              <w:top w:type="dxa" w:w="60"/>
-              <w:left w:type="dxa" w:w="80"/>
-              <w:bottom w:type="dxa" w:w="60"/>
-              <w:right w:type="dxa" w:w="80"/>
-            </w:tcMar>
-          </w:tcPr>
-          <w:p>
-            <w:r>
-              <w:rPr>
-                <w:rFonts w:ascii="Helvetica" w:cs="Helvetica" w:eastAsia="Helvetica" w:hAnsi="Helvetica"/>
-                <w:color w:val="1C1F26"/>
-                <w:sz w:val="17"/>
-                <w:szCs w:val="17"/>
-              </w:rPr>
-              <w:t xml:space="preserve">3.550e-06</w:t>
-            </w:r>
-          </w:p>
-        </w:tc>
-        <w:tc>
-          <w:tcPr>
-            <w:tcW w:type="dxa" w:w="2703"/>
-            <w:shd w:fill="F3F4F5" w:val="clear"/>
-            <w:tcMar>
-              <w:top w:type="dxa" w:w="60"/>
-              <w:left w:type="dxa" w:w="80"/>
-              <w:bottom w:type="dxa" w:w="60"/>
-              <w:right w:type="dxa" w:w="80"/>
-            </w:tcMar>
-          </w:tcPr>
-          <w:p>
-            <w:r>
-              <w:rPr>
-                <w:rFonts w:ascii="Helvetica" w:cs="Helvetica" w:eastAsia="Helvetica" w:hAnsi="Helvetica"/>
-                <w:color w:val="1C1F26"/>
-                <w:sz w:val="17"/>
-                <w:szCs w:val="17"/>
-              </w:rPr>
-              <w:t xml:space="preserve">4.425e-07</w:t>
-            </w:r>
-          </w:p>
-        </w:tc>
-        <w:tc>
-          <w:tcPr>
-            <w:tcW w:type="dxa" w:w="2703"/>
-            <w:shd w:fill="F3F4F5" w:val="clear"/>
-            <w:tcMar>
-              <w:top w:type="dxa" w:w="60"/>
-              <w:left w:type="dxa" w:w="80"/>
-              <w:bottom w:type="dxa" w:w="60"/>
-              <w:right w:type="dxa" w:w="80"/>
-            </w:tcMar>
-          </w:tcPr>
-          <w:p>
-            <w:r>
-              <w:rPr>
-                <w:rFonts w:ascii="Helvetica" w:cs="Helvetica" w:eastAsia="Helvetica" w:hAnsi="Helvetica"/>
-                <w:color w:val="1C1F26"/>
-                <w:sz w:val="17"/>
-                <w:szCs w:val="17"/>
-              </w:rPr>
-              <w:t xml:space="preserve">3.122e-06</w:t>
-            </w:r>
-          </w:p>
-        </w:tc>
-      </w:tr>
-      <w:tr>
-        <w:tc>
-          <w:tcPr>
-            <w:tcW w:type="dxa" w:w="1690"/>
-            <w:tcMar>
-              <w:top w:type="dxa" w:w="60"/>
-              <w:left w:type="dxa" w:w="80"/>
-              <w:bottom w:type="dxa" w:w="60"/>
-              <w:right w:type="dxa" w:w="80"/>
-            </w:tcMar>
-          </w:tcPr>
-          <w:p>
-            <w:r>
-              <w:rPr>
-                <w:rFonts w:ascii="Helvetica" w:cs="Helvetica" w:eastAsia="Helvetica" w:hAnsi="Helvetica"/>
-                <w:color w:val="1C1F26"/>
-                <w:sz w:val="17"/>
-                <w:szCs w:val="17"/>
-              </w:rPr>
-              <w:t xml:space="preserve">fitted order</w:t>
-            </w:r>
-          </w:p>
-        </w:tc>
-        <w:tc>
-          <w:tcPr>
-            <w:tcW w:type="dxa" w:w="2703"/>
-            <w:tcMar>
-              <w:top w:type="dxa" w:w="60"/>
-              <w:left w:type="dxa" w:w="80"/>
-              <w:bottom w:type="dxa" w:w="60"/>
-              <w:right w:type="dxa" w:w="80"/>
-            </w:tcMar>
-          </w:tcPr>
-          <w:p>
-            <w:r>
-              <w:rPr>
-                <w:rFonts w:ascii="Helvetica" w:cs="Helvetica" w:eastAsia="Helvetica" w:hAnsi="Helvetica"/>
-                <w:color w:val="1C1F26"/>
-                <w:sz w:val="17"/>
-                <w:szCs w:val="17"/>
-              </w:rPr>
-              <w:t xml:space="preserve">2.001</w:t>
-            </w:r>
-          </w:p>
-        </w:tc>
-        <w:tc>
-          <w:tcPr>
-            <w:tcW w:type="dxa" w:w="2703"/>
-            <w:tcMar>
-              <w:top w:type="dxa" w:w="60"/>
-              <w:left w:type="dxa" w:w="80"/>
-              <w:bottom w:type="dxa" w:w="60"/>
-              <w:right w:type="dxa" w:w="80"/>
-            </w:tcMar>
-          </w:tcPr>
-          <w:p>
-            <w:r>
-              <w:rPr>
-                <w:rFonts w:ascii="Helvetica" w:cs="Helvetica" w:eastAsia="Helvetica" w:hAnsi="Helvetica"/>
-                <w:color w:val="1C1F26"/>
-                <w:sz w:val="17"/>
-                <w:szCs w:val="17"/>
-              </w:rPr>
-              <w:t xml:space="preserve">2.001</w:t>
-            </w:r>
-          </w:p>
-        </w:tc>
-        <w:tc>
-          <w:tcPr>
-            <w:tcW w:type="dxa" w:w="2703"/>
-            <w:tcMar>
-              <w:top w:type="dxa" w:w="60"/>
-              <w:left w:type="dxa" w:w="80"/>
-              <w:bottom w:type="dxa" w:w="60"/>
-              <w:right w:type="dxa" w:w="80"/>
-            </w:tcMar>
-          </w:tcPr>
-          <w:p>
-            <w:r>
-              <w:rPr>
-                <w:rFonts w:ascii="Helvetica" w:cs="Helvetica" w:eastAsia="Helvetica" w:hAnsi="Helvetica"/>
-                <w:color w:val="1C1F26"/>
-                <w:sz w:val="17"/>
-                <w:szCs w:val="17"/>
-              </w:rPr>
-              <w:t xml:space="preserve">2.000</w:t>
-            </w:r>
-          </w:p>
-        </w:tc>
-      </w:tr>
-    </w:tbl>
-    <w:p>
-      <w:pPr>
-        <w:spacing w:after="120"/>
-      </w:pPr>
-      <w:r>
-        <w:rPr>
-          <w:rFonts w:ascii="Helvetica" w:cs="Helvetica" w:eastAsia="Helvetica" w:hAnsi="Helvetica"/>
-          <w:color w:val="1C1F26"/>
-          <w:sz w:val="19"/>
-          <w:szCs w:val="19"/>
-        </w:rPr>
-        <w:t xml:space="preserve">All three functionals converge at theoretical order 2; production-grid errors ≤1.42e-5. PASS with order ENFORCED. The historical v4/v5 failures (159%/193%) remain attributable to operator construction (audit C2 replacement).</w:t>
-      </w:r>
-    </w:p>
-    <w:p>
-      <w:pPr>
-        <w:spacing w:after="40" w:before="60"/>
+        <w:t xml:space="preserve">Infinite coaxial line (planar 2-D, depth 1 m), inner conductor a = 5 mm carrying I = 100 A, return shell 20–22 mm. Ampère’s law on a circle of radius r in the air annulus gives the field, and the exact targets follow by integration (values plugged step-by-step in App. A.1–A.3):</w:t>
+      </w:r>
+    </w:p>
+    <w:p>
+      <w:pPr>
+        <w:tabs>
+          <w:tab w:val="right" w:pos="9700"/>
+        </w:tabs>
+        <w:spacing w:after="100" w:before="100"/>
+        <w:jc w:val="center"/>
       </w:pPr>
       <w:r>
         <w:drawing>
           <wp:inline distT="0" distB="0" distL="0" distR="0">
-            <wp:extent cx="2952750" cy="1866900"/>
+            <wp:extent cx="1400175" cy="628650"/>
             <wp:effectExtent t="0" r="0" b="0" l="0"/>
             <wp:docPr id="1" name="" descr="" title=""/>
             <wp:cNvGraphicFramePr>
@@ -2317,6 +1018,2361 @@
                   <pic:spPr bwMode="auto">
                     <a:xfrm>
                       <a:off x="0" y="0"/>
+                      <a:ext cx="1400175" cy="628650"/>
+                    </a:xfrm>
+                    <a:prstGeom prst="rect">
+                      <a:avLst/>
+                    </a:prstGeom>
+                  </pic:spPr>
+                </pic:pic>
+              </a:graphicData>
+            </a:graphic>
+          </wp:inline>
+        </w:drawing>
+      </w:r>
+      <w:r>
+        <w:rPr>
+          <w:rFonts w:ascii="Helvetica" w:cs="Helvetica" w:eastAsia="Helvetica" w:hAnsi="Helvetica"/>
+          <w:color w:val="1C1F26"/>
+          <w:sz w:val="20"/>
+          <w:szCs w:val="20"/>
+        </w:rPr>
+        <w:t xml:space="preserve">	(1)</w:t>
+      </w:r>
+    </w:p>
+    <w:p>
+      <w:pPr>
+        <w:tabs>
+          <w:tab w:val="right" w:pos="9700"/>
+        </w:tabs>
+        <w:spacing w:after="100" w:before="100"/>
+        <w:jc w:val="center"/>
+      </w:pPr>
+      <w:r>
+        <w:drawing>
+          <wp:inline distT="0" distB="0" distL="0" distR="0">
+            <wp:extent cx="3514725" cy="790575"/>
+            <wp:effectExtent t="0" r="0" b="0" l="0"/>
+            <wp:docPr id="1" name="" descr="" title=""/>
+            <wp:cNvGraphicFramePr>
+              <a:graphicFrameLocks xmlns:a="http://schemas.openxmlformats.org/drawingml/2006/main" noChangeAspect="1"/>
+            </wp:cNvGraphicFramePr>
+            <a:graphic xmlns:a="http://schemas.openxmlformats.org/drawingml/2006/main">
+              <a:graphicData uri="http://schemas.openxmlformats.org/drawingml/2006/picture">
+                <pic:pic xmlns:pic="http://schemas.openxmlformats.org/drawingml/2006/picture">
+                  <pic:nvPicPr>
+                    <pic:cNvPr id="0" name="" descr=""/>
+                    <pic:cNvPicPr>
+                      <a:picLocks noChangeAspect="1" noChangeArrowheads="1"/>
+                    </pic:cNvPicPr>
+                  </pic:nvPicPr>
+                  <pic:blipFill>
+                    <a:blip r:embed="rId9" cstate="none"/>
+                    <a:srcRect/>
+                    <a:stretch>
+                      <a:fillRect/>
+                    </a:stretch>
+                  </pic:blipFill>
+                  <pic:spPr bwMode="auto">
+                    <a:xfrm>
+                      <a:off x="0" y="0"/>
+                      <a:ext cx="3514725" cy="790575"/>
+                    </a:xfrm>
+                    <a:prstGeom prst="rect">
+                      <a:avLst/>
+                    </a:prstGeom>
+                  </pic:spPr>
+                </pic:pic>
+              </a:graphicData>
+            </a:graphic>
+          </wp:inline>
+        </w:drawing>
+      </w:r>
+      <w:r>
+        <w:rPr>
+          <w:rFonts w:ascii="Helvetica" w:cs="Helvetica" w:eastAsia="Helvetica" w:hAnsi="Helvetica"/>
+          <w:color w:val="1C1F26"/>
+          <w:sz w:val="20"/>
+          <w:szCs w:val="20"/>
+        </w:rPr>
+        <w:t xml:space="preserve">	(2)</w:t>
+      </w:r>
+    </w:p>
+    <w:p>
+      <w:pPr>
+        <w:tabs>
+          <w:tab w:val="right" w:pos="9700"/>
+        </w:tabs>
+        <w:spacing w:after="100" w:before="100"/>
+        <w:jc w:val="center"/>
+      </w:pPr>
+      <w:r>
+        <w:drawing>
+          <wp:inline distT="0" distB="0" distL="0" distR="0">
+            <wp:extent cx="4095750" cy="476250"/>
+            <wp:effectExtent t="0" r="0" b="0" l="0"/>
+            <wp:docPr id="1" name="" descr="" title=""/>
+            <wp:cNvGraphicFramePr>
+              <a:graphicFrameLocks xmlns:a="http://schemas.openxmlformats.org/drawingml/2006/main" noChangeAspect="1"/>
+            </wp:cNvGraphicFramePr>
+            <a:graphic xmlns:a="http://schemas.openxmlformats.org/drawingml/2006/main">
+              <a:graphicData uri="http://schemas.openxmlformats.org/drawingml/2006/picture">
+                <pic:pic xmlns:pic="http://schemas.openxmlformats.org/drawingml/2006/picture">
+                  <pic:nvPicPr>
+                    <pic:cNvPr id="0" name="" descr=""/>
+                    <pic:cNvPicPr>
+                      <a:picLocks noChangeAspect="1" noChangeArrowheads="1"/>
+                    </pic:cNvPicPr>
+                  </pic:nvPicPr>
+                  <pic:blipFill>
+                    <a:blip r:embed="rId10" cstate="none"/>
+                    <a:srcRect/>
+                    <a:stretch>
+                      <a:fillRect/>
+                    </a:stretch>
+                  </pic:blipFill>
+                  <pic:spPr bwMode="auto">
+                    <a:xfrm>
+                      <a:off x="0" y="0"/>
+                      <a:ext cx="4095750" cy="476250"/>
+                    </a:xfrm>
+                    <a:prstGeom prst="rect">
+                      <a:avLst/>
+                    </a:prstGeom>
+                  </pic:spPr>
+                </pic:pic>
+              </a:graphicData>
+            </a:graphic>
+          </wp:inline>
+        </w:drawing>
+      </w:r>
+      <w:r>
+        <w:rPr>
+          <w:rFonts w:ascii="Helvetica" w:cs="Helvetica" w:eastAsia="Helvetica" w:hAnsi="Helvetica"/>
+          <w:color w:val="1C1F26"/>
+          <w:sz w:val="20"/>
+          <w:szCs w:val="20"/>
+        </w:rPr>
+        <w:t xml:space="preserve">	(3)</w:t>
+      </w:r>
+    </w:p>
+    <w:p>
+      <w:pPr>
+        <w:tabs>
+          <w:tab w:val="right" w:pos="9700"/>
+        </w:tabs>
+        <w:spacing w:after="100" w:before="100"/>
+        <w:jc w:val="center"/>
+      </w:pPr>
+      <w:r>
+        <w:drawing>
+          <wp:inline distT="0" distB="0" distL="0" distR="0">
+            <wp:extent cx="1600200" cy="476250"/>
+            <wp:effectExtent t="0" r="0" b="0" l="0"/>
+            <wp:docPr id="1" name="" descr="" title=""/>
+            <wp:cNvGraphicFramePr>
+              <a:graphicFrameLocks xmlns:a="http://schemas.openxmlformats.org/drawingml/2006/main" noChangeAspect="1"/>
+            </wp:cNvGraphicFramePr>
+            <a:graphic xmlns:a="http://schemas.openxmlformats.org/drawingml/2006/main">
+              <a:graphicData uri="http://schemas.openxmlformats.org/drawingml/2006/picture">
+                <pic:pic xmlns:pic="http://schemas.openxmlformats.org/drawingml/2006/picture">
+                  <pic:nvPicPr>
+                    <pic:cNvPr id="0" name="" descr=""/>
+                    <pic:cNvPicPr>
+                      <a:picLocks noChangeAspect="1" noChangeArrowheads="1"/>
+                    </pic:cNvPicPr>
+                  </pic:nvPicPr>
+                  <pic:blipFill>
+                    <a:blip r:embed="rId11" cstate="none"/>
+                    <a:srcRect/>
+                    <a:stretch>
+                      <a:fillRect/>
+                    </a:stretch>
+                  </pic:blipFill>
+                  <pic:spPr bwMode="auto">
+                    <a:xfrm>
+                      <a:off x="0" y="0"/>
+                      <a:ext cx="1600200" cy="476250"/>
+                    </a:xfrm>
+                    <a:prstGeom prst="rect">
+                      <a:avLst/>
+                    </a:prstGeom>
+                  </pic:spPr>
+                </pic:pic>
+              </a:graphicData>
+            </a:graphic>
+          </wp:inline>
+        </w:drawing>
+      </w:r>
+      <w:r>
+        <w:rPr>
+          <w:rFonts w:ascii="Helvetica" w:cs="Helvetica" w:eastAsia="Helvetica" w:hAnsi="Helvetica"/>
+          <w:color w:val="1C1F26"/>
+          <w:sz w:val="20"/>
+          <w:szCs w:val="20"/>
+        </w:rPr>
+        <w:t xml:space="preserve">	(4)</w:t>
+      </w:r>
+    </w:p>
+    <w:p>
+      <w:pPr>
+        <w:spacing w:after="120"/>
+      </w:pPr>
+      <w:r>
+        <w:rPr>
+          <w:rFonts w:ascii="Helvetica" w:cs="Helvetica" w:eastAsia="Helvetica" w:hAnsi="Helvetica"/>
+          <w:color w:val="1C1F26"/>
+          <w:sz w:val="19"/>
+          <w:szCs w:val="19"/>
+        </w:rPr>
+        <w:t xml:space="preserve">Evaluated: E = 1.386294361e-3 J/m; upper-half ∫Bx dA = −6.000000e-7 Wb/m; I_enc = 100 A. The half-annulus split in Eq. (3) gives the vector block integrals (FEMM types 8/9) NONZERO exact targets — the operator-level test the audit found missing (defect 13).</w:t>
+      </w:r>
+    </w:p>
+    <w:p>
+      <w:pPr>
+        <w:pStyle w:val="Heading2"/>
+        <w:spacing w:after="90" w:before="180"/>
+      </w:pPr>
+      <w:r>
+        <w:rPr>
+          <w:rFonts w:ascii="Helvetica" w:cs="Helvetica" w:eastAsia="Helvetica" w:hAnsi="Helvetica"/>
+          <w:b/>
+          <w:bCs/>
+          <w:color w:val="1C1F26"/>
+          <w:sz w:val="22"/>
+          <w:szCs w:val="22"/>
+        </w:rPr>
+        <w:t xml:space="preserve">03.2 Manufactured solution for Stage A′</w:t>
+      </w:r>
+    </w:p>
+    <w:p>
+      <w:pPr>
+        <w:spacing w:after="120"/>
+      </w:pPr>
+      <w:r>
+        <w:rPr>
+          <w:rFonts w:ascii="Helvetica" w:cs="Helvetica" w:eastAsia="Helvetica" w:hAnsi="Helvetica"/>
+          <w:color w:val="1C1F26"/>
+          <w:sz w:val="19"/>
+          <w:szCs w:val="19"/>
+        </w:rPr>
+        <w:t xml:space="preserve">Following [Salari&amp;Knupp2000], the field derives from a vector potential chosen so no tested functional is exact by construction (A₀ = 1e-3 Wb/m, k_x = 37, k_y = 59 m⁻¹):</w:t>
+      </w:r>
+    </w:p>
+    <w:p>
+      <w:pPr>
+        <w:tabs>
+          <w:tab w:val="right" w:pos="9700"/>
+        </w:tabs>
+        <w:spacing w:after="100" w:before="100"/>
+        <w:jc w:val="center"/>
+      </w:pPr>
+      <w:r>
+        <w:drawing>
+          <wp:inline distT="0" distB="0" distL="0" distR="0">
+            <wp:extent cx="3467100" cy="361950"/>
+            <wp:effectExtent t="0" r="0" b="0" l="0"/>
+            <wp:docPr id="1" name="" descr="" title=""/>
+            <wp:cNvGraphicFramePr>
+              <a:graphicFrameLocks xmlns:a="http://schemas.openxmlformats.org/drawingml/2006/main" noChangeAspect="1"/>
+            </wp:cNvGraphicFramePr>
+            <a:graphic xmlns:a="http://schemas.openxmlformats.org/drawingml/2006/main">
+              <a:graphicData uri="http://schemas.openxmlformats.org/drawingml/2006/picture">
+                <pic:pic xmlns:pic="http://schemas.openxmlformats.org/drawingml/2006/picture">
+                  <pic:nvPicPr>
+                    <pic:cNvPr id="0" name="" descr=""/>
+                    <pic:cNvPicPr>
+                      <a:picLocks noChangeAspect="1" noChangeArrowheads="1"/>
+                    </pic:cNvPicPr>
+                  </pic:nvPicPr>
+                  <pic:blipFill>
+                    <a:blip r:embed="rId12" cstate="none"/>
+                    <a:srcRect/>
+                    <a:stretch>
+                      <a:fillRect/>
+                    </a:stretch>
+                  </pic:blipFill>
+                  <pic:spPr bwMode="auto">
+                    <a:xfrm>
+                      <a:off x="0" y="0"/>
+                      <a:ext cx="3467100" cy="361950"/>
+                    </a:xfrm>
+                    <a:prstGeom prst="rect">
+                      <a:avLst/>
+                    </a:prstGeom>
+                  </pic:spPr>
+                </pic:pic>
+              </a:graphicData>
+            </a:graphic>
+          </wp:inline>
+        </w:drawing>
+      </w:r>
+      <w:r>
+        <w:rPr>
+          <w:rFonts w:ascii="Helvetica" w:cs="Helvetica" w:eastAsia="Helvetica" w:hAnsi="Helvetica"/>
+          <w:color w:val="1C1F26"/>
+          <w:sz w:val="20"/>
+          <w:szCs w:val="20"/>
+        </w:rPr>
+        <w:t xml:space="preserve">	(5)</w:t>
+      </w:r>
+    </w:p>
+    <w:p>
+      <w:pPr>
+        <w:tabs>
+          <w:tab w:val="right" w:pos="9700"/>
+        </w:tabs>
+        <w:spacing w:after="100" w:before="100"/>
+        <w:jc w:val="center"/>
+      </w:pPr>
+      <w:r>
+        <w:drawing>
+          <wp:inline distT="0" distB="0" distL="0" distR="0">
+            <wp:extent cx="4095750" cy="619125"/>
+            <wp:effectExtent t="0" r="0" b="0" l="0"/>
+            <wp:docPr id="1" name="" descr="" title=""/>
+            <wp:cNvGraphicFramePr>
+              <a:graphicFrameLocks xmlns:a="http://schemas.openxmlformats.org/drawingml/2006/main" noChangeAspect="1"/>
+            </wp:cNvGraphicFramePr>
+            <a:graphic xmlns:a="http://schemas.openxmlformats.org/drawingml/2006/main">
+              <a:graphicData uri="http://schemas.openxmlformats.org/drawingml/2006/picture">
+                <pic:pic xmlns:pic="http://schemas.openxmlformats.org/drawingml/2006/picture">
+                  <pic:nvPicPr>
+                    <pic:cNvPr id="0" name="" descr=""/>
+                    <pic:cNvPicPr>
+                      <a:picLocks noChangeAspect="1" noChangeArrowheads="1"/>
+                    </pic:cNvPicPr>
+                  </pic:nvPicPr>
+                  <pic:blipFill>
+                    <a:blip r:embed="rId13" cstate="none"/>
+                    <a:srcRect/>
+                    <a:stretch>
+                      <a:fillRect/>
+                    </a:stretch>
+                  </pic:blipFill>
+                  <pic:spPr bwMode="auto">
+                    <a:xfrm>
+                      <a:off x="0" y="0"/>
+                      <a:ext cx="4095750" cy="619125"/>
+                    </a:xfrm>
+                    <a:prstGeom prst="rect">
+                      <a:avLst/>
+                    </a:prstGeom>
+                  </pic:spPr>
+                </pic:pic>
+              </a:graphicData>
+            </a:graphic>
+          </wp:inline>
+        </w:drawing>
+      </w:r>
+      <w:r>
+        <w:rPr>
+          <w:rFonts w:ascii="Helvetica" w:cs="Helvetica" w:eastAsia="Helvetica" w:hAnsi="Helvetica"/>
+          <w:color w:val="1C1F26"/>
+          <w:sz w:val="20"/>
+          <w:szCs w:val="20"/>
+        </w:rPr>
+        <w:t xml:space="preserve">	(6)</w:t>
+      </w:r>
+    </w:p>
+    <w:p>
+      <w:pPr>
+        <w:tabs>
+          <w:tab w:val="right" w:pos="9700"/>
+        </w:tabs>
+        <w:spacing w:after="100" w:before="100"/>
+        <w:jc w:val="center"/>
+      </w:pPr>
+      <w:r>
+        <w:drawing>
+          <wp:inline distT="0" distB="0" distL="0" distR="0">
+            <wp:extent cx="3771900" cy="714375"/>
+            <wp:effectExtent t="0" r="0" b="0" l="0"/>
+            <wp:docPr id="1" name="" descr="" title=""/>
+            <wp:cNvGraphicFramePr>
+              <a:graphicFrameLocks xmlns:a="http://schemas.openxmlformats.org/drawingml/2006/main" noChangeAspect="1"/>
+            </wp:cNvGraphicFramePr>
+            <a:graphic xmlns:a="http://schemas.openxmlformats.org/drawingml/2006/main">
+              <a:graphicData uri="http://schemas.openxmlformats.org/drawingml/2006/picture">
+                <pic:pic xmlns:pic="http://schemas.openxmlformats.org/drawingml/2006/picture">
+                  <pic:nvPicPr>
+                    <pic:cNvPr id="0" name="" descr=""/>
+                    <pic:cNvPicPr>
+                      <a:picLocks noChangeAspect="1" noChangeArrowheads="1"/>
+                    </pic:cNvPicPr>
+                  </pic:nvPicPr>
+                  <pic:blipFill>
+                    <a:blip r:embed="rId14" cstate="none"/>
+                    <a:srcRect/>
+                    <a:stretch>
+                      <a:fillRect/>
+                    </a:stretch>
+                  </pic:blipFill>
+                  <pic:spPr bwMode="auto">
+                    <a:xfrm>
+                      <a:off x="0" y="0"/>
+                      <a:ext cx="3771900" cy="714375"/>
+                    </a:xfrm>
+                    <a:prstGeom prst="rect">
+                      <a:avLst/>
+                    </a:prstGeom>
+                  </pic:spPr>
+                </pic:pic>
+              </a:graphicData>
+            </a:graphic>
+          </wp:inline>
+        </w:drawing>
+      </w:r>
+      <w:r>
+        <w:rPr>
+          <w:rFonts w:ascii="Helvetica" w:cs="Helvetica" w:eastAsia="Helvetica" w:hAnsi="Helvetica"/>
+          <w:color w:val="1C1F26"/>
+          <w:sz w:val="20"/>
+          <w:szCs w:val="20"/>
+        </w:rPr>
+        <w:t xml:space="preserve">	(7)</w:t>
+      </w:r>
+    </w:p>
+    <w:p>
+      <w:pPr>
+        <w:spacing w:after="120"/>
+      </w:pPr>
+      <w:r>
+        <w:rPr>
+          <w:rFonts w:ascii="Helvetica" w:cs="Helvetica" w:eastAsia="Helvetica" w:hAnsi="Helvetica"/>
+          <w:color w:val="1C1F26"/>
+          <w:sz w:val="19"/>
+          <w:szCs w:val="19"/>
+        </w:rPr>
+        <w:t xml:space="preserve">Closed-form targets over [25,85]×[15,65] mm (App. A.7): T1 = −6.117585e-5 Wb/m, T2 = 1.583262 J/m, T3 = 3971.499 A.</w:t>
+      </w:r>
+    </w:p>
+    <w:p>
+      <w:pPr>
+        <w:pStyle w:val="Heading2"/>
+        <w:spacing w:after="90" w:before="180"/>
+      </w:pPr>
+      <w:r>
+        <w:rPr>
+          <w:rFonts w:ascii="Helvetica" w:cs="Helvetica" w:eastAsia="Helvetica" w:hAnsi="Helvetica"/>
+          <w:b/>
+          <w:bCs/>
+          <w:color w:val="1C1F26"/>
+          <w:sz w:val="22"/>
+          <w:szCs w:val="22"/>
+        </w:rPr>
+        <w:t xml:space="preserve">03.3 Axisymmetric loop references</w:t>
+      </w:r>
+    </w:p>
+    <w:p>
+      <w:pPr>
+        <w:spacing w:after="120"/>
+      </w:pPr>
+      <w:r>
+        <w:rPr>
+          <w:rFonts w:ascii="Helvetica" w:cs="Helvetica" w:eastAsia="Helvetica" w:hAnsi="Helvetica"/>
+          <w:color w:val="1C1F26"/>
+          <w:sz w:val="19"/>
+          <w:szCs w:val="19"/>
+        </w:rPr>
+        <w:t xml:space="preserve">Circular filament of radius a in plane z = z_s, observed at (r, z) [NASA-Loop2013]:</w:t>
+      </w:r>
+    </w:p>
+    <w:p>
+      <w:pPr>
+        <w:tabs>
+          <w:tab w:val="right" w:pos="9700"/>
+        </w:tabs>
+        <w:spacing w:after="100" w:before="100"/>
+        <w:jc w:val="center"/>
+      </w:pPr>
+      <w:r>
+        <w:drawing>
+          <wp:inline distT="0" distB="0" distL="0" distR="0">
+            <wp:extent cx="3190875" cy="666750"/>
+            <wp:effectExtent t="0" r="0" b="0" l="0"/>
+            <wp:docPr id="1" name="" descr="" title=""/>
+            <wp:cNvGraphicFramePr>
+              <a:graphicFrameLocks xmlns:a="http://schemas.openxmlformats.org/drawingml/2006/main" noChangeAspect="1"/>
+            </wp:cNvGraphicFramePr>
+            <a:graphic xmlns:a="http://schemas.openxmlformats.org/drawingml/2006/main">
+              <a:graphicData uri="http://schemas.openxmlformats.org/drawingml/2006/picture">
+                <pic:pic xmlns:pic="http://schemas.openxmlformats.org/drawingml/2006/picture">
+                  <pic:nvPicPr>
+                    <pic:cNvPr id="0" name="" descr=""/>
+                    <pic:cNvPicPr>
+                      <a:picLocks noChangeAspect="1" noChangeArrowheads="1"/>
+                    </pic:cNvPicPr>
+                  </pic:nvPicPr>
+                  <pic:blipFill>
+                    <a:blip r:embed="rId15" cstate="none"/>
+                    <a:srcRect/>
+                    <a:stretch>
+                      <a:fillRect/>
+                    </a:stretch>
+                  </pic:blipFill>
+                  <pic:spPr bwMode="auto">
+                    <a:xfrm>
+                      <a:off x="0" y="0"/>
+                      <a:ext cx="3190875" cy="666750"/>
+                    </a:xfrm>
+                    <a:prstGeom prst="rect">
+                      <a:avLst/>
+                    </a:prstGeom>
+                  </pic:spPr>
+                </pic:pic>
+              </a:graphicData>
+            </a:graphic>
+          </wp:inline>
+        </w:drawing>
+      </w:r>
+      <w:r>
+        <w:rPr>
+          <w:rFonts w:ascii="Helvetica" w:cs="Helvetica" w:eastAsia="Helvetica" w:hAnsi="Helvetica"/>
+          <w:color w:val="1C1F26"/>
+          <w:sz w:val="20"/>
+          <w:szCs w:val="20"/>
+        </w:rPr>
+        <w:t xml:space="preserve">	(8)</w:t>
+      </w:r>
+    </w:p>
+    <w:p>
+      <w:pPr>
+        <w:tabs>
+          <w:tab w:val="right" w:pos="9700"/>
+        </w:tabs>
+        <w:spacing w:after="100" w:before="100"/>
+        <w:jc w:val="center"/>
+      </w:pPr>
+      <w:r>
+        <w:drawing>
+          <wp:inline distT="0" distB="0" distL="0" distR="0">
+            <wp:extent cx="4095750" cy="542925"/>
+            <wp:effectExtent t="0" r="0" b="0" l="0"/>
+            <wp:docPr id="1" name="" descr="" title=""/>
+            <wp:cNvGraphicFramePr>
+              <a:graphicFrameLocks xmlns:a="http://schemas.openxmlformats.org/drawingml/2006/main" noChangeAspect="1"/>
+            </wp:cNvGraphicFramePr>
+            <a:graphic xmlns:a="http://schemas.openxmlformats.org/drawingml/2006/main">
+              <a:graphicData uri="http://schemas.openxmlformats.org/drawingml/2006/picture">
+                <pic:pic xmlns:pic="http://schemas.openxmlformats.org/drawingml/2006/picture">
+                  <pic:nvPicPr>
+                    <pic:cNvPr id="0" name="" descr=""/>
+                    <pic:cNvPicPr>
+                      <a:picLocks noChangeAspect="1" noChangeArrowheads="1"/>
+                    </pic:cNvPicPr>
+                  </pic:nvPicPr>
+                  <pic:blipFill>
+                    <a:blip r:embed="rId16" cstate="none"/>
+                    <a:srcRect/>
+                    <a:stretch>
+                      <a:fillRect/>
+                    </a:stretch>
+                  </pic:blipFill>
+                  <pic:spPr bwMode="auto">
+                    <a:xfrm>
+                      <a:off x="0" y="0"/>
+                      <a:ext cx="4095750" cy="542925"/>
+                    </a:xfrm>
+                    <a:prstGeom prst="rect">
+                      <a:avLst/>
+                    </a:prstGeom>
+                  </pic:spPr>
+                </pic:pic>
+              </a:graphicData>
+            </a:graphic>
+          </wp:inline>
+        </w:drawing>
+      </w:r>
+      <w:r>
+        <w:rPr>
+          <w:rFonts w:ascii="Helvetica" w:cs="Helvetica" w:eastAsia="Helvetica" w:hAnsi="Helvetica"/>
+          <w:color w:val="1C1F26"/>
+          <w:sz w:val="20"/>
+          <w:szCs w:val="20"/>
+        </w:rPr>
+        <w:t xml:space="preserve">	(9)</w:t>
+      </w:r>
+    </w:p>
+    <w:p>
+      <w:pPr>
+        <w:tabs>
+          <w:tab w:val="right" w:pos="9700"/>
+        </w:tabs>
+        <w:spacing w:after="100" w:before="100"/>
+        <w:jc w:val="center"/>
+      </w:pPr>
+      <w:r>
+        <w:drawing>
+          <wp:inline distT="0" distB="0" distL="0" distR="0">
+            <wp:extent cx="4095750" cy="238125"/>
+            <wp:effectExtent t="0" r="0" b="0" l="0"/>
+            <wp:docPr id="1" name="" descr="" title=""/>
+            <wp:cNvGraphicFramePr>
+              <a:graphicFrameLocks xmlns:a="http://schemas.openxmlformats.org/drawingml/2006/main" noChangeAspect="1"/>
+            </wp:cNvGraphicFramePr>
+            <a:graphic xmlns:a="http://schemas.openxmlformats.org/drawingml/2006/main">
+              <a:graphicData uri="http://schemas.openxmlformats.org/drawingml/2006/picture">
+                <pic:pic xmlns:pic="http://schemas.openxmlformats.org/drawingml/2006/picture">
+                  <pic:nvPicPr>
+                    <pic:cNvPr id="0" name="" descr=""/>
+                    <pic:cNvPicPr>
+                      <a:picLocks noChangeAspect="1" noChangeArrowheads="1"/>
+                    </pic:cNvPicPr>
+                  </pic:nvPicPr>
+                  <pic:blipFill>
+                    <a:blip r:embed="rId17" cstate="none"/>
+                    <a:srcRect/>
+                    <a:stretch>
+                      <a:fillRect/>
+                    </a:stretch>
+                  </pic:blipFill>
+                  <pic:spPr bwMode="auto">
+                    <a:xfrm>
+                      <a:off x="0" y="0"/>
+                      <a:ext cx="4095750" cy="238125"/>
+                    </a:xfrm>
+                    <a:prstGeom prst="rect">
+                      <a:avLst/>
+                    </a:prstGeom>
+                  </pic:spPr>
+                </pic:pic>
+              </a:graphicData>
+            </a:graphic>
+          </wp:inline>
+        </w:drawing>
+      </w:r>
+      <w:r>
+        <w:rPr>
+          <w:rFonts w:ascii="Helvetica" w:cs="Helvetica" w:eastAsia="Helvetica" w:hAnsi="Helvetica"/>
+          <w:color w:val="1C1F26"/>
+          <w:sz w:val="20"/>
+          <w:szCs w:val="20"/>
+        </w:rPr>
+        <w:t xml:space="preserve">	(10)</w:t>
+      </w:r>
+    </w:p>
+    <w:p>
+      <w:pPr>
+        <w:tabs>
+          <w:tab w:val="right" w:pos="9700"/>
+        </w:tabs>
+        <w:spacing w:after="100" w:before="100"/>
+        <w:jc w:val="center"/>
+      </w:pPr>
+      <w:r>
+        <w:drawing>
+          <wp:inline distT="0" distB="0" distL="0" distR="0">
+            <wp:extent cx="4095750" cy="561975"/>
+            <wp:effectExtent t="0" r="0" b="0" l="0"/>
+            <wp:docPr id="1" name="" descr="" title=""/>
+            <wp:cNvGraphicFramePr>
+              <a:graphicFrameLocks xmlns:a="http://schemas.openxmlformats.org/drawingml/2006/main" noChangeAspect="1"/>
+            </wp:cNvGraphicFramePr>
+            <a:graphic xmlns:a="http://schemas.openxmlformats.org/drawingml/2006/main">
+              <a:graphicData uri="http://schemas.openxmlformats.org/drawingml/2006/picture">
+                <pic:pic xmlns:pic="http://schemas.openxmlformats.org/drawingml/2006/picture">
+                  <pic:nvPicPr>
+                    <pic:cNvPr id="0" name="" descr=""/>
+                    <pic:cNvPicPr>
+                      <a:picLocks noChangeAspect="1" noChangeArrowheads="1"/>
+                    </pic:cNvPicPr>
+                  </pic:nvPicPr>
+                  <pic:blipFill>
+                    <a:blip r:embed="rId18" cstate="none"/>
+                    <a:srcRect/>
+                    <a:stretch>
+                      <a:fillRect/>
+                    </a:stretch>
+                  </pic:blipFill>
+                  <pic:spPr bwMode="auto">
+                    <a:xfrm>
+                      <a:off x="0" y="0"/>
+                      <a:ext cx="4095750" cy="561975"/>
+                    </a:xfrm>
+                    <a:prstGeom prst="rect">
+                      <a:avLst/>
+                    </a:prstGeom>
+                  </pic:spPr>
+                </pic:pic>
+              </a:graphicData>
+            </a:graphic>
+          </wp:inline>
+        </w:drawing>
+      </w:r>
+      <w:r>
+        <w:rPr>
+          <w:rFonts w:ascii="Helvetica" w:cs="Helvetica" w:eastAsia="Helvetica" w:hAnsi="Helvetica"/>
+          <w:color w:val="1C1F26"/>
+          <w:sz w:val="20"/>
+          <w:szCs w:val="20"/>
+        </w:rPr>
+        <w:t xml:space="preserve">	(11)</w:t>
+      </w:r>
+    </w:p>
+    <w:p>
+      <w:pPr>
+        <w:tabs>
+          <w:tab w:val="right" w:pos="9700"/>
+        </w:tabs>
+        <w:spacing w:after="100" w:before="100"/>
+        <w:jc w:val="center"/>
+      </w:pPr>
+      <w:r>
+        <w:drawing>
+          <wp:inline distT="0" distB="0" distL="0" distR="0">
+            <wp:extent cx="4095750" cy="266700"/>
+            <wp:effectExtent t="0" r="0" b="0" l="0"/>
+            <wp:docPr id="1" name="" descr="" title=""/>
+            <wp:cNvGraphicFramePr>
+              <a:graphicFrameLocks xmlns:a="http://schemas.openxmlformats.org/drawingml/2006/main" noChangeAspect="1"/>
+            </wp:cNvGraphicFramePr>
+            <a:graphic xmlns:a="http://schemas.openxmlformats.org/drawingml/2006/main">
+              <a:graphicData uri="http://schemas.openxmlformats.org/drawingml/2006/picture">
+                <pic:pic xmlns:pic="http://schemas.openxmlformats.org/drawingml/2006/picture">
+                  <pic:nvPicPr>
+                    <pic:cNvPr id="0" name="" descr=""/>
+                    <pic:cNvPicPr>
+                      <a:picLocks noChangeAspect="1" noChangeArrowheads="1"/>
+                    </pic:cNvPicPr>
+                  </pic:nvPicPr>
+                  <pic:blipFill>
+                    <a:blip r:embed="rId19" cstate="none"/>
+                    <a:srcRect/>
+                    <a:stretch>
+                      <a:fillRect/>
+                    </a:stretch>
+                  </pic:blipFill>
+                  <pic:spPr bwMode="auto">
+                    <a:xfrm>
+                      <a:off x="0" y="0"/>
+                      <a:ext cx="4095750" cy="266700"/>
+                    </a:xfrm>
+                    <a:prstGeom prst="rect">
+                      <a:avLst/>
+                    </a:prstGeom>
+                  </pic:spPr>
+                </pic:pic>
+              </a:graphicData>
+            </a:graphic>
+          </wp:inline>
+        </w:drawing>
+      </w:r>
+      <w:r>
+        <w:rPr>
+          <w:rFonts w:ascii="Helvetica" w:cs="Helvetica" w:eastAsia="Helvetica" w:hAnsi="Helvetica"/>
+          <w:color w:val="1C1F26"/>
+          <w:sz w:val="20"/>
+          <w:szCs w:val="20"/>
+        </w:rPr>
+        <w:t xml:space="preserve">	(12)</w:t>
+      </w:r>
+    </w:p>
+    <w:p>
+      <w:pPr>
+        <w:spacing w:after="120"/>
+      </w:pPr>
+      <w:r>
+        <w:rPr>
+          <w:rFonts w:ascii="Helvetica" w:cs="Helvetica" w:eastAsia="Helvetica" w:hAnsi="Helvetica"/>
+          <w:color w:val="1C1F26"/>
+          <w:sz w:val="19"/>
+          <w:szCs w:val="19"/>
+        </w:rPr>
+        <w:t xml:space="preserve">The benchmark source is a finite 1×1 mm cross-section at (30, 0) mm; references integrate the kernels of Eqs. (9)–(11) over that cross-section (integral2, RelTol 1e-11), so no singular filament energy enters (audit defect 10). ellipke (m = k²) validated to 2.2e-16 against independent 30-digit values (App. A.8) [NIST-DLMF19].</w:t>
+      </w:r>
+    </w:p>
+    <w:p>
+      <w:pPr>
+        <w:pStyle w:val="Heading2"/>
+        <w:spacing w:after="90" w:before="180"/>
+      </w:pPr>
+      <w:r>
+        <w:rPr>
+          <w:rFonts w:ascii="Helvetica" w:cs="Helvetica" w:eastAsia="Helvetica" w:hAnsi="Helvetica"/>
+          <w:b/>
+          <w:bCs/>
+          <w:color w:val="1C1F26"/>
+          <w:sz w:val="22"/>
+          <w:szCs w:val="22"/>
+        </w:rPr>
+        <w:t xml:space="preserve">03.4 Order, Richardson, GCI</w:t>
+      </w:r>
+    </w:p>
+    <w:p>
+      <w:pPr>
+        <w:spacing w:after="120"/>
+      </w:pPr>
+      <w:r>
+        <w:rPr>
+          <w:rFonts w:ascii="Helvetica" w:cs="Helvetica" w:eastAsia="Helvetica" w:hAnsi="Helvetica"/>
+          <w:color w:val="1C1F26"/>
+          <w:sz w:val="19"/>
+          <w:szCs w:val="19"/>
+        </w:rPr>
+        <w:t xml:space="preserve">For grids 1 (fine), 2, 3 with realized ratios r₂₁, r₃₂ [NASA-GCI]:</w:t>
+      </w:r>
+    </w:p>
+    <w:p>
+      <w:pPr>
+        <w:tabs>
+          <w:tab w:val="right" w:pos="9700"/>
+        </w:tabs>
+        <w:spacing w:after="100" w:before="100"/>
+        <w:jc w:val="center"/>
+      </w:pPr>
+      <w:r>
+        <w:drawing>
+          <wp:inline distT="0" distB="0" distL="0" distR="0">
+            <wp:extent cx="2381250" cy="790575"/>
+            <wp:effectExtent t="0" r="0" b="0" l="0"/>
+            <wp:docPr id="1" name="" descr="" title=""/>
+            <wp:cNvGraphicFramePr>
+              <a:graphicFrameLocks xmlns:a="http://schemas.openxmlformats.org/drawingml/2006/main" noChangeAspect="1"/>
+            </wp:cNvGraphicFramePr>
+            <a:graphic xmlns:a="http://schemas.openxmlformats.org/drawingml/2006/main">
+              <a:graphicData uri="http://schemas.openxmlformats.org/drawingml/2006/picture">
+                <pic:pic xmlns:pic="http://schemas.openxmlformats.org/drawingml/2006/picture">
+                  <pic:nvPicPr>
+                    <pic:cNvPr id="0" name="" descr=""/>
+                    <pic:cNvPicPr>
+                      <a:picLocks noChangeAspect="1" noChangeArrowheads="1"/>
+                    </pic:cNvPicPr>
+                  </pic:nvPicPr>
+                  <pic:blipFill>
+                    <a:blip r:embed="rId20" cstate="none"/>
+                    <a:srcRect/>
+                    <a:stretch>
+                      <a:fillRect/>
+                    </a:stretch>
+                  </pic:blipFill>
+                  <pic:spPr bwMode="auto">
+                    <a:xfrm>
+                      <a:off x="0" y="0"/>
+                      <a:ext cx="2381250" cy="790575"/>
+                    </a:xfrm>
+                    <a:prstGeom prst="rect">
+                      <a:avLst/>
+                    </a:prstGeom>
+                  </pic:spPr>
+                </pic:pic>
+              </a:graphicData>
+            </a:graphic>
+          </wp:inline>
+        </w:drawing>
+      </w:r>
+      <w:r>
+        <w:rPr>
+          <w:rFonts w:ascii="Helvetica" w:cs="Helvetica" w:eastAsia="Helvetica" w:hAnsi="Helvetica"/>
+          <w:color w:val="1C1F26"/>
+          <w:sz w:val="20"/>
+          <w:szCs w:val="20"/>
+        </w:rPr>
+        <w:t xml:space="preserve">	(13)</w:t>
+      </w:r>
+    </w:p>
+    <w:p>
+      <w:pPr>
+        <w:tabs>
+          <w:tab w:val="right" w:pos="9700"/>
+        </w:tabs>
+        <w:spacing w:after="100" w:before="100"/>
+        <w:jc w:val="center"/>
+      </w:pPr>
+      <w:r>
+        <w:drawing>
+          <wp:inline distT="0" distB="0" distL="0" distR="0">
+            <wp:extent cx="2085975" cy="742950"/>
+            <wp:effectExtent t="0" r="0" b="0" l="0"/>
+            <wp:docPr id="1" name="" descr="" title=""/>
+            <wp:cNvGraphicFramePr>
+              <a:graphicFrameLocks xmlns:a="http://schemas.openxmlformats.org/drawingml/2006/main" noChangeAspect="1"/>
+            </wp:cNvGraphicFramePr>
+            <a:graphic xmlns:a="http://schemas.openxmlformats.org/drawingml/2006/main">
+              <a:graphicData uri="http://schemas.openxmlformats.org/drawingml/2006/picture">
+                <pic:pic xmlns:pic="http://schemas.openxmlformats.org/drawingml/2006/picture">
+                  <pic:nvPicPr>
+                    <pic:cNvPr id="0" name="" descr=""/>
+                    <pic:cNvPicPr>
+                      <a:picLocks noChangeAspect="1" noChangeArrowheads="1"/>
+                    </pic:cNvPicPr>
+                  </pic:nvPicPr>
+                  <pic:blipFill>
+                    <a:blip r:embed="rId21" cstate="none"/>
+                    <a:srcRect/>
+                    <a:stretch>
+                      <a:fillRect/>
+                    </a:stretch>
+                  </pic:blipFill>
+                  <pic:spPr bwMode="auto">
+                    <a:xfrm>
+                      <a:off x="0" y="0"/>
+                      <a:ext cx="2085975" cy="742950"/>
+                    </a:xfrm>
+                    <a:prstGeom prst="rect">
+                      <a:avLst/>
+                    </a:prstGeom>
+                  </pic:spPr>
+                </pic:pic>
+              </a:graphicData>
+            </a:graphic>
+          </wp:inline>
+        </w:drawing>
+      </w:r>
+      <w:r>
+        <w:rPr>
+          <w:rFonts w:ascii="Helvetica" w:cs="Helvetica" w:eastAsia="Helvetica" w:hAnsi="Helvetica"/>
+          <w:color w:val="1C1F26"/>
+          <w:sz w:val="20"/>
+          <w:szCs w:val="20"/>
+        </w:rPr>
+        <w:t xml:space="preserve">	(14)</w:t>
+      </w:r>
+    </w:p>
+    <w:p>
+      <w:pPr>
+        <w:tabs>
+          <w:tab w:val="right" w:pos="9700"/>
+        </w:tabs>
+        <w:spacing w:after="100" w:before="100"/>
+        <w:jc w:val="center"/>
+      </w:pPr>
+      <w:r>
+        <w:drawing>
+          <wp:inline distT="0" distB="0" distL="0" distR="0">
+            <wp:extent cx="4095750" cy="542925"/>
+            <wp:effectExtent t="0" r="0" b="0" l="0"/>
+            <wp:docPr id="1" name="" descr="" title=""/>
+            <wp:cNvGraphicFramePr>
+              <a:graphicFrameLocks xmlns:a="http://schemas.openxmlformats.org/drawingml/2006/main" noChangeAspect="1"/>
+            </wp:cNvGraphicFramePr>
+            <a:graphic xmlns:a="http://schemas.openxmlformats.org/drawingml/2006/main">
+              <a:graphicData uri="http://schemas.openxmlformats.org/drawingml/2006/picture">
+                <pic:pic xmlns:pic="http://schemas.openxmlformats.org/drawingml/2006/picture">
+                  <pic:nvPicPr>
+                    <pic:cNvPr id="0" name="" descr=""/>
+                    <pic:cNvPicPr>
+                      <a:picLocks noChangeAspect="1" noChangeArrowheads="1"/>
+                    </pic:cNvPicPr>
+                  </pic:nvPicPr>
+                  <pic:blipFill>
+                    <a:blip r:embed="rId22" cstate="none"/>
+                    <a:srcRect/>
+                    <a:stretch>
+                      <a:fillRect/>
+                    </a:stretch>
+                  </pic:blipFill>
+                  <pic:spPr bwMode="auto">
+                    <a:xfrm>
+                      <a:off x="0" y="0"/>
+                      <a:ext cx="4095750" cy="542925"/>
+                    </a:xfrm>
+                    <a:prstGeom prst="rect">
+                      <a:avLst/>
+                    </a:prstGeom>
+                  </pic:spPr>
+                </pic:pic>
+              </a:graphicData>
+            </a:graphic>
+          </wp:inline>
+        </w:drawing>
+      </w:r>
+      <w:r>
+        <w:rPr>
+          <w:rFonts w:ascii="Helvetica" w:cs="Helvetica" w:eastAsia="Helvetica" w:hAnsi="Helvetica"/>
+          <w:color w:val="1C1F26"/>
+          <w:sz w:val="20"/>
+          <w:szCs w:val="20"/>
+        </w:rPr>
+        <w:t xml:space="preserve">	(15)</w:t>
+      </w:r>
+    </w:p>
+    <w:p>
+      <w:pPr>
+        <w:tabs>
+          <w:tab w:val="right" w:pos="9700"/>
+        </w:tabs>
+        <w:spacing w:after="100" w:before="100"/>
+        <w:jc w:val="center"/>
+      </w:pPr>
+      <w:r>
+        <w:drawing>
+          <wp:inline distT="0" distB="0" distL="0" distR="0">
+            <wp:extent cx="4095750" cy="647700"/>
+            <wp:effectExtent t="0" r="0" b="0" l="0"/>
+            <wp:docPr id="1" name="" descr="" title=""/>
+            <wp:cNvGraphicFramePr>
+              <a:graphicFrameLocks xmlns:a="http://schemas.openxmlformats.org/drawingml/2006/main" noChangeAspect="1"/>
+            </wp:cNvGraphicFramePr>
+            <a:graphic xmlns:a="http://schemas.openxmlformats.org/drawingml/2006/main">
+              <a:graphicData uri="http://schemas.openxmlformats.org/drawingml/2006/picture">
+                <pic:pic xmlns:pic="http://schemas.openxmlformats.org/drawingml/2006/picture">
+                  <pic:nvPicPr>
+                    <pic:cNvPr id="0" name="" descr=""/>
+                    <pic:cNvPicPr>
+                      <a:picLocks noChangeAspect="1" noChangeArrowheads="1"/>
+                    </pic:cNvPicPr>
+                  </pic:nvPicPr>
+                  <pic:blipFill>
+                    <a:blip r:embed="rId23" cstate="none"/>
+                    <a:srcRect/>
+                    <a:stretch>
+                      <a:fillRect/>
+                    </a:stretch>
+                  </pic:blipFill>
+                  <pic:spPr bwMode="auto">
+                    <a:xfrm>
+                      <a:off x="0" y="0"/>
+                      <a:ext cx="4095750" cy="647700"/>
+                    </a:xfrm>
+                    <a:prstGeom prst="rect">
+                      <a:avLst/>
+                    </a:prstGeom>
+                  </pic:spPr>
+                </pic:pic>
+              </a:graphicData>
+            </a:graphic>
+          </wp:inline>
+        </w:drawing>
+      </w:r>
+      <w:r>
+        <w:rPr>
+          <w:rFonts w:ascii="Helvetica" w:cs="Helvetica" w:eastAsia="Helvetica" w:hAnsi="Helvetica"/>
+          <w:color w:val="1C1F26"/>
+          <w:sz w:val="20"/>
+          <w:szCs w:val="20"/>
+        </w:rPr>
+        <w:t xml:space="preserve">	(16)</w:t>
+      </w:r>
+    </w:p>
+    <w:p>
+      <w:pPr>
+        <w:spacing w:after="120"/>
+      </w:pPr>
+      <w:r>
+        <w:rPr>
+          <w:rFonts w:ascii="Helvetica" w:cs="Helvetica" w:eastAsia="Helvetica" w:hAnsi="Helvetica"/>
+          <w:color w:val="1C1F26"/>
+          <w:sz w:val="19"/>
+          <w:szCs w:val="19"/>
+        </w:rPr>
+        <w:t xml:space="preserve">Because the coax truth is known exactly, the machinery is META-VERIFIED in §05.3: the extrapolate must beat the finest mesh and GCI must bound the TRUE error.</w:t>
+      </w:r>
+    </w:p>
+    <w:p>
+      <w:pPr>
+        <w:pStyle w:val="Heading2"/>
+        <w:spacing w:after="90" w:before="180"/>
+      </w:pPr>
+      <w:r>
+        <w:rPr>
+          <w:rFonts w:ascii="Helvetica" w:cs="Helvetica" w:eastAsia="Helvetica" w:hAnsi="Helvetica"/>
+          <w:b/>
+          <w:bCs/>
+          <w:color w:val="1C1F26"/>
+          <w:sz w:val="22"/>
+          <w:szCs w:val="22"/>
+        </w:rPr>
+        <w:t xml:space="preserve">03.5 FEMM harmonic conventions under test</w:t>
+      </w:r>
+    </w:p>
+    <w:p>
+      <w:pPr>
+        <w:spacing w:after="120"/>
+      </w:pPr>
+      <w:r>
+        <w:rPr>
+          <w:rFonts w:ascii="Helvetica" w:cs="Helvetica" w:eastAsia="Helvetica" w:hAnsi="Helvetica"/>
+          <w:color w:val="1C1F26"/>
+          <w:sz w:val="19"/>
+          <w:szCs w:val="19"/>
+        </w:rPr>
+        <w:t xml:space="preserve">FEMM harmonic problems solve for peak-amplitude phasors. For a linear lossless inductor at equal numeric current:</w:t>
+      </w:r>
+    </w:p>
+    <w:p>
+      <w:pPr>
+        <w:tabs>
+          <w:tab w:val="right" w:pos="9700"/>
+        </w:tabs>
+        <w:spacing w:after="100" w:before="100"/>
+        <w:jc w:val="center"/>
+      </w:pPr>
+      <w:r>
+        <w:drawing>
+          <wp:inline distT="0" distB="0" distL="0" distR="0">
+            <wp:extent cx="4095750" cy="447675"/>
+            <wp:effectExtent t="0" r="0" b="0" l="0"/>
+            <wp:docPr id="1" name="" descr="" title=""/>
+            <wp:cNvGraphicFramePr>
+              <a:graphicFrameLocks xmlns:a="http://schemas.openxmlformats.org/drawingml/2006/main" noChangeAspect="1"/>
+            </wp:cNvGraphicFramePr>
+            <a:graphic xmlns:a="http://schemas.openxmlformats.org/drawingml/2006/main">
+              <a:graphicData uri="http://schemas.openxmlformats.org/drawingml/2006/picture">
+                <pic:pic xmlns:pic="http://schemas.openxmlformats.org/drawingml/2006/picture">
+                  <pic:nvPicPr>
+                    <pic:cNvPr id="0" name="" descr=""/>
+                    <pic:cNvPicPr>
+                      <a:picLocks noChangeAspect="1" noChangeArrowheads="1"/>
+                    </pic:cNvPicPr>
+                  </pic:nvPicPr>
+                  <pic:blipFill>
+                    <a:blip r:embed="rId24" cstate="none"/>
+                    <a:srcRect/>
+                    <a:stretch>
+                      <a:fillRect/>
+                    </a:stretch>
+                  </pic:blipFill>
+                  <pic:spPr bwMode="auto">
+                    <a:xfrm>
+                      <a:off x="0" y="0"/>
+                      <a:ext cx="4095750" cy="447675"/>
+                    </a:xfrm>
+                    <a:prstGeom prst="rect">
+                      <a:avLst/>
+                    </a:prstGeom>
+                  </pic:spPr>
+                </pic:pic>
+              </a:graphicData>
+            </a:graphic>
+          </wp:inline>
+        </w:drawing>
+      </w:r>
+      <w:r>
+        <w:rPr>
+          <w:rFonts w:ascii="Helvetica" w:cs="Helvetica" w:eastAsia="Helvetica" w:hAnsi="Helvetica"/>
+          <w:color w:val="1C1F26"/>
+          <w:sz w:val="20"/>
+          <w:szCs w:val="20"/>
+        </w:rPr>
+        <w:t xml:space="preserve">	(17)</w:t>
+      </w:r>
+    </w:p>
+    <w:p>
+      <w:pPr>
+        <w:spacing w:after="120"/>
+      </w:pPr>
+      <w:r>
+        <w:rPr>
+          <w:rFonts w:ascii="Helvetica" w:cs="Helvetica" w:eastAsia="Helvetica" w:hAnsi="Helvetica"/>
+          <w:color w:val="1C1F26"/>
+          <w:sz w:val="19"/>
+          <w:szCs w:val="19"/>
+        </w:rPr>
+        <w:t xml:space="preserve">Field-phasor integrals (bi8) should instead preserve amplitude (ratio 1). Both predictions tested at four frequencies in §05.5; complex capability (R-b) tested against the complex form of Eq. (3) with Î = 100∠30° (App. A.11).</w:t>
+      </w:r>
+    </w:p>
+    <w:p>
+      <w:pPr>
+        <w:pStyle w:val="Heading1"/>
+        <w:spacing w:after="120" w:before="260"/>
+      </w:pPr>
+      <w:r>
+        <w:rPr>
+          <w:rFonts w:ascii="Helvetica" w:cs="Helvetica" w:eastAsia="Helvetica" w:hAnsi="Helvetica"/>
+          <w:b/>
+          <w:bCs/>
+          <w:color w:val="1C1F26"/>
+          <w:sz w:val="28"/>
+          <w:szCs w:val="28"/>
+        </w:rPr>
+        <w:t xml:space="preserve">04 / Method — harness v2 architecture</w:t>
+      </w:r>
+    </w:p>
+    <w:tbl>
+      <w:tblPr>
+        <w:tblW w:type="dxa" w:w="9800"/>
+        <w:tblBorders>
+          <w:top w:val="single" w:color="auto" w:sz="4"/>
+          <w:left w:val="single" w:color="auto" w:sz="4"/>
+          <w:bottom w:val="single" w:color="auto" w:sz="4"/>
+          <w:right w:val="single" w:color="auto" w:sz="4"/>
+          <w:insideH w:val="single" w:color="auto" w:sz="4"/>
+          <w:insideV w:val="single" w:color="auto" w:sz="4"/>
+        </w:tblBorders>
+      </w:tblPr>
+      <w:tblGrid>
+        <w:gridCol w:w="1971"/>
+        <w:gridCol w:w="7829"/>
+      </w:tblGrid>
+      <w:tr>
+        <w:tc>
+          <w:tcPr>
+            <w:tcW w:type="dxa" w:w="1971"/>
+            <w:shd w:fill="1C1F26" w:val="clear"/>
+            <w:tcMar>
+              <w:top w:type="dxa" w:w="60"/>
+              <w:left w:type="dxa" w:w="80"/>
+              <w:bottom w:type="dxa" w:w="60"/>
+              <w:right w:type="dxa" w:w="80"/>
+            </w:tcMar>
+          </w:tcPr>
+          <w:p>
+            <w:r>
+              <w:rPr>
+                <w:rFonts w:ascii="Helvetica" w:cs="Helvetica" w:eastAsia="Helvetica" w:hAnsi="Helvetica"/>
+                <w:b/>
+                <w:bCs/>
+                <w:color w:val="FFFFFF"/>
+                <w:sz w:val="17"/>
+                <w:szCs w:val="17"/>
+              </w:rPr>
+              <w:t xml:space="preserve">Element</w:t>
+            </w:r>
+          </w:p>
+        </w:tc>
+        <w:tc>
+          <w:tcPr>
+            <w:tcW w:type="dxa" w:w="7829"/>
+            <w:shd w:fill="1C1F26" w:val="clear"/>
+            <w:tcMar>
+              <w:top w:type="dxa" w:w="60"/>
+              <w:left w:type="dxa" w:w="80"/>
+              <w:bottom w:type="dxa" w:w="60"/>
+              <w:right w:type="dxa" w:w="80"/>
+            </w:tcMar>
+          </w:tcPr>
+          <w:p>
+            <w:r>
+              <w:rPr>
+                <w:rFonts w:ascii="Helvetica" w:cs="Helvetica" w:eastAsia="Helvetica" w:hAnsi="Helvetica"/>
+                <w:b/>
+                <w:bCs/>
+                <w:color w:val="FFFFFF"/>
+                <w:sz w:val="17"/>
+                <w:szCs w:val="17"/>
+              </w:rPr>
+              <w:t xml:space="preserve">Implementation</w:t>
+            </w:r>
+          </w:p>
+        </w:tc>
+      </w:tr>
+      <w:tr>
+        <w:tc>
+          <w:tcPr>
+            <w:tcW w:type="dxa" w:w="1971"/>
+            <w:tcMar>
+              <w:top w:type="dxa" w:w="60"/>
+              <w:left w:type="dxa" w:w="80"/>
+              <w:bottom w:type="dxa" w:w="60"/>
+              <w:right w:type="dxa" w:w="80"/>
+            </w:tcMar>
+          </w:tcPr>
+          <w:p>
+            <w:r>
+              <w:rPr>
+                <w:rFonts w:ascii="Helvetica" w:cs="Helvetica" w:eastAsia="Helvetica" w:hAnsi="Helvetica"/>
+                <w:color w:val="1C1F26"/>
+                <w:sz w:val="17"/>
+                <w:szCs w:val="17"/>
+              </w:rPr>
+              <w:t xml:space="preserve">Gate order</w:t>
+            </w:r>
+          </w:p>
+        </w:tc>
+        <w:tc>
+          <w:tcPr>
+            <w:tcW w:type="dxa" w:w="7829"/>
+            <w:tcMar>
+              <w:top w:type="dxa" w:w="60"/>
+              <w:left w:type="dxa" w:w="80"/>
+              <w:bottom w:type="dxa" w:w="60"/>
+              <w:right w:type="dxa" w:w="80"/>
+            </w:tcMar>
+          </w:tcPr>
+          <w:p>
+            <w:r>
+              <w:rPr>
+                <w:rFonts w:ascii="Helvetica" w:cs="Helvetica" w:eastAsia="Helvetica" w:hAnsi="Helvetica"/>
+                <w:color w:val="1C1F26"/>
+                <w:sz w:val="17"/>
+                <w:szCs w:val="17"/>
+              </w:rPr>
+              <w:t xml:space="preserve">Stage A′ (no solver) → asserted → coax family → loop family → probes.</w:t>
+            </w:r>
+          </w:p>
+        </w:tc>
+      </w:tr>
+      <w:tr>
+        <w:tc>
+          <w:tcPr>
+            <w:tcW w:type="dxa" w:w="1971"/>
+            <w:shd w:fill="F3F4F5" w:val="clear"/>
+            <w:tcMar>
+              <w:top w:type="dxa" w:w="60"/>
+              <w:left w:type="dxa" w:w="80"/>
+              <w:bottom w:type="dxa" w:w="60"/>
+              <w:right w:type="dxa" w:w="80"/>
+            </w:tcMar>
+          </w:tcPr>
+          <w:p>
+            <w:r>
+              <w:rPr>
+                <w:rFonts w:ascii="Helvetica" w:cs="Helvetica" w:eastAsia="Helvetica" w:hAnsi="Helvetica"/>
+                <w:color w:val="1C1F26"/>
+                <w:sz w:val="17"/>
+                <w:szCs w:val="17"/>
+              </w:rPr>
+              <w:t xml:space="preserve">Coax family</w:t>
+            </w:r>
+          </w:p>
+        </w:tc>
+        <w:tc>
+          <w:tcPr>
+            <w:tcW w:type="dxa" w:w="7829"/>
+            <w:shd w:fill="F3F4F5" w:val="clear"/>
+            <w:tcMar>
+              <w:top w:type="dxa" w:w="60"/>
+              <w:left w:type="dxa" w:w="80"/>
+              <w:bottom w:type="dxa" w:w="60"/>
+              <w:right w:type="dxa" w:w="80"/>
+            </w:tcMar>
+          </w:tcPr>
+          <w:p>
+            <w:r>
+              <w:rPr>
+                <w:rFonts w:ascii="Helvetica" w:cs="Helvetica" w:eastAsia="Helvetica" w:hAnsi="Helvetica"/>
+                <w:color w:val="1C1F26"/>
+                <w:sz w:val="17"/>
+                <w:szCs w:val="17"/>
+              </w:rPr>
+              <w:t xml:space="preserve">5 meshes h = 4/2/1/0.5/0.25 mm, maxseg 5°→0.3125°, elements 2,498→132,262 (realized ratios 1.54/1.53/1.73/1.78).</w:t>
+            </w:r>
+          </w:p>
+        </w:tc>
+      </w:tr>
+      <w:tr>
+        <w:tc>
+          <w:tcPr>
+            <w:tcW w:type="dxa" w:w="1971"/>
+            <w:tcMar>
+              <w:top w:type="dxa" w:w="60"/>
+              <w:left w:type="dxa" w:w="80"/>
+              <w:bottom w:type="dxa" w:w="60"/>
+              <w:right w:type="dxa" w:w="80"/>
+            </w:tcMar>
+          </w:tcPr>
+          <w:p>
+            <w:r>
+              <w:rPr>
+                <w:rFonts w:ascii="Helvetica" w:cs="Helvetica" w:eastAsia="Helvetica" w:hAnsi="Helvetica"/>
+                <w:color w:val="1C1F26"/>
+                <w:sz w:val="17"/>
+                <w:szCs w:val="17"/>
+              </w:rPr>
+              <w:t xml:space="preserve">Loop family</w:t>
+            </w:r>
+          </w:p>
+        </w:tc>
+        <w:tc>
+          <w:tcPr>
+            <w:tcW w:type="dxa" w:w="7829"/>
+            <w:tcMar>
+              <w:top w:type="dxa" w:w="60"/>
+              <w:left w:type="dxa" w:w="80"/>
+              <w:bottom w:type="dxa" w:w="60"/>
+              <w:right w:type="dxa" w:w="80"/>
+            </w:tcMar>
+          </w:tcPr>
+          <w:p>
+            <w:r>
+              <w:rPr>
+                <w:rFonts w:ascii="Helvetica" w:cs="Helvetica" w:eastAsia="Helvetica" w:hAnsi="Helvetica"/>
+                <w:color w:val="1C1F26"/>
+                <w:sz w:val="17"/>
+                <w:szCs w:val="17"/>
+              </w:rPr>
+              <w:t xml:space="preserve">4 meshes h = 8/4/2/1 mm (coil h/8), 4,194→57,472 el.; ABC 7 shells @0.12 m; truncation check @0.18 m; 6 probes ≥14 mm from source.</w:t>
+            </w:r>
+          </w:p>
+        </w:tc>
+      </w:tr>
+      <w:tr>
+        <w:tc>
+          <w:tcPr>
+            <w:tcW w:type="dxa" w:w="1971"/>
+            <w:shd w:fill="F3F4F5" w:val="clear"/>
+            <w:tcMar>
+              <w:top w:type="dxa" w:w="60"/>
+              <w:left w:type="dxa" w:w="80"/>
+              <w:bottom w:type="dxa" w:w="60"/>
+              <w:right w:type="dxa" w:w="80"/>
+            </w:tcMar>
+          </w:tcPr>
+          <w:p>
+            <w:r>
+              <w:rPr>
+                <w:rFonts w:ascii="Helvetica" w:cs="Helvetica" w:eastAsia="Helvetica" w:hAnsi="Helvetica"/>
+                <w:color w:val="1C1F26"/>
+                <w:sz w:val="17"/>
+                <w:szCs w:val="17"/>
+              </w:rPr>
+              <w:t xml:space="preserve">Smoothing policy</w:t>
+            </w:r>
+          </w:p>
+        </w:tc>
+        <w:tc>
+          <w:tcPr>
+            <w:tcW w:type="dxa" w:w="7829"/>
+            <w:shd w:fill="F3F4F5" w:val="clear"/>
+            <w:tcMar>
+              <w:top w:type="dxa" w:w="60"/>
+              <w:left w:type="dxa" w:w="80"/>
+              <w:bottom w:type="dxa" w:w="60"/>
+              <w:right w:type="dxa" w:w="80"/>
+            </w:tcMar>
+          </w:tcPr>
+          <w:p>
+            <w:r>
+              <w:rPr>
+                <w:rFonts w:ascii="Helvetica" w:cs="Helvetica" w:eastAsia="Helvetica" w:hAnsi="Helvetica"/>
+                <w:color w:val="1C1F26"/>
+                <w:sz w:val="17"/>
+                <w:szCs w:val="17"/>
+              </w:rPr>
+              <w:t xml:space="preserve">mo_smooth OFF and ON measured for every point/contour observable; authoritative state declared per observable (§05.4).</w:t>
+            </w:r>
+          </w:p>
+        </w:tc>
+      </w:tr>
+      <w:tr>
+        <w:tc>
+          <w:tcPr>
+            <w:tcW w:type="dxa" w:w="1971"/>
+            <w:tcMar>
+              <w:top w:type="dxa" w:w="60"/>
+              <w:left w:type="dxa" w:w="80"/>
+              <w:bottom w:type="dxa" w:w="60"/>
+              <w:right w:type="dxa" w:w="80"/>
+            </w:tcMar>
+          </w:tcPr>
+          <w:p>
+            <w:r>
+              <w:rPr>
+                <w:rFonts w:ascii="Helvetica" w:cs="Helvetica" w:eastAsia="Helvetica" w:hAnsi="Helvetica"/>
+                <w:color w:val="1C1F26"/>
+                <w:sz w:val="17"/>
+                <w:szCs w:val="17"/>
+              </w:rPr>
+              <w:t xml:space="preserve">Probes</w:t>
+            </w:r>
+          </w:p>
+        </w:tc>
+        <w:tc>
+          <w:tcPr>
+            <w:tcW w:type="dxa" w:w="7829"/>
+            <w:tcMar>
+              <w:top w:type="dxa" w:w="60"/>
+              <w:left w:type="dxa" w:w="80"/>
+              <w:bottom w:type="dxa" w:w="60"/>
+              <w:right w:type="dxa" w:w="80"/>
+            </w:tcMar>
+          </w:tcPr>
+          <w:p>
+            <w:r>
+              <w:rPr>
+                <w:rFonts w:ascii="Helvetica" w:cs="Helvetica" w:eastAsia="Helvetica" w:hAnsi="Helvetica"/>
+                <w:color w:val="1C1F26"/>
+                <w:sz w:val="17"/>
+                <w:szCs w:val="17"/>
+              </w:rPr>
+              <w:t xml:space="preserve">ω-sequence 0.01/0.1/1/10 Hz (σ=0); harmonic bi8 ratio; P4 complex-circuit marshaling with exact complex target; mo_geta convention probe.</w:t>
+            </w:r>
+          </w:p>
+        </w:tc>
+      </w:tr>
+      <w:tr>
+        <w:tc>
+          <w:tcPr>
+            <w:tcW w:type="dxa" w:w="1971"/>
+            <w:shd w:fill="F3F4F5" w:val="clear"/>
+            <w:tcMar>
+              <w:top w:type="dxa" w:w="60"/>
+              <w:left w:type="dxa" w:w="80"/>
+              <w:bottom w:type="dxa" w:w="60"/>
+              <w:right w:type="dxa" w:w="80"/>
+            </w:tcMar>
+          </w:tcPr>
+          <w:p>
+            <w:r>
+              <w:rPr>
+                <w:rFonts w:ascii="Helvetica" w:cs="Helvetica" w:eastAsia="Helvetica" w:hAnsi="Helvetica"/>
+                <w:color w:val="1C1F26"/>
+                <w:sz w:val="17"/>
+                <w:szCs w:val="17"/>
+              </w:rPr>
+              <w:t xml:space="preserve">Evidence</w:t>
+            </w:r>
+          </w:p>
+        </w:tc>
+        <w:tc>
+          <w:tcPr>
+            <w:tcW w:type="dxa" w:w="7829"/>
+            <w:shd w:fill="F3F4F5" w:val="clear"/>
+            <w:tcMar>
+              <w:top w:type="dxa" w:w="60"/>
+              <w:left w:type="dxa" w:w="80"/>
+              <w:bottom w:type="dxa" w:w="60"/>
+              <w:right w:type="dxa" w:w="80"/>
+            </w:tcMar>
+          </w:tcPr>
+          <w:p>
+            <w:r>
+              <w:rPr>
+                <w:rFonts w:ascii="Helvetica" w:cs="Helvetica" w:eastAsia="Helvetica" w:hAnsi="Helvetica"/>
+                <w:color w:val="1C1F26"/>
+                <w:sz w:val="17"/>
+                <w:szCs w:val="17"/>
+              </w:rPr>
+              <w:t xml:space="preserve">transcript.log (asserted non-empty) · results.mat · report_numbers.json · gate_manifest.json · 11 retained .fem/.ans · 12 figures.</w:t>
+            </w:r>
+          </w:p>
+        </w:tc>
+      </w:tr>
+    </w:tbl>
+    <w:p>
+      <w:pPr>
+        <w:pStyle w:val="Heading1"/>
+        <w:spacing w:after="120" w:before="260"/>
+      </w:pPr>
+      <w:r>
+        <w:rPr>
+          <w:rFonts w:ascii="Helvetica" w:cs="Helvetica" w:eastAsia="Helvetica" w:hAnsi="Helvetica"/>
+          <w:b/>
+          <w:bCs/>
+          <w:color w:val="1C1F26"/>
+          <w:sz w:val="28"/>
+          <w:szCs w:val="28"/>
+        </w:rPr>
+        <w:t xml:space="preserve">05 / Results</w:t>
+      </w:r>
+    </w:p>
+    <w:p>
+      <w:pPr>
+        <w:pStyle w:val="Heading2"/>
+        <w:spacing w:after="90" w:before="180"/>
+      </w:pPr>
+      <w:r>
+        <w:rPr>
+          <w:rFonts w:ascii="Helvetica" w:cs="Helvetica" w:eastAsia="Helvetica" w:hAnsi="Helvetica"/>
+          <w:b/>
+          <w:bCs/>
+          <w:color w:val="1C1F26"/>
+          <w:sz w:val="22"/>
+          <w:szCs w:val="22"/>
+        </w:rPr>
+        <w:t xml:space="preserve">05.1 Stage A′ — operators certified on the manufactured field</w:t>
+      </w:r>
+    </w:p>
+    <w:tbl>
+      <w:tblPr>
+        <w:tblW w:type="dxa" w:w="9800"/>
+        <w:tblBorders>
+          <w:top w:val="single" w:color="auto" w:sz="4"/>
+          <w:left w:val="single" w:color="auto" w:sz="4"/>
+          <w:bottom w:val="single" w:color="auto" w:sz="4"/>
+          <w:right w:val="single" w:color="auto" w:sz="4"/>
+          <w:insideH w:val="single" w:color="auto" w:sz="4"/>
+          <w:insideV w:val="single" w:color="auto" w:sz="4"/>
+        </w:tblBorders>
+      </w:tblPr>
+      <w:tblGrid>
+        <w:gridCol w:w="1690"/>
+        <w:gridCol w:w="2703"/>
+        <w:gridCol w:w="2703"/>
+        <w:gridCol w:w="2703"/>
+      </w:tblGrid>
+      <w:tr>
+        <w:tc>
+          <w:tcPr>
+            <w:tcW w:type="dxa" w:w="1690"/>
+            <w:shd w:fill="1C1F26" w:val="clear"/>
+            <w:tcMar>
+              <w:top w:type="dxa" w:w="60"/>
+              <w:left w:type="dxa" w:w="80"/>
+              <w:bottom w:type="dxa" w:w="60"/>
+              <w:right w:type="dxa" w:w="80"/>
+            </w:tcMar>
+          </w:tcPr>
+          <w:p>
+            <w:r>
+              <w:rPr>
+                <w:rFonts w:ascii="Helvetica" w:cs="Helvetica" w:eastAsia="Helvetica" w:hAnsi="Helvetica"/>
+                <w:b/>
+                <w:bCs/>
+                <w:color w:val="FFFFFF"/>
+                <w:sz w:val="17"/>
+                <w:szCs w:val="17"/>
+              </w:rPr>
+              <w:t xml:space="preserve">N</w:t>
+            </w:r>
+          </w:p>
+        </w:tc>
+        <w:tc>
+          <w:tcPr>
+            <w:tcW w:type="dxa" w:w="2703"/>
+            <w:shd w:fill="1C1F26" w:val="clear"/>
+            <w:tcMar>
+              <w:top w:type="dxa" w:w="60"/>
+              <w:left w:type="dxa" w:w="80"/>
+              <w:bottom w:type="dxa" w:w="60"/>
+              <w:right w:type="dxa" w:w="80"/>
+            </w:tcMar>
+          </w:tcPr>
+          <w:p>
+            <w:r>
+              <w:rPr>
+                <w:rFonts w:ascii="Helvetica" w:cs="Helvetica" w:eastAsia="Helvetica" w:hAnsi="Helvetica"/>
+                <w:b/>
+                <w:bCs/>
+                <w:color w:val="FFFFFF"/>
+                <w:sz w:val="17"/>
+                <w:szCs w:val="17"/>
+              </w:rPr>
+              <w:t xml:space="preserve">T1 ∫Bx dA</w:t>
+            </w:r>
+          </w:p>
+        </w:tc>
+        <w:tc>
+          <w:tcPr>
+            <w:tcW w:type="dxa" w:w="2703"/>
+            <w:shd w:fill="1C1F26" w:val="clear"/>
+            <w:tcMar>
+              <w:top w:type="dxa" w:w="60"/>
+              <w:left w:type="dxa" w:w="80"/>
+              <w:bottom w:type="dxa" w:w="60"/>
+              <w:right w:type="dxa" w:w="80"/>
+            </w:tcMar>
+          </w:tcPr>
+          <w:p>
+            <w:r>
+              <w:rPr>
+                <w:rFonts w:ascii="Helvetica" w:cs="Helvetica" w:eastAsia="Helvetica" w:hAnsi="Helvetica"/>
+                <w:b/>
+                <w:bCs/>
+                <w:color w:val="FFFFFF"/>
+                <w:sz w:val="17"/>
+                <w:szCs w:val="17"/>
+              </w:rPr>
+              <w:t xml:space="preserve">T2 energy</w:t>
+            </w:r>
+          </w:p>
+        </w:tc>
+        <w:tc>
+          <w:tcPr>
+            <w:tcW w:type="dxa" w:w="2703"/>
+            <w:shd w:fill="1C1F26" w:val="clear"/>
+            <w:tcMar>
+              <w:top w:type="dxa" w:w="60"/>
+              <w:left w:type="dxa" w:w="80"/>
+              <w:bottom w:type="dxa" w:w="60"/>
+              <w:right w:type="dxa" w:w="80"/>
+            </w:tcMar>
+          </w:tcPr>
+          <w:p>
+            <w:r>
+              <w:rPr>
+                <w:rFonts w:ascii="Helvetica" w:cs="Helvetica" w:eastAsia="Helvetica" w:hAnsi="Helvetica"/>
+                <w:b/>
+                <w:bCs/>
+                <w:color w:val="FFFFFF"/>
+                <w:sz w:val="17"/>
+                <w:szCs w:val="17"/>
+              </w:rPr>
+              <w:t xml:space="preserve">T3 circulation</w:t>
+            </w:r>
+          </w:p>
+        </w:tc>
+      </w:tr>
+      <w:tr>
+        <w:tc>
+          <w:tcPr>
+            <w:tcW w:type="dxa" w:w="1690"/>
+            <w:tcMar>
+              <w:top w:type="dxa" w:w="60"/>
+              <w:left w:type="dxa" w:w="80"/>
+              <w:bottom w:type="dxa" w:w="60"/>
+              <w:right w:type="dxa" w:w="80"/>
+            </w:tcMar>
+          </w:tcPr>
+          <w:p>
+            <w:r>
+              <w:rPr>
+                <w:rFonts w:ascii="Helvetica" w:cs="Helvetica" w:eastAsia="Helvetica" w:hAnsi="Helvetica"/>
+                <w:color w:val="1C1F26"/>
+                <w:sz w:val="17"/>
+                <w:szCs w:val="17"/>
+              </w:rPr>
+              <w:t xml:space="preserve">12</w:t>
+            </w:r>
+          </w:p>
+        </w:tc>
+        <w:tc>
+          <w:tcPr>
+            <w:tcW w:type="dxa" w:w="2703"/>
+            <w:tcMar>
+              <w:top w:type="dxa" w:w="60"/>
+              <w:left w:type="dxa" w:w="80"/>
+              <w:bottom w:type="dxa" w:w="60"/>
+              <w:right w:type="dxa" w:w="80"/>
+            </w:tcMar>
+          </w:tcPr>
+          <w:p>
+            <w:r>
+              <w:rPr>
+                <w:rFonts w:ascii="Helvetica" w:cs="Helvetica" w:eastAsia="Helvetica" w:hAnsi="Helvetica"/>
+                <w:color w:val="1C1F26"/>
+                <w:sz w:val="17"/>
+                <w:szCs w:val="17"/>
+              </w:rPr>
+              <w:t xml:space="preserve">3.954e-03</w:t>
+            </w:r>
+          </w:p>
+        </w:tc>
+        <w:tc>
+          <w:tcPr>
+            <w:tcW w:type="dxa" w:w="2703"/>
+            <w:tcMar>
+              <w:top w:type="dxa" w:w="60"/>
+              <w:left w:type="dxa" w:w="80"/>
+              <w:bottom w:type="dxa" w:w="60"/>
+              <w:right w:type="dxa" w:w="80"/>
+            </w:tcMar>
+          </w:tcPr>
+          <w:p>
+            <w:r>
+              <w:rPr>
+                <w:rFonts w:ascii="Helvetica" w:cs="Helvetica" w:eastAsia="Helvetica" w:hAnsi="Helvetica"/>
+                <w:color w:val="1C1F26"/>
+                <w:sz w:val="17"/>
+                <w:szCs w:val="17"/>
+              </w:rPr>
+              <w:t xml:space="preserve">4.936e-04</w:t>
+            </w:r>
+          </w:p>
+        </w:tc>
+        <w:tc>
+          <w:tcPr>
+            <w:tcW w:type="dxa" w:w="2703"/>
+            <w:tcMar>
+              <w:top w:type="dxa" w:w="60"/>
+              <w:left w:type="dxa" w:w="80"/>
+              <w:bottom w:type="dxa" w:w="60"/>
+              <w:right w:type="dxa" w:w="80"/>
+            </w:tcMar>
+          </w:tcPr>
+          <w:p>
+            <w:r>
+              <w:rPr>
+                <w:rFonts w:ascii="Helvetica" w:cs="Helvetica" w:eastAsia="Helvetica" w:hAnsi="Helvetica"/>
+                <w:color w:val="1C1F26"/>
+                <w:sz w:val="17"/>
+                <w:szCs w:val="17"/>
+              </w:rPr>
+              <w:t xml:space="preserve">3.471e-03</w:t>
+            </w:r>
+          </w:p>
+        </w:tc>
+      </w:tr>
+      <w:tr>
+        <w:tc>
+          <w:tcPr>
+            <w:tcW w:type="dxa" w:w="1690"/>
+            <w:shd w:fill="F3F4F5" w:val="clear"/>
+            <w:tcMar>
+              <w:top w:type="dxa" w:w="60"/>
+              <w:left w:type="dxa" w:w="80"/>
+              <w:bottom w:type="dxa" w:w="60"/>
+              <w:right w:type="dxa" w:w="80"/>
+            </w:tcMar>
+          </w:tcPr>
+          <w:p>
+            <w:r>
+              <w:rPr>
+                <w:rFonts w:ascii="Helvetica" w:cs="Helvetica" w:eastAsia="Helvetica" w:hAnsi="Helvetica"/>
+                <w:color w:val="1C1F26"/>
+                <w:sz w:val="17"/>
+                <w:szCs w:val="17"/>
+              </w:rPr>
+              <w:t xml:space="preserve">25</w:t>
+            </w:r>
+          </w:p>
+        </w:tc>
+        <w:tc>
+          <w:tcPr>
+            <w:tcW w:type="dxa" w:w="2703"/>
+            <w:shd w:fill="F3F4F5" w:val="clear"/>
+            <w:tcMar>
+              <w:top w:type="dxa" w:w="60"/>
+              <w:left w:type="dxa" w:w="80"/>
+              <w:bottom w:type="dxa" w:w="60"/>
+              <w:right w:type="dxa" w:w="80"/>
+            </w:tcMar>
+          </w:tcPr>
+          <w:p>
+            <w:r>
+              <w:rPr>
+                <w:rFonts w:ascii="Helvetica" w:cs="Helvetica" w:eastAsia="Helvetica" w:hAnsi="Helvetica"/>
+                <w:color w:val="1C1F26"/>
+                <w:sz w:val="17"/>
+                <w:szCs w:val="17"/>
+              </w:rPr>
+              <w:t xml:space="preserve">9.092e-04</w:t>
+            </w:r>
+          </w:p>
+        </w:tc>
+        <w:tc>
+          <w:tcPr>
+            <w:tcW w:type="dxa" w:w="2703"/>
+            <w:shd w:fill="F3F4F5" w:val="clear"/>
+            <w:tcMar>
+              <w:top w:type="dxa" w:w="60"/>
+              <w:left w:type="dxa" w:w="80"/>
+              <w:bottom w:type="dxa" w:w="60"/>
+              <w:right w:type="dxa" w:w="80"/>
+            </w:tcMar>
+          </w:tcPr>
+          <w:p>
+            <w:r>
+              <w:rPr>
+                <w:rFonts w:ascii="Helvetica" w:cs="Helvetica" w:eastAsia="Helvetica" w:hAnsi="Helvetica"/>
+                <w:color w:val="1C1F26"/>
+                <w:sz w:val="17"/>
+                <w:szCs w:val="17"/>
+              </w:rPr>
+              <w:t xml:space="preserve">1.134e-04</w:t>
+            </w:r>
+          </w:p>
+        </w:tc>
+        <w:tc>
+          <w:tcPr>
+            <w:tcW w:type="dxa" w:w="2703"/>
+            <w:shd w:fill="F3F4F5" w:val="clear"/>
+            <w:tcMar>
+              <w:top w:type="dxa" w:w="60"/>
+              <w:left w:type="dxa" w:w="80"/>
+              <w:bottom w:type="dxa" w:w="60"/>
+              <w:right w:type="dxa" w:w="80"/>
+            </w:tcMar>
+          </w:tcPr>
+          <w:p>
+            <w:r>
+              <w:rPr>
+                <w:rFonts w:ascii="Helvetica" w:cs="Helvetica" w:eastAsia="Helvetica" w:hAnsi="Helvetica"/>
+                <w:color w:val="1C1F26"/>
+                <w:sz w:val="17"/>
+                <w:szCs w:val="17"/>
+              </w:rPr>
+              <w:t xml:space="preserve">7.993e-04</w:t>
+            </w:r>
+          </w:p>
+        </w:tc>
+      </w:tr>
+      <w:tr>
+        <w:tc>
+          <w:tcPr>
+            <w:tcW w:type="dxa" w:w="1690"/>
+            <w:tcMar>
+              <w:top w:type="dxa" w:w="60"/>
+              <w:left w:type="dxa" w:w="80"/>
+              <w:bottom w:type="dxa" w:w="60"/>
+              <w:right w:type="dxa" w:w="80"/>
+            </w:tcMar>
+          </w:tcPr>
+          <w:p>
+            <w:r>
+              <w:rPr>
+                <w:rFonts w:ascii="Helvetica" w:cs="Helvetica" w:eastAsia="Helvetica" w:hAnsi="Helvetica"/>
+                <w:color w:val="1C1F26"/>
+                <w:sz w:val="17"/>
+                <w:szCs w:val="17"/>
+              </w:rPr>
+              <w:t xml:space="preserve">50</w:t>
+            </w:r>
+          </w:p>
+        </w:tc>
+        <w:tc>
+          <w:tcPr>
+            <w:tcW w:type="dxa" w:w="2703"/>
+            <w:tcMar>
+              <w:top w:type="dxa" w:w="60"/>
+              <w:left w:type="dxa" w:w="80"/>
+              <w:bottom w:type="dxa" w:w="60"/>
+              <w:right w:type="dxa" w:w="80"/>
+            </w:tcMar>
+          </w:tcPr>
+          <w:p>
+            <w:r>
+              <w:rPr>
+                <w:rFonts w:ascii="Helvetica" w:cs="Helvetica" w:eastAsia="Helvetica" w:hAnsi="Helvetica"/>
+                <w:color w:val="1C1F26"/>
+                <w:sz w:val="17"/>
+                <w:szCs w:val="17"/>
+              </w:rPr>
+              <w:t xml:space="preserve">2.272e-04</w:t>
+            </w:r>
+          </w:p>
+        </w:tc>
+        <w:tc>
+          <w:tcPr>
+            <w:tcW w:type="dxa" w:w="2703"/>
+            <w:tcMar>
+              <w:top w:type="dxa" w:w="60"/>
+              <w:left w:type="dxa" w:w="80"/>
+              <w:bottom w:type="dxa" w:w="60"/>
+              <w:right w:type="dxa" w:w="80"/>
+            </w:tcMar>
+          </w:tcPr>
+          <w:p>
+            <w:r>
+              <w:rPr>
+                <w:rFonts w:ascii="Helvetica" w:cs="Helvetica" w:eastAsia="Helvetica" w:hAnsi="Helvetica"/>
+                <w:color w:val="1C1F26"/>
+                <w:sz w:val="17"/>
+                <w:szCs w:val="17"/>
+              </w:rPr>
+              <w:t xml:space="preserve">2.832e-05</w:t>
+            </w:r>
+          </w:p>
+        </w:tc>
+        <w:tc>
+          <w:tcPr>
+            <w:tcW w:type="dxa" w:w="2703"/>
+            <w:tcMar>
+              <w:top w:type="dxa" w:w="60"/>
+              <w:left w:type="dxa" w:w="80"/>
+              <w:bottom w:type="dxa" w:w="60"/>
+              <w:right w:type="dxa" w:w="80"/>
+            </w:tcMar>
+          </w:tcPr>
+          <w:p>
+            <w:r>
+              <w:rPr>
+                <w:rFonts w:ascii="Helvetica" w:cs="Helvetica" w:eastAsia="Helvetica" w:hAnsi="Helvetica"/>
+                <w:color w:val="1C1F26"/>
+                <w:sz w:val="17"/>
+                <w:szCs w:val="17"/>
+              </w:rPr>
+              <w:t xml:space="preserve">1.998e-04</w:t>
+            </w:r>
+          </w:p>
+        </w:tc>
+      </w:tr>
+      <w:tr>
+        <w:tc>
+          <w:tcPr>
+            <w:tcW w:type="dxa" w:w="1690"/>
+            <w:shd w:fill="F3F4F5" w:val="clear"/>
+            <w:tcMar>
+              <w:top w:type="dxa" w:w="60"/>
+              <w:left w:type="dxa" w:w="80"/>
+              <w:bottom w:type="dxa" w:w="60"/>
+              <w:right w:type="dxa" w:w="80"/>
+            </w:tcMar>
+          </w:tcPr>
+          <w:p>
+            <w:r>
+              <w:rPr>
+                <w:rFonts w:ascii="Helvetica" w:cs="Helvetica" w:eastAsia="Helvetica" w:hAnsi="Helvetica"/>
+                <w:color w:val="1C1F26"/>
+                <w:sz w:val="17"/>
+                <w:szCs w:val="17"/>
+              </w:rPr>
+              <w:t xml:space="preserve">100</w:t>
+            </w:r>
+          </w:p>
+        </w:tc>
+        <w:tc>
+          <w:tcPr>
+            <w:tcW w:type="dxa" w:w="2703"/>
+            <w:shd w:fill="F3F4F5" w:val="clear"/>
+            <w:tcMar>
+              <w:top w:type="dxa" w:w="60"/>
+              <w:left w:type="dxa" w:w="80"/>
+              <w:bottom w:type="dxa" w:w="60"/>
+              <w:right w:type="dxa" w:w="80"/>
+            </w:tcMar>
+          </w:tcPr>
+          <w:p>
+            <w:r>
+              <w:rPr>
+                <w:rFonts w:ascii="Helvetica" w:cs="Helvetica" w:eastAsia="Helvetica" w:hAnsi="Helvetica"/>
+                <w:color w:val="1C1F26"/>
+                <w:sz w:val="17"/>
+                <w:szCs w:val="17"/>
+              </w:rPr>
+              <w:t xml:space="preserve">5.680e-05</w:t>
+            </w:r>
+          </w:p>
+        </w:tc>
+        <w:tc>
+          <w:tcPr>
+            <w:tcW w:type="dxa" w:w="2703"/>
+            <w:shd w:fill="F3F4F5" w:val="clear"/>
+            <w:tcMar>
+              <w:top w:type="dxa" w:w="60"/>
+              <w:left w:type="dxa" w:w="80"/>
+              <w:bottom w:type="dxa" w:w="60"/>
+              <w:right w:type="dxa" w:w="80"/>
+            </w:tcMar>
+          </w:tcPr>
+          <w:p>
+            <w:r>
+              <w:rPr>
+                <w:rFonts w:ascii="Helvetica" w:cs="Helvetica" w:eastAsia="Helvetica" w:hAnsi="Helvetica"/>
+                <w:color w:val="1C1F26"/>
+                <w:sz w:val="17"/>
+                <w:szCs w:val="17"/>
+              </w:rPr>
+              <w:t xml:space="preserve">7.080e-06</w:t>
+            </w:r>
+          </w:p>
+        </w:tc>
+        <w:tc>
+          <w:tcPr>
+            <w:tcW w:type="dxa" w:w="2703"/>
+            <w:shd w:fill="F3F4F5" w:val="clear"/>
+            <w:tcMar>
+              <w:top w:type="dxa" w:w="60"/>
+              <w:left w:type="dxa" w:w="80"/>
+              <w:bottom w:type="dxa" w:w="60"/>
+              <w:right w:type="dxa" w:w="80"/>
+            </w:tcMar>
+          </w:tcPr>
+          <w:p>
+            <w:r>
+              <w:rPr>
+                <w:rFonts w:ascii="Helvetica" w:cs="Helvetica" w:eastAsia="Helvetica" w:hAnsi="Helvetica"/>
+                <w:color w:val="1C1F26"/>
+                <w:sz w:val="17"/>
+                <w:szCs w:val="17"/>
+              </w:rPr>
+              <w:t xml:space="preserve">4.995e-05</w:t>
+            </w:r>
+          </w:p>
+        </w:tc>
+      </w:tr>
+      <w:tr>
+        <w:tc>
+          <w:tcPr>
+            <w:tcW w:type="dxa" w:w="1690"/>
+            <w:tcMar>
+              <w:top w:type="dxa" w:w="60"/>
+              <w:left w:type="dxa" w:w="80"/>
+              <w:bottom w:type="dxa" w:w="60"/>
+              <w:right w:type="dxa" w:w="80"/>
+            </w:tcMar>
+          </w:tcPr>
+          <w:p>
+            <w:r>
+              <w:rPr>
+                <w:rFonts w:ascii="Helvetica" w:cs="Helvetica" w:eastAsia="Helvetica" w:hAnsi="Helvetica"/>
+                <w:color w:val="1C1F26"/>
+                <w:sz w:val="17"/>
+                <w:szCs w:val="17"/>
+              </w:rPr>
+              <w:t xml:space="preserve">200</w:t>
+            </w:r>
+          </w:p>
+        </w:tc>
+        <w:tc>
+          <w:tcPr>
+            <w:tcW w:type="dxa" w:w="2703"/>
+            <w:tcMar>
+              <w:top w:type="dxa" w:w="60"/>
+              <w:left w:type="dxa" w:w="80"/>
+              <w:bottom w:type="dxa" w:w="60"/>
+              <w:right w:type="dxa" w:w="80"/>
+            </w:tcMar>
+          </w:tcPr>
+          <w:p>
+            <w:r>
+              <w:rPr>
+                <w:rFonts w:ascii="Helvetica" w:cs="Helvetica" w:eastAsia="Helvetica" w:hAnsi="Helvetica"/>
+                <w:color w:val="1C1F26"/>
+                <w:sz w:val="17"/>
+                <w:szCs w:val="17"/>
+              </w:rPr>
+              <w:t xml:space="preserve">1.420e-05</w:t>
+            </w:r>
+          </w:p>
+        </w:tc>
+        <w:tc>
+          <w:tcPr>
+            <w:tcW w:type="dxa" w:w="2703"/>
+            <w:tcMar>
+              <w:top w:type="dxa" w:w="60"/>
+              <w:left w:type="dxa" w:w="80"/>
+              <w:bottom w:type="dxa" w:w="60"/>
+              <w:right w:type="dxa" w:w="80"/>
+            </w:tcMar>
+          </w:tcPr>
+          <w:p>
+            <w:r>
+              <w:rPr>
+                <w:rFonts w:ascii="Helvetica" w:cs="Helvetica" w:eastAsia="Helvetica" w:hAnsi="Helvetica"/>
+                <w:color w:val="1C1F26"/>
+                <w:sz w:val="17"/>
+                <w:szCs w:val="17"/>
+              </w:rPr>
+              <w:t xml:space="preserve">1.770e-06</w:t>
+            </w:r>
+          </w:p>
+        </w:tc>
+        <w:tc>
+          <w:tcPr>
+            <w:tcW w:type="dxa" w:w="2703"/>
+            <w:tcMar>
+              <w:top w:type="dxa" w:w="60"/>
+              <w:left w:type="dxa" w:w="80"/>
+              <w:bottom w:type="dxa" w:w="60"/>
+              <w:right w:type="dxa" w:w="80"/>
+            </w:tcMar>
+          </w:tcPr>
+          <w:p>
+            <w:r>
+              <w:rPr>
+                <w:rFonts w:ascii="Helvetica" w:cs="Helvetica" w:eastAsia="Helvetica" w:hAnsi="Helvetica"/>
+                <w:color w:val="1C1F26"/>
+                <w:sz w:val="17"/>
+                <w:szCs w:val="17"/>
+              </w:rPr>
+              <w:t xml:space="preserve">1.249e-05</w:t>
+            </w:r>
+          </w:p>
+        </w:tc>
+      </w:tr>
+      <w:tr>
+        <w:tc>
+          <w:tcPr>
+            <w:tcW w:type="dxa" w:w="1690"/>
+            <w:shd w:fill="F3F4F5" w:val="clear"/>
+            <w:tcMar>
+              <w:top w:type="dxa" w:w="60"/>
+              <w:left w:type="dxa" w:w="80"/>
+              <w:bottom w:type="dxa" w:w="60"/>
+              <w:right w:type="dxa" w:w="80"/>
+            </w:tcMar>
+          </w:tcPr>
+          <w:p>
+            <w:r>
+              <w:rPr>
+                <w:rFonts w:ascii="Helvetica" w:cs="Helvetica" w:eastAsia="Helvetica" w:hAnsi="Helvetica"/>
+                <w:color w:val="1C1F26"/>
+                <w:sz w:val="17"/>
+                <w:szCs w:val="17"/>
+              </w:rPr>
+              <w:t xml:space="preserve">400</w:t>
+            </w:r>
+          </w:p>
+        </w:tc>
+        <w:tc>
+          <w:tcPr>
+            <w:tcW w:type="dxa" w:w="2703"/>
+            <w:shd w:fill="F3F4F5" w:val="clear"/>
+            <w:tcMar>
+              <w:top w:type="dxa" w:w="60"/>
+              <w:left w:type="dxa" w:w="80"/>
+              <w:bottom w:type="dxa" w:w="60"/>
+              <w:right w:type="dxa" w:w="80"/>
+            </w:tcMar>
+          </w:tcPr>
+          <w:p>
+            <w:r>
+              <w:rPr>
+                <w:rFonts w:ascii="Helvetica" w:cs="Helvetica" w:eastAsia="Helvetica" w:hAnsi="Helvetica"/>
+                <w:color w:val="1C1F26"/>
+                <w:sz w:val="17"/>
+                <w:szCs w:val="17"/>
+              </w:rPr>
+              <w:t xml:space="preserve">3.550e-06</w:t>
+            </w:r>
+          </w:p>
+        </w:tc>
+        <w:tc>
+          <w:tcPr>
+            <w:tcW w:type="dxa" w:w="2703"/>
+            <w:shd w:fill="F3F4F5" w:val="clear"/>
+            <w:tcMar>
+              <w:top w:type="dxa" w:w="60"/>
+              <w:left w:type="dxa" w:w="80"/>
+              <w:bottom w:type="dxa" w:w="60"/>
+              <w:right w:type="dxa" w:w="80"/>
+            </w:tcMar>
+          </w:tcPr>
+          <w:p>
+            <w:r>
+              <w:rPr>
+                <w:rFonts w:ascii="Helvetica" w:cs="Helvetica" w:eastAsia="Helvetica" w:hAnsi="Helvetica"/>
+                <w:color w:val="1C1F26"/>
+                <w:sz w:val="17"/>
+                <w:szCs w:val="17"/>
+              </w:rPr>
+              <w:t xml:space="preserve">4.425e-07</w:t>
+            </w:r>
+          </w:p>
+        </w:tc>
+        <w:tc>
+          <w:tcPr>
+            <w:tcW w:type="dxa" w:w="2703"/>
+            <w:shd w:fill="F3F4F5" w:val="clear"/>
+            <w:tcMar>
+              <w:top w:type="dxa" w:w="60"/>
+              <w:left w:type="dxa" w:w="80"/>
+              <w:bottom w:type="dxa" w:w="60"/>
+              <w:right w:type="dxa" w:w="80"/>
+            </w:tcMar>
+          </w:tcPr>
+          <w:p>
+            <w:r>
+              <w:rPr>
+                <w:rFonts w:ascii="Helvetica" w:cs="Helvetica" w:eastAsia="Helvetica" w:hAnsi="Helvetica"/>
+                <w:color w:val="1C1F26"/>
+                <w:sz w:val="17"/>
+                <w:szCs w:val="17"/>
+              </w:rPr>
+              <w:t xml:space="preserve">3.122e-06</w:t>
+            </w:r>
+          </w:p>
+        </w:tc>
+      </w:tr>
+      <w:tr>
+        <w:tc>
+          <w:tcPr>
+            <w:tcW w:type="dxa" w:w="1690"/>
+            <w:tcMar>
+              <w:top w:type="dxa" w:w="60"/>
+              <w:left w:type="dxa" w:w="80"/>
+              <w:bottom w:type="dxa" w:w="60"/>
+              <w:right w:type="dxa" w:w="80"/>
+            </w:tcMar>
+          </w:tcPr>
+          <w:p>
+            <w:r>
+              <w:rPr>
+                <w:rFonts w:ascii="Helvetica" w:cs="Helvetica" w:eastAsia="Helvetica" w:hAnsi="Helvetica"/>
+                <w:color w:val="1C1F26"/>
+                <w:sz w:val="17"/>
+                <w:szCs w:val="17"/>
+              </w:rPr>
+              <w:t xml:space="preserve">fitted order</w:t>
+            </w:r>
+          </w:p>
+        </w:tc>
+        <w:tc>
+          <w:tcPr>
+            <w:tcW w:type="dxa" w:w="2703"/>
+            <w:tcMar>
+              <w:top w:type="dxa" w:w="60"/>
+              <w:left w:type="dxa" w:w="80"/>
+              <w:bottom w:type="dxa" w:w="60"/>
+              <w:right w:type="dxa" w:w="80"/>
+            </w:tcMar>
+          </w:tcPr>
+          <w:p>
+            <w:r>
+              <w:rPr>
+                <w:rFonts w:ascii="Helvetica" w:cs="Helvetica" w:eastAsia="Helvetica" w:hAnsi="Helvetica"/>
+                <w:color w:val="1C1F26"/>
+                <w:sz w:val="17"/>
+                <w:szCs w:val="17"/>
+              </w:rPr>
+              <w:t xml:space="preserve">2.001</w:t>
+            </w:r>
+          </w:p>
+        </w:tc>
+        <w:tc>
+          <w:tcPr>
+            <w:tcW w:type="dxa" w:w="2703"/>
+            <w:tcMar>
+              <w:top w:type="dxa" w:w="60"/>
+              <w:left w:type="dxa" w:w="80"/>
+              <w:bottom w:type="dxa" w:w="60"/>
+              <w:right w:type="dxa" w:w="80"/>
+            </w:tcMar>
+          </w:tcPr>
+          <w:p>
+            <w:r>
+              <w:rPr>
+                <w:rFonts w:ascii="Helvetica" w:cs="Helvetica" w:eastAsia="Helvetica" w:hAnsi="Helvetica"/>
+                <w:color w:val="1C1F26"/>
+                <w:sz w:val="17"/>
+                <w:szCs w:val="17"/>
+              </w:rPr>
+              <w:t xml:space="preserve">2.001</w:t>
+            </w:r>
+          </w:p>
+        </w:tc>
+        <w:tc>
+          <w:tcPr>
+            <w:tcW w:type="dxa" w:w="2703"/>
+            <w:tcMar>
+              <w:top w:type="dxa" w:w="60"/>
+              <w:left w:type="dxa" w:w="80"/>
+              <w:bottom w:type="dxa" w:w="60"/>
+              <w:right w:type="dxa" w:w="80"/>
+            </w:tcMar>
+          </w:tcPr>
+          <w:p>
+            <w:r>
+              <w:rPr>
+                <w:rFonts w:ascii="Helvetica" w:cs="Helvetica" w:eastAsia="Helvetica" w:hAnsi="Helvetica"/>
+                <w:color w:val="1C1F26"/>
+                <w:sz w:val="17"/>
+                <w:szCs w:val="17"/>
+              </w:rPr>
+              <w:t xml:space="preserve">2.000</w:t>
+            </w:r>
+          </w:p>
+        </w:tc>
+      </w:tr>
+    </w:tbl>
+    <w:p>
+      <w:pPr>
+        <w:spacing w:after="120"/>
+      </w:pPr>
+      <w:r>
+        <w:rPr>
+          <w:rFonts w:ascii="Helvetica" w:cs="Helvetica" w:eastAsia="Helvetica" w:hAnsi="Helvetica"/>
+          <w:color w:val="1C1F26"/>
+          <w:sz w:val="19"/>
+          <w:szCs w:val="19"/>
+        </w:rPr>
+        <w:t xml:space="preserve">All three functionals converge at theoretical order 2; production-grid errors ≤1.42e-5. PASS with order ENFORCED. The historical v4/v5 failures (159%/193%) remain attributable to operator construction (audit C2 replacement).</w:t>
+      </w:r>
+    </w:p>
+    <w:p>
+      <w:pPr>
+        <w:spacing w:after="40" w:before="60"/>
+      </w:pPr>
+      <w:r>
+        <w:drawing>
+          <wp:inline distT="0" distB="0" distL="0" distR="0">
+            <wp:extent cx="2952750" cy="1866900"/>
+            <wp:effectExtent t="0" r="0" b="0" l="0"/>
+            <wp:docPr id="1" name="" descr="" title=""/>
+            <wp:cNvGraphicFramePr>
+              <a:graphicFrameLocks xmlns:a="http://schemas.openxmlformats.org/drawingml/2006/main" noChangeAspect="1"/>
+            </wp:cNvGraphicFramePr>
+            <a:graphic xmlns:a="http://schemas.openxmlformats.org/drawingml/2006/main">
+              <a:graphicData uri="http://schemas.openxmlformats.org/drawingml/2006/picture">
+                <pic:pic xmlns:pic="http://schemas.openxmlformats.org/drawingml/2006/picture">
+                  <pic:nvPicPr>
+                    <pic:cNvPr id="0" name="" descr=""/>
+                    <pic:cNvPicPr>
+                      <a:picLocks noChangeAspect="1" noChangeArrowheads="1"/>
+                    </pic:cNvPicPr>
+                  </pic:nvPicPr>
+                  <pic:blipFill>
+                    <a:blip r:embed="rId25" cstate="none"/>
+                    <a:srcRect/>
+                    <a:stretch>
+                      <a:fillRect/>
+                    </a:stretch>
+                  </pic:blipFill>
+                  <pic:spPr bwMode="auto">
+                    <a:xfrm>
+                      <a:off x="0" y="0"/>
                       <a:ext cx="2952750" cy="1866900"/>
                     </a:xfrm>
                     <a:prstGeom prst="rect">
@@ -3655,7 +4711,7 @@
                     </pic:cNvPicPr>
                   </pic:nvPicPr>
                   <pic:blipFill>
-                    <a:blip r:embed="rId9" cstate="none"/>
+                    <a:blip r:embed="rId26" cstate="none"/>
                     <a:srcRect/>
                     <a:stretch>
                       <a:fillRect/>
@@ -4700,7 +5756,7 @@
                     </pic:cNvPicPr>
                   </pic:nvPicPr>
                   <pic:blipFill>
-                    <a:blip r:embed="rId10" cstate="none"/>
+                    <a:blip r:embed="rId27" cstate="none"/>
                     <a:srcRect/>
                     <a:stretch>
                       <a:fillRect/>
@@ -4761,7 +5817,7 @@
                     </pic:cNvPicPr>
                   </pic:nvPicPr>
                   <pic:blipFill>
-                    <a:blip r:embed="rId11" cstate="none"/>
+                    <a:blip r:embed="rId28" cstate="none"/>
                     <a:srcRect/>
                     <a:stretch>
                       <a:fillRect/>
@@ -4853,7 +5909,7 @@
                     </pic:cNvPicPr>
                   </pic:nvPicPr>
                   <pic:blipFill>
-                    <a:blip r:embed="rId12" cstate="none"/>
+                    <a:blip r:embed="rId29" cstate="none"/>
                     <a:srcRect/>
                     <a:stretch>
                       <a:fillRect/>
@@ -5420,7 +6476,7 @@
                     </pic:cNvPicPr>
                   </pic:nvPicPr>
                   <pic:blipFill>
-                    <a:blip r:embed="rId13" cstate="none"/>
+                    <a:blip r:embed="rId30" cstate="none"/>
                     <a:srcRect/>
                     <a:stretch>
                       <a:fillRect/>
@@ -6091,7 +7147,7 @@
                     </pic:cNvPicPr>
                   </pic:nvPicPr>
                   <pic:blipFill>
-                    <a:blip r:embed="rId14" cstate="none"/>
+                    <a:blip r:embed="rId31" cstate="none"/>
                     <a:srcRect/>
                     <a:stretch>
                       <a:fillRect/>
@@ -6169,7 +7225,7 @@
                     </pic:cNvPicPr>
                   </pic:nvPicPr>
                   <pic:blipFill>
-                    <a:blip r:embed="rId15" cstate="none"/>
+                    <a:blip r:embed="rId32" cstate="none"/>
                     <a:srcRect/>
                     <a:stretch>
                       <a:fillRect/>
@@ -6230,7 +7286,7 @@
                     </pic:cNvPicPr>
                   </pic:nvPicPr>
                   <pic:blipFill>
-                    <a:blip r:embed="rId16" cstate="none"/>
+                    <a:blip r:embed="rId33" cstate="none"/>
                     <a:srcRect/>
                     <a:stretch>
                       <a:fillRect/>
@@ -6291,7 +7347,7 @@
                     </pic:cNvPicPr>
                   </pic:nvPicPr>
                   <pic:blipFill>
-                    <a:blip r:embed="rId17" cstate="none"/>
+                    <a:blip r:embed="rId34" cstate="none"/>
                     <a:srcRect/>
                     <a:stretch>
                       <a:fillRect/>
@@ -6352,7 +7408,7 @@
                     </pic:cNvPicPr>
                   </pic:nvPicPr>
                   <pic:blipFill>
-                    <a:blip r:embed="rId18" cstate="none"/>
+                    <a:blip r:embed="rId35" cstate="none"/>
                     <a:srcRect/>
                     <a:stretch>
                       <a:fillRect/>
@@ -7557,6 +8613,20 @@
     </w:p>
     <w:p>
       <w:pPr>
+        <w:spacing w:after="120"/>
+      </w:pPr>
+      <w:r>
+        <w:rPr>
+          <w:rFonts w:ascii="Helvetica" w:cs="Helvetica" w:eastAsia="Helvetica" w:hAnsi="Helvetica"/>
+          <w:color w:val="1C1F26"/>
+          <w:sz w:val="19"/>
+          <w:szCs w:val="19"/>
+        </w:rPr>
+        <w:t xml:space="preserve">Every number in the body traces to a hand calculation below, with values plugged explicitly. Constants: μ₀ = 4π×10⁻⁷ H/m; I = 100 A; a = 5 mm; b₁ = 20 mm.</w:t>
+      </w:r>
+    </w:p>
+    <w:p>
+      <w:pPr>
         <w:pStyle w:val="Heading2"/>
         <w:spacing w:after="90" w:before="180"/>
       </w:pPr>
@@ -7569,7 +8639,7 @@
           <w:sz w:val="22"/>
           <w:szCs w:val="22"/>
         </w:rPr>
-        <w:t xml:space="preserve">A.1 Coax annulus energy</w:t>
+        <w:t xml:space="preserve">A.1 Coax annulus energy (§03.1, §05.2)</w:t>
       </w:r>
     </w:p>
     <w:p>
@@ -7583,7 +8653,105 @@
           <w:sz w:val="19"/>
           <w:szCs w:val="19"/>
         </w:rPr>
-        <w:t xml:space="preserve">E = μ₀I²/(4π)·ln(b₁/a) = (4π×10⁻⁷)(100)²/(4π)·ln(4) = 10⁻³×1.386294 = 1.386294e-3 J/m. FEMM finest: 1.3860818e-3 J/m.</w:t>
+        <w:t xml:space="preserve">Substituting into Eq. (2):</w:t>
+      </w:r>
+    </w:p>
+    <w:p>
+      <w:pPr>
+        <w:tabs>
+          <w:tab w:val="right" w:pos="9700"/>
+        </w:tabs>
+        <w:spacing w:after="100" w:before="100"/>
+        <w:jc w:val="center"/>
+      </w:pPr>
+      <w:r>
+        <w:drawing>
+          <wp:inline distT="0" distB="0" distL="0" distR="0">
+            <wp:extent cx="4095750" cy="542925"/>
+            <wp:effectExtent t="0" r="0" b="0" l="0"/>
+            <wp:docPr id="1" name="" descr="" title=""/>
+            <wp:cNvGraphicFramePr>
+              <a:graphicFrameLocks xmlns:a="http://schemas.openxmlformats.org/drawingml/2006/main" noChangeAspect="1"/>
+            </wp:cNvGraphicFramePr>
+            <a:graphic xmlns:a="http://schemas.openxmlformats.org/drawingml/2006/main">
+              <a:graphicData uri="http://schemas.openxmlformats.org/drawingml/2006/picture">
+                <pic:pic xmlns:pic="http://schemas.openxmlformats.org/drawingml/2006/picture">
+                  <pic:nvPicPr>
+                    <pic:cNvPr id="0" name="" descr=""/>
+                    <pic:cNvPicPr>
+                      <a:picLocks noChangeAspect="1" noChangeArrowheads="1"/>
+                    </pic:cNvPicPr>
+                  </pic:nvPicPr>
+                  <pic:blipFill>
+                    <a:blip r:embed="rId36" cstate="none"/>
+                    <a:srcRect/>
+                    <a:stretch>
+                      <a:fillRect/>
+                    </a:stretch>
+                  </pic:blipFill>
+                  <pic:spPr bwMode="auto">
+                    <a:xfrm>
+                      <a:off x="0" y="0"/>
+                      <a:ext cx="4095750" cy="542925"/>
+                    </a:xfrm>
+                    <a:prstGeom prst="rect">
+                      <a:avLst/>
+                    </a:prstGeom>
+                  </pic:spPr>
+                </pic:pic>
+              </a:graphicData>
+            </a:graphic>
+          </wp:inline>
+        </w:drawing>
+      </w:r>
+    </w:p>
+    <w:p>
+      <w:pPr>
+        <w:tabs>
+          <w:tab w:val="right" w:pos="9700"/>
+        </w:tabs>
+        <w:spacing w:after="100" w:before="100"/>
+        <w:jc w:val="center"/>
+      </w:pPr>
+      <w:r>
+        <w:drawing>
+          <wp:inline distT="0" distB="0" distL="0" distR="0">
+            <wp:extent cx="4095750" cy="190500"/>
+            <wp:effectExtent t="0" r="0" b="0" l="0"/>
+            <wp:docPr id="1" name="" descr="" title=""/>
+            <wp:cNvGraphicFramePr>
+              <a:graphicFrameLocks xmlns:a="http://schemas.openxmlformats.org/drawingml/2006/main" noChangeAspect="1"/>
+            </wp:cNvGraphicFramePr>
+            <a:graphic xmlns:a="http://schemas.openxmlformats.org/drawingml/2006/main">
+              <a:graphicData uri="http://schemas.openxmlformats.org/drawingml/2006/picture">
+                <pic:pic xmlns:pic="http://schemas.openxmlformats.org/drawingml/2006/picture">
+                  <pic:nvPicPr>
+                    <pic:cNvPr id="0" name="" descr=""/>
+                    <pic:cNvPicPr>
+                      <a:picLocks noChangeAspect="1" noChangeArrowheads="1"/>
+                    </pic:cNvPicPr>
+                  </pic:nvPicPr>
+                  <pic:blipFill>
+                    <a:blip r:embed="rId37" cstate="none"/>
+                    <a:srcRect/>
+                    <a:stretch>
+                      <a:fillRect/>
+                    </a:stretch>
+                  </pic:blipFill>
+                  <pic:spPr bwMode="auto">
+                    <a:xfrm>
+                      <a:off x="0" y="0"/>
+                      <a:ext cx="4095750" cy="190500"/>
+                    </a:xfrm>
+                    <a:prstGeom prst="rect">
+                      <a:avLst/>
+                    </a:prstGeom>
+                  </pic:spPr>
+                </pic:pic>
+              </a:graphicData>
+            </a:graphic>
+          </wp:inline>
+        </w:drawing>
       </w:r>
     </w:p>
     <w:p>
@@ -7600,7 +8768,7 @@
           <w:sz w:val="22"/>
           <w:szCs w:val="22"/>
         </w:rPr>
-        <w:t xml:space="preserve">A.2 Half-annulus ∫Bx</w:t>
+        <w:t xml:space="preserve">A.2 Half-annulus ∫Bx target (§03.1)</w:t>
       </w:r>
     </w:p>
     <w:p>
@@ -7614,7 +8782,105 @@
           <w:sz w:val="19"/>
           <w:szCs w:val="19"/>
         </w:rPr>
-        <w:t xml:space="preserve">−(μ₀I/π)(b₁−a) = −(4×10⁻⁵)(0.015) = −6.000e-7 Wb/m. FEMM: −5.999968e-7 (upper), +5.999987e-7 (lower); antisymmetry 3.2e-6.</w:t>
+        <w:t xml:space="preserve">With B = Bφ(−sinθ, cosθ) over the upper half-annulus, Eq. (3):</w:t>
+      </w:r>
+    </w:p>
+    <w:p>
+      <w:pPr>
+        <w:tabs>
+          <w:tab w:val="right" w:pos="9700"/>
+        </w:tabs>
+        <w:spacing w:after="100" w:before="100"/>
+        <w:jc w:val="center"/>
+      </w:pPr>
+      <w:r>
+        <w:drawing>
+          <wp:inline distT="0" distB="0" distL="0" distR="0">
+            <wp:extent cx="4095750" cy="381000"/>
+            <wp:effectExtent t="0" r="0" b="0" l="0"/>
+            <wp:docPr id="1" name="" descr="" title=""/>
+            <wp:cNvGraphicFramePr>
+              <a:graphicFrameLocks xmlns:a="http://schemas.openxmlformats.org/drawingml/2006/main" noChangeAspect="1"/>
+            </wp:cNvGraphicFramePr>
+            <a:graphic xmlns:a="http://schemas.openxmlformats.org/drawingml/2006/main">
+              <a:graphicData uri="http://schemas.openxmlformats.org/drawingml/2006/picture">
+                <pic:pic xmlns:pic="http://schemas.openxmlformats.org/drawingml/2006/picture">
+                  <pic:nvPicPr>
+                    <pic:cNvPr id="0" name="" descr=""/>
+                    <pic:cNvPicPr>
+                      <a:picLocks noChangeAspect="1" noChangeArrowheads="1"/>
+                    </pic:cNvPicPr>
+                  </pic:nvPicPr>
+                  <pic:blipFill>
+                    <a:blip r:embed="rId38" cstate="none"/>
+                    <a:srcRect/>
+                    <a:stretch>
+                      <a:fillRect/>
+                    </a:stretch>
+                  </pic:blipFill>
+                  <pic:spPr bwMode="auto">
+                    <a:xfrm>
+                      <a:off x="0" y="0"/>
+                      <a:ext cx="4095750" cy="381000"/>
+                    </a:xfrm>
+                    <a:prstGeom prst="rect">
+                      <a:avLst/>
+                    </a:prstGeom>
+                  </pic:spPr>
+                </pic:pic>
+              </a:graphicData>
+            </a:graphic>
+          </wp:inline>
+        </w:drawing>
+      </w:r>
+    </w:p>
+    <w:p>
+      <w:pPr>
+        <w:tabs>
+          <w:tab w:val="right" w:pos="9700"/>
+        </w:tabs>
+        <w:spacing w:after="100" w:before="100"/>
+        <w:jc w:val="center"/>
+      </w:pPr>
+      <w:r>
+        <w:drawing>
+          <wp:inline distT="0" distB="0" distL="0" distR="0">
+            <wp:extent cx="4095750" cy="152400"/>
+            <wp:effectExtent t="0" r="0" b="0" l="0"/>
+            <wp:docPr id="1" name="" descr="" title=""/>
+            <wp:cNvGraphicFramePr>
+              <a:graphicFrameLocks xmlns:a="http://schemas.openxmlformats.org/drawingml/2006/main" noChangeAspect="1"/>
+            </wp:cNvGraphicFramePr>
+            <a:graphic xmlns:a="http://schemas.openxmlformats.org/drawingml/2006/main">
+              <a:graphicData uri="http://schemas.openxmlformats.org/drawingml/2006/picture">
+                <pic:pic xmlns:pic="http://schemas.openxmlformats.org/drawingml/2006/picture">
+                  <pic:nvPicPr>
+                    <pic:cNvPr id="0" name="" descr=""/>
+                    <pic:cNvPicPr>
+                      <a:picLocks noChangeAspect="1" noChangeArrowheads="1"/>
+                    </pic:cNvPicPr>
+                  </pic:nvPicPr>
+                  <pic:blipFill>
+                    <a:blip r:embed="rId39" cstate="none"/>
+                    <a:srcRect/>
+                    <a:stretch>
+                      <a:fillRect/>
+                    </a:stretch>
+                  </pic:blipFill>
+                  <pic:spPr bwMode="auto">
+                    <a:xfrm>
+                      <a:off x="0" y="0"/>
+                      <a:ext cx="4095750" cy="152400"/>
+                    </a:xfrm>
+                    <a:prstGeom prst="rect">
+                      <a:avLst/>
+                    </a:prstGeom>
+                  </pic:spPr>
+                </pic:pic>
+              </a:graphicData>
+            </a:graphic>
+          </wp:inline>
+        </w:drawing>
       </w:r>
     </w:p>
     <w:p>
@@ -7631,21 +8897,56 @@
           <w:sz w:val="22"/>
           <w:szCs w:val="22"/>
         </w:rPr>
-        <w:t xml:space="preserve">A.3 Relative error (finest E)</w:t>
-      </w:r>
-    </w:p>
-    <w:p>
-      <w:pPr>
-        <w:spacing w:after="120"/>
-      </w:pPr>
-      <w:r>
-        <w:rPr>
-          <w:rFonts w:ascii="Helvetica" w:cs="Helvetica" w:eastAsia="Helvetica" w:hAnsi="Helvetica"/>
-          <w:color w:val="1C1F26"/>
-          <w:sz w:val="19"/>
-          <w:szCs w:val="19"/>
-        </w:rPr>
-        <w:t xml:space="preserve">ε = |1.3860818e-3/1.3862944e-3 − 1| = 1.533e-4.</w:t>
+        <w:t xml:space="preserve">A.3 Relative error, finest coax energy (§05.2)</w:t>
+      </w:r>
+    </w:p>
+    <w:p>
+      <w:pPr>
+        <w:tabs>
+          <w:tab w:val="right" w:pos="9700"/>
+        </w:tabs>
+        <w:spacing w:after="100" w:before="100"/>
+        <w:jc w:val="center"/>
+      </w:pPr>
+      <w:r>
+        <w:drawing>
+          <wp:inline distT="0" distB="0" distL="0" distR="0">
+            <wp:extent cx="4095750" cy="514350"/>
+            <wp:effectExtent t="0" r="0" b="0" l="0"/>
+            <wp:docPr id="1" name="" descr="" title=""/>
+            <wp:cNvGraphicFramePr>
+              <a:graphicFrameLocks xmlns:a="http://schemas.openxmlformats.org/drawingml/2006/main" noChangeAspect="1"/>
+            </wp:cNvGraphicFramePr>
+            <a:graphic xmlns:a="http://schemas.openxmlformats.org/drawingml/2006/main">
+              <a:graphicData uri="http://schemas.openxmlformats.org/drawingml/2006/picture">
+                <pic:pic xmlns:pic="http://schemas.openxmlformats.org/drawingml/2006/picture">
+                  <pic:nvPicPr>
+                    <pic:cNvPr id="0" name="" descr=""/>
+                    <pic:cNvPicPr>
+                      <a:picLocks noChangeAspect="1" noChangeArrowheads="1"/>
+                    </pic:cNvPicPr>
+                  </pic:nvPicPr>
+                  <pic:blipFill>
+                    <a:blip r:embed="rId40" cstate="none"/>
+                    <a:srcRect/>
+                    <a:stretch>
+                      <a:fillRect/>
+                    </a:stretch>
+                  </pic:blipFill>
+                  <pic:spPr bwMode="auto">
+                    <a:xfrm>
+                      <a:off x="0" y="0"/>
+                      <a:ext cx="4095750" cy="514350"/>
+                    </a:xfrm>
+                    <a:prstGeom prst="rect">
+                      <a:avLst/>
+                    </a:prstGeom>
+                  </pic:spPr>
+                </pic:pic>
+              </a:graphicData>
+            </a:graphic>
+          </wp:inline>
+        </w:drawing>
       </w:r>
     </w:p>
     <w:p>
@@ -7662,7 +8963,7 @@
           <w:sz w:val="22"/>
           <w:szCs w:val="22"/>
         </w:rPr>
-        <w:t xml:space="preserve">A.4 Blind three-grid order</w:t>
+        <w:t xml:space="preserve">A.4 Blind three-grid observed order (§05.3)</w:t>
       </w:r>
     </w:p>
     <w:p>
@@ -7676,7 +8977,105 @@
           <w:sz w:val="19"/>
           <w:szCs w:val="19"/>
         </w:rPr>
-        <w:t xml:space="preserve">ratio = (f₃−f₂)/(f₂−f₁) = (−1.44566e-6)/(−4.90035e-7) = 2.95015; p = ln(2.95015)/ln(2) = 1.5608.</w:t>
+        <w:t xml:space="preserve">Fine triplet f₁ = 1.3860818e-3, f₂ = 1.3855918e-3, f₃ = 1.3841461e-3 (r = 2), in Eq. (13):</w:t>
+      </w:r>
+    </w:p>
+    <w:p>
+      <w:pPr>
+        <w:tabs>
+          <w:tab w:val="right" w:pos="9700"/>
+        </w:tabs>
+        <w:spacing w:after="100" w:before="100"/>
+        <w:jc w:val="center"/>
+      </w:pPr>
+      <w:r>
+        <w:drawing>
+          <wp:inline distT="0" distB="0" distL="0" distR="0">
+            <wp:extent cx="4095750" cy="657225"/>
+            <wp:effectExtent t="0" r="0" b="0" l="0"/>
+            <wp:docPr id="1" name="" descr="" title=""/>
+            <wp:cNvGraphicFramePr>
+              <a:graphicFrameLocks xmlns:a="http://schemas.openxmlformats.org/drawingml/2006/main" noChangeAspect="1"/>
+            </wp:cNvGraphicFramePr>
+            <a:graphic xmlns:a="http://schemas.openxmlformats.org/drawingml/2006/main">
+              <a:graphicData uri="http://schemas.openxmlformats.org/drawingml/2006/picture">
+                <pic:pic xmlns:pic="http://schemas.openxmlformats.org/drawingml/2006/picture">
+                  <pic:nvPicPr>
+                    <pic:cNvPr id="0" name="" descr=""/>
+                    <pic:cNvPicPr>
+                      <a:picLocks noChangeAspect="1" noChangeArrowheads="1"/>
+                    </pic:cNvPicPr>
+                  </pic:nvPicPr>
+                  <pic:blipFill>
+                    <a:blip r:embed="rId41" cstate="none"/>
+                    <a:srcRect/>
+                    <a:stretch>
+                      <a:fillRect/>
+                    </a:stretch>
+                  </pic:blipFill>
+                  <pic:spPr bwMode="auto">
+                    <a:xfrm>
+                      <a:off x="0" y="0"/>
+                      <a:ext cx="4095750" cy="657225"/>
+                    </a:xfrm>
+                    <a:prstGeom prst="rect">
+                      <a:avLst/>
+                    </a:prstGeom>
+                  </pic:spPr>
+                </pic:pic>
+              </a:graphicData>
+            </a:graphic>
+          </wp:inline>
+        </w:drawing>
+      </w:r>
+    </w:p>
+    <w:p>
+      <w:pPr>
+        <w:tabs>
+          <w:tab w:val="right" w:pos="9700"/>
+        </w:tabs>
+        <w:spacing w:after="100" w:before="100"/>
+        <w:jc w:val="center"/>
+      </w:pPr>
+      <w:r>
+        <w:drawing>
+          <wp:inline distT="0" distB="0" distL="0" distR="0">
+            <wp:extent cx="3076575" cy="581025"/>
+            <wp:effectExtent t="0" r="0" b="0" l="0"/>
+            <wp:docPr id="1" name="" descr="" title=""/>
+            <wp:cNvGraphicFramePr>
+              <a:graphicFrameLocks xmlns:a="http://schemas.openxmlformats.org/drawingml/2006/main" noChangeAspect="1"/>
+            </wp:cNvGraphicFramePr>
+            <a:graphic xmlns:a="http://schemas.openxmlformats.org/drawingml/2006/main">
+              <a:graphicData uri="http://schemas.openxmlformats.org/drawingml/2006/picture">
+                <pic:pic xmlns:pic="http://schemas.openxmlformats.org/drawingml/2006/picture">
+                  <pic:nvPicPr>
+                    <pic:cNvPr id="0" name="" descr=""/>
+                    <pic:cNvPicPr>
+                      <a:picLocks noChangeAspect="1" noChangeArrowheads="1"/>
+                    </pic:cNvPicPr>
+                  </pic:nvPicPr>
+                  <pic:blipFill>
+                    <a:blip r:embed="rId42" cstate="none"/>
+                    <a:srcRect/>
+                    <a:stretch>
+                      <a:fillRect/>
+                    </a:stretch>
+                  </pic:blipFill>
+                  <pic:spPr bwMode="auto">
+                    <a:xfrm>
+                      <a:off x="0" y="0"/>
+                      <a:ext cx="3076575" cy="581025"/>
+                    </a:xfrm>
+                    <a:prstGeom prst="rect">
+                      <a:avLst/>
+                    </a:prstGeom>
+                  </pic:spPr>
+                </pic:pic>
+              </a:graphicData>
+            </a:graphic>
+          </wp:inline>
+        </w:drawing>
       </w:r>
     </w:p>
     <w:p>
@@ -7693,7 +9092,7 @@
           <w:sz w:val="22"/>
           <w:szCs w:val="22"/>
         </w:rPr>
-        <w:t xml:space="preserve">A.5 Richardson</w:t>
+        <w:t xml:space="preserve">A.5 Richardson extrapolation (§05.3)</w:t>
       </w:r>
     </w:p>
     <w:p>
@@ -7707,7 +9106,105 @@
           <w:sz w:val="19"/>
           <w:szCs w:val="19"/>
         </w:rPr>
-        <w:t xml:space="preserve">f_ext = 1.3860818e-3 + 4.90035e-7/(2^1.5608−1) = 1.3860818e-3 + 2.51280e-7 = 1.3863331e-3; err vs exact = 2.794e-5 (5.5× better than finest 1.533e-4).</w:t>
+        <w:t xml:space="preserve">Applying Eq. (14) with p = 1.5608:</w:t>
+      </w:r>
+    </w:p>
+    <w:p>
+      <w:pPr>
+        <w:tabs>
+          <w:tab w:val="right" w:pos="9700"/>
+        </w:tabs>
+        <w:spacing w:after="100" w:before="100"/>
+        <w:jc w:val="center"/>
+      </w:pPr>
+      <w:r>
+        <w:drawing>
+          <wp:inline distT="0" distB="0" distL="0" distR="0">
+            <wp:extent cx="4095750" cy="295275"/>
+            <wp:effectExtent t="0" r="0" b="0" l="0"/>
+            <wp:docPr id="1" name="" descr="" title=""/>
+            <wp:cNvGraphicFramePr>
+              <a:graphicFrameLocks xmlns:a="http://schemas.openxmlformats.org/drawingml/2006/main" noChangeAspect="1"/>
+            </wp:cNvGraphicFramePr>
+            <a:graphic xmlns:a="http://schemas.openxmlformats.org/drawingml/2006/main">
+              <a:graphicData uri="http://schemas.openxmlformats.org/drawingml/2006/picture">
+                <pic:pic xmlns:pic="http://schemas.openxmlformats.org/drawingml/2006/picture">
+                  <pic:nvPicPr>
+                    <pic:cNvPr id="0" name="" descr=""/>
+                    <pic:cNvPicPr>
+                      <a:picLocks noChangeAspect="1" noChangeArrowheads="1"/>
+                    </pic:cNvPicPr>
+                  </pic:nvPicPr>
+                  <pic:blipFill>
+                    <a:blip r:embed="rId43" cstate="none"/>
+                    <a:srcRect/>
+                    <a:stretch>
+                      <a:fillRect/>
+                    </a:stretch>
+                  </pic:blipFill>
+                  <pic:spPr bwMode="auto">
+                    <a:xfrm>
+                      <a:off x="0" y="0"/>
+                      <a:ext cx="4095750" cy="295275"/>
+                    </a:xfrm>
+                    <a:prstGeom prst="rect">
+                      <a:avLst/>
+                    </a:prstGeom>
+                  </pic:spPr>
+                </pic:pic>
+              </a:graphicData>
+            </a:graphic>
+          </wp:inline>
+        </w:drawing>
+      </w:r>
+    </w:p>
+    <w:p>
+      <w:pPr>
+        <w:tabs>
+          <w:tab w:val="right" w:pos="9700"/>
+        </w:tabs>
+        <w:spacing w:after="100" w:before="100"/>
+        <w:jc w:val="center"/>
+      </w:pPr>
+      <w:r>
+        <w:drawing>
+          <wp:inline distT="0" distB="0" distL="0" distR="0">
+            <wp:extent cx="4095750" cy="276225"/>
+            <wp:effectExtent t="0" r="0" b="0" l="0"/>
+            <wp:docPr id="1" name="" descr="" title=""/>
+            <wp:cNvGraphicFramePr>
+              <a:graphicFrameLocks xmlns:a="http://schemas.openxmlformats.org/drawingml/2006/main" noChangeAspect="1"/>
+            </wp:cNvGraphicFramePr>
+            <a:graphic xmlns:a="http://schemas.openxmlformats.org/drawingml/2006/main">
+              <a:graphicData uri="http://schemas.openxmlformats.org/drawingml/2006/picture">
+                <pic:pic xmlns:pic="http://schemas.openxmlformats.org/drawingml/2006/picture">
+                  <pic:nvPicPr>
+                    <pic:cNvPr id="0" name="" descr=""/>
+                    <pic:cNvPicPr>
+                      <a:picLocks noChangeAspect="1" noChangeArrowheads="1"/>
+                    </pic:cNvPicPr>
+                  </pic:nvPicPr>
+                  <pic:blipFill>
+                    <a:blip r:embed="rId44" cstate="none"/>
+                    <a:srcRect/>
+                    <a:stretch>
+                      <a:fillRect/>
+                    </a:stretch>
+                  </pic:blipFill>
+                  <pic:spPr bwMode="auto">
+                    <a:xfrm>
+                      <a:off x="0" y="0"/>
+                      <a:ext cx="4095750" cy="276225"/>
+                    </a:xfrm>
+                    <a:prstGeom prst="rect">
+                      <a:avLst/>
+                    </a:prstGeom>
+                  </pic:spPr>
+                </pic:pic>
+              </a:graphicData>
+            </a:graphic>
+          </wp:inline>
+        </w:drawing>
       </w:r>
     </w:p>
     <w:p>
@@ -7724,7 +9221,7 @@
           <w:sz w:val="22"/>
           <w:szCs w:val="22"/>
         </w:rPr>
-        <w:t xml:space="preserve">A.6 GCI + asymptotic</w:t>
+        <w:t xml:space="preserve">A.6 GCI and asymptotic-range check (§05.3)</w:t>
       </w:r>
     </w:p>
     <w:p>
@@ -7738,7 +9235,203 @@
           <w:sz w:val="19"/>
           <w:szCs w:val="19"/>
         </w:rPr>
-        <w:t xml:space="preserve">ε₂₁ = 3.53534e-4 → GCI₁₂ = 1.25×3.53534e-4/1.95015 = 2.2661e-4; ε₃₂ = 1.04335e-3 → GCI₂₃ = 6.6876e-4; ratio = 6.6876e-4/(2.95015×2.2661e-4) = 1.00035 (IN). GCI₁₂ ≥ true error 1.533e-4 ✓ (1.48× conservative).</w:t>
+        <w:t xml:space="preserve">Applying Eqs. (15)–(16):</w:t>
+      </w:r>
+    </w:p>
+    <w:p>
+      <w:pPr>
+        <w:tabs>
+          <w:tab w:val="right" w:pos="9700"/>
+        </w:tabs>
+        <w:spacing w:after="100" w:before="100"/>
+        <w:jc w:val="center"/>
+      </w:pPr>
+      <w:r>
+        <w:drawing>
+          <wp:inline distT="0" distB="0" distL="0" distR="0">
+            <wp:extent cx="4095750" cy="314325"/>
+            <wp:effectExtent t="0" r="0" b="0" l="0"/>
+            <wp:docPr id="1" name="" descr="" title=""/>
+            <wp:cNvGraphicFramePr>
+              <a:graphicFrameLocks xmlns:a="http://schemas.openxmlformats.org/drawingml/2006/main" noChangeAspect="1"/>
+            </wp:cNvGraphicFramePr>
+            <a:graphic xmlns:a="http://schemas.openxmlformats.org/drawingml/2006/main">
+              <a:graphicData uri="http://schemas.openxmlformats.org/drawingml/2006/picture">
+                <pic:pic xmlns:pic="http://schemas.openxmlformats.org/drawingml/2006/picture">
+                  <pic:nvPicPr>
+                    <pic:cNvPr id="0" name="" descr=""/>
+                    <pic:cNvPicPr>
+                      <a:picLocks noChangeAspect="1" noChangeArrowheads="1"/>
+                    </pic:cNvPicPr>
+                  </pic:nvPicPr>
+                  <pic:blipFill>
+                    <a:blip r:embed="rId45" cstate="none"/>
+                    <a:srcRect/>
+                    <a:stretch>
+                      <a:fillRect/>
+                    </a:stretch>
+                  </pic:blipFill>
+                  <pic:spPr bwMode="auto">
+                    <a:xfrm>
+                      <a:off x="0" y="0"/>
+                      <a:ext cx="4095750" cy="314325"/>
+                    </a:xfrm>
+                    <a:prstGeom prst="rect">
+                      <a:avLst/>
+                    </a:prstGeom>
+                  </pic:spPr>
+                </pic:pic>
+              </a:graphicData>
+            </a:graphic>
+          </wp:inline>
+        </w:drawing>
+      </w:r>
+    </w:p>
+    <w:p>
+      <w:pPr>
+        <w:tabs>
+          <w:tab w:val="right" w:pos="9700"/>
+        </w:tabs>
+        <w:spacing w:after="100" w:before="100"/>
+        <w:jc w:val="center"/>
+      </w:pPr>
+      <w:r>
+        <w:drawing>
+          <wp:inline distT="0" distB="0" distL="0" distR="0">
+            <wp:extent cx="4095750" cy="266700"/>
+            <wp:effectExtent t="0" r="0" b="0" l="0"/>
+            <wp:docPr id="1" name="" descr="" title=""/>
+            <wp:cNvGraphicFramePr>
+              <a:graphicFrameLocks xmlns:a="http://schemas.openxmlformats.org/drawingml/2006/main" noChangeAspect="1"/>
+            </wp:cNvGraphicFramePr>
+            <a:graphic xmlns:a="http://schemas.openxmlformats.org/drawingml/2006/main">
+              <a:graphicData uri="http://schemas.openxmlformats.org/drawingml/2006/picture">
+                <pic:pic xmlns:pic="http://schemas.openxmlformats.org/drawingml/2006/picture">
+                  <pic:nvPicPr>
+                    <pic:cNvPr id="0" name="" descr=""/>
+                    <pic:cNvPicPr>
+                      <a:picLocks noChangeAspect="1" noChangeArrowheads="1"/>
+                    </pic:cNvPicPr>
+                  </pic:nvPicPr>
+                  <pic:blipFill>
+                    <a:blip r:embed="rId46" cstate="none"/>
+                    <a:srcRect/>
+                    <a:stretch>
+                      <a:fillRect/>
+                    </a:stretch>
+                  </pic:blipFill>
+                  <pic:spPr bwMode="auto">
+                    <a:xfrm>
+                      <a:off x="0" y="0"/>
+                      <a:ext cx="4095750" cy="266700"/>
+                    </a:xfrm>
+                    <a:prstGeom prst="rect">
+                      <a:avLst/>
+                    </a:prstGeom>
+                  </pic:spPr>
+                </pic:pic>
+              </a:graphicData>
+            </a:graphic>
+          </wp:inline>
+        </w:drawing>
+      </w:r>
+    </w:p>
+    <w:p>
+      <w:pPr>
+        <w:tabs>
+          <w:tab w:val="right" w:pos="9700"/>
+        </w:tabs>
+        <w:spacing w:after="100" w:before="100"/>
+        <w:jc w:val="center"/>
+      </w:pPr>
+      <w:r>
+        <w:drawing>
+          <wp:inline distT="0" distB="0" distL="0" distR="0">
+            <wp:extent cx="4095750" cy="390525"/>
+            <wp:effectExtent t="0" r="0" b="0" l="0"/>
+            <wp:docPr id="1" name="" descr="" title=""/>
+            <wp:cNvGraphicFramePr>
+              <a:graphicFrameLocks xmlns:a="http://schemas.openxmlformats.org/drawingml/2006/main" noChangeAspect="1"/>
+            </wp:cNvGraphicFramePr>
+            <a:graphic xmlns:a="http://schemas.openxmlformats.org/drawingml/2006/main">
+              <a:graphicData uri="http://schemas.openxmlformats.org/drawingml/2006/picture">
+                <pic:pic xmlns:pic="http://schemas.openxmlformats.org/drawingml/2006/picture">
+                  <pic:nvPicPr>
+                    <pic:cNvPr id="0" name="" descr=""/>
+                    <pic:cNvPicPr>
+                      <a:picLocks noChangeAspect="1" noChangeArrowheads="1"/>
+                    </pic:cNvPicPr>
+                  </pic:nvPicPr>
+                  <pic:blipFill>
+                    <a:blip r:embed="rId47" cstate="none"/>
+                    <a:srcRect/>
+                    <a:stretch>
+                      <a:fillRect/>
+                    </a:stretch>
+                  </pic:blipFill>
+                  <pic:spPr bwMode="auto">
+                    <a:xfrm>
+                      <a:off x="0" y="0"/>
+                      <a:ext cx="4095750" cy="390525"/>
+                    </a:xfrm>
+                    <a:prstGeom prst="rect">
+                      <a:avLst/>
+                    </a:prstGeom>
+                  </pic:spPr>
+                </pic:pic>
+              </a:graphicData>
+            </a:graphic>
+          </wp:inline>
+        </w:drawing>
+      </w:r>
+    </w:p>
+    <w:p>
+      <w:pPr>
+        <w:tabs>
+          <w:tab w:val="right" w:pos="9700"/>
+        </w:tabs>
+        <w:spacing w:after="100" w:before="100"/>
+        <w:jc w:val="center"/>
+      </w:pPr>
+      <w:r>
+        <w:drawing>
+          <wp:inline distT="0" distB="0" distL="0" distR="0">
+            <wp:extent cx="4095750" cy="180975"/>
+            <wp:effectExtent t="0" r="0" b="0" l="0"/>
+            <wp:docPr id="1" name="" descr="" title=""/>
+            <wp:cNvGraphicFramePr>
+              <a:graphicFrameLocks xmlns:a="http://schemas.openxmlformats.org/drawingml/2006/main" noChangeAspect="1"/>
+            </wp:cNvGraphicFramePr>
+            <a:graphic xmlns:a="http://schemas.openxmlformats.org/drawingml/2006/main">
+              <a:graphicData uri="http://schemas.openxmlformats.org/drawingml/2006/picture">
+                <pic:pic xmlns:pic="http://schemas.openxmlformats.org/drawingml/2006/picture">
+                  <pic:nvPicPr>
+                    <pic:cNvPr id="0" name="" descr=""/>
+                    <pic:cNvPicPr>
+                      <a:picLocks noChangeAspect="1" noChangeArrowheads="1"/>
+                    </pic:cNvPicPr>
+                  </pic:nvPicPr>
+                  <pic:blipFill>
+                    <a:blip r:embed="rId48" cstate="none"/>
+                    <a:srcRect/>
+                    <a:stretch>
+                      <a:fillRect/>
+                    </a:stretch>
+                  </pic:blipFill>
+                  <pic:spPr bwMode="auto">
+                    <a:xfrm>
+                      <a:off x="0" y="0"/>
+                      <a:ext cx="4095750" cy="180975"/>
+                    </a:xfrm>
+                    <a:prstGeom prst="rect">
+                      <a:avLst/>
+                    </a:prstGeom>
+                  </pic:spPr>
+                </pic:pic>
+              </a:graphicData>
+            </a:graphic>
+          </wp:inline>
+        </w:drawing>
       </w:r>
     </w:p>
     <w:p>
@@ -7755,7 +9448,7 @@
           <w:sz w:val="22"/>
           <w:szCs w:val="22"/>
         </w:rPr>
-        <w:t xml:space="preserve">A.7 MMS targets</w:t>
+        <w:t xml:space="preserve">A.7 Manufactured-solution targets (§03.2)</w:t>
       </w:r>
     </w:p>
     <w:p>
@@ -7769,7 +9462,105 @@
           <w:sz w:val="19"/>
           <w:szCs w:val="19"/>
         </w:rPr>
-        <w:t xml:space="preserve">T1 = A₀k_y·I_sin(k_x)·I_cos(k_y) = −6.117585e-5 Wb/m; T2 = 1.583262 J/m; T3 = (37²+59²)/μ₀·A₀·I_sin I_sin = 3971.499 A.</w:t>
+        <w:t xml:space="preserve">Closed-form antiderivatives of Eqs. (5)–(7) over [25,85]×[15,65] mm:</w:t>
+      </w:r>
+    </w:p>
+    <w:p>
+      <w:pPr>
+        <w:tabs>
+          <w:tab w:val="right" w:pos="9700"/>
+        </w:tabs>
+        <w:spacing w:after="100" w:before="100"/>
+        <w:jc w:val="center"/>
+      </w:pPr>
+      <w:r>
+        <w:drawing>
+          <wp:inline distT="0" distB="0" distL="0" distR="0">
+            <wp:extent cx="4095750" cy="323850"/>
+            <wp:effectExtent t="0" r="0" b="0" l="0"/>
+            <wp:docPr id="1" name="" descr="" title=""/>
+            <wp:cNvGraphicFramePr>
+              <a:graphicFrameLocks xmlns:a="http://schemas.openxmlformats.org/drawingml/2006/main" noChangeAspect="1"/>
+            </wp:cNvGraphicFramePr>
+            <a:graphic xmlns:a="http://schemas.openxmlformats.org/drawingml/2006/main">
+              <a:graphicData uri="http://schemas.openxmlformats.org/drawingml/2006/picture">
+                <pic:pic xmlns:pic="http://schemas.openxmlformats.org/drawingml/2006/picture">
+                  <pic:nvPicPr>
+                    <pic:cNvPr id="0" name="" descr=""/>
+                    <pic:cNvPicPr>
+                      <a:picLocks noChangeAspect="1" noChangeArrowheads="1"/>
+                    </pic:cNvPicPr>
+                  </pic:nvPicPr>
+                  <pic:blipFill>
+                    <a:blip r:embed="rId49" cstate="none"/>
+                    <a:srcRect/>
+                    <a:stretch>
+                      <a:fillRect/>
+                    </a:stretch>
+                  </pic:blipFill>
+                  <pic:spPr bwMode="auto">
+                    <a:xfrm>
+                      <a:off x="0" y="0"/>
+                      <a:ext cx="4095750" cy="323850"/>
+                    </a:xfrm>
+                    <a:prstGeom prst="rect">
+                      <a:avLst/>
+                    </a:prstGeom>
+                  </pic:spPr>
+                </pic:pic>
+              </a:graphicData>
+            </a:graphic>
+          </wp:inline>
+        </w:drawing>
+      </w:r>
+    </w:p>
+    <w:p>
+      <w:pPr>
+        <w:tabs>
+          <w:tab w:val="right" w:pos="9700"/>
+        </w:tabs>
+        <w:spacing w:after="100" w:before="100"/>
+        <w:jc w:val="center"/>
+      </w:pPr>
+      <w:r>
+        <w:drawing>
+          <wp:inline distT="0" distB="0" distL="0" distR="0">
+            <wp:extent cx="4095750" cy="314325"/>
+            <wp:effectExtent t="0" r="0" b="0" l="0"/>
+            <wp:docPr id="1" name="" descr="" title=""/>
+            <wp:cNvGraphicFramePr>
+              <a:graphicFrameLocks xmlns:a="http://schemas.openxmlformats.org/drawingml/2006/main" noChangeAspect="1"/>
+            </wp:cNvGraphicFramePr>
+            <a:graphic xmlns:a="http://schemas.openxmlformats.org/drawingml/2006/main">
+              <a:graphicData uri="http://schemas.openxmlformats.org/drawingml/2006/picture">
+                <pic:pic xmlns:pic="http://schemas.openxmlformats.org/drawingml/2006/picture">
+                  <pic:nvPicPr>
+                    <pic:cNvPr id="0" name="" descr=""/>
+                    <pic:cNvPicPr>
+                      <a:picLocks noChangeAspect="1" noChangeArrowheads="1"/>
+                    </pic:cNvPicPr>
+                  </pic:nvPicPr>
+                  <pic:blipFill>
+                    <a:blip r:embed="rId50" cstate="none"/>
+                    <a:srcRect/>
+                    <a:stretch>
+                      <a:fillRect/>
+                    </a:stretch>
+                  </pic:blipFill>
+                  <pic:spPr bwMode="auto">
+                    <a:xfrm>
+                      <a:off x="0" y="0"/>
+                      <a:ext cx="4095750" cy="314325"/>
+                    </a:xfrm>
+                    <a:prstGeom prst="rect">
+                      <a:avLst/>
+                    </a:prstGeom>
+                  </pic:spPr>
+                </pic:pic>
+              </a:graphicData>
+            </a:graphic>
+          </wp:inline>
+        </w:drawing>
       </w:r>
     </w:p>
     <w:p>
@@ -7786,21 +9577,105 @@
           <w:sz w:val="22"/>
           <w:szCs w:val="22"/>
         </w:rPr>
-        <w:t xml:space="preserve">A.8 ellipke validation</w:t>
-      </w:r>
-    </w:p>
-    <w:p>
-      <w:pPr>
-        <w:spacing w:after="120"/>
-      </w:pPr>
-      <w:r>
-        <w:rPr>
-          <w:rFonts w:ascii="Helvetica" w:cs="Helvetica" w:eastAsia="Helvetica" w:hAnsi="Helvetica"/>
-          <w:color w:val="1C1F26"/>
-          <w:sz w:val="19"/>
-          <w:szCs w:val="19"/>
-        </w:rPr>
-        <w:t xml:space="preserve">K(0.5) = 1.854074677301372 vs 1.8540746773013719 (30-digit; Γ(¼)²/(4√π) identity to 28 digits): |Δ| = 2.2e-16. m = 0.25, 0.75: |Δ| = 0.</w:t>
+        <w:t xml:space="preserve">A.8 ellipke validation (§03.3)</w:t>
+      </w:r>
+    </w:p>
+    <w:p>
+      <w:pPr>
+        <w:tabs>
+          <w:tab w:val="right" w:pos="9700"/>
+        </w:tabs>
+        <w:spacing w:after="100" w:before="100"/>
+        <w:jc w:val="center"/>
+      </w:pPr>
+      <w:r>
+        <w:drawing>
+          <wp:inline distT="0" distB="0" distL="0" distR="0">
+            <wp:extent cx="4095750" cy="152400"/>
+            <wp:effectExtent t="0" r="0" b="0" l="0"/>
+            <wp:docPr id="1" name="" descr="" title=""/>
+            <wp:cNvGraphicFramePr>
+              <a:graphicFrameLocks xmlns:a="http://schemas.openxmlformats.org/drawingml/2006/main" noChangeAspect="1"/>
+            </wp:cNvGraphicFramePr>
+            <a:graphic xmlns:a="http://schemas.openxmlformats.org/drawingml/2006/main">
+              <a:graphicData uri="http://schemas.openxmlformats.org/drawingml/2006/picture">
+                <pic:pic xmlns:pic="http://schemas.openxmlformats.org/drawingml/2006/picture">
+                  <pic:nvPicPr>
+                    <pic:cNvPr id="0" name="" descr=""/>
+                    <pic:cNvPicPr>
+                      <a:picLocks noChangeAspect="1" noChangeArrowheads="1"/>
+                    </pic:cNvPicPr>
+                  </pic:nvPicPr>
+                  <pic:blipFill>
+                    <a:blip r:embed="rId51" cstate="none"/>
+                    <a:srcRect/>
+                    <a:stretch>
+                      <a:fillRect/>
+                    </a:stretch>
+                  </pic:blipFill>
+                  <pic:spPr bwMode="auto">
+                    <a:xfrm>
+                      <a:off x="0" y="0"/>
+                      <a:ext cx="4095750" cy="152400"/>
+                    </a:xfrm>
+                    <a:prstGeom prst="rect">
+                      <a:avLst/>
+                    </a:prstGeom>
+                  </pic:spPr>
+                </pic:pic>
+              </a:graphicData>
+            </a:graphic>
+          </wp:inline>
+        </w:drawing>
+      </w:r>
+    </w:p>
+    <w:p>
+      <w:pPr>
+        <w:tabs>
+          <w:tab w:val="right" w:pos="9700"/>
+        </w:tabs>
+        <w:spacing w:after="100" w:before="100"/>
+        <w:jc w:val="center"/>
+      </w:pPr>
+      <w:r>
+        <w:drawing>
+          <wp:inline distT="0" distB="0" distL="0" distR="0">
+            <wp:extent cx="4095750" cy="438150"/>
+            <wp:effectExtent t="0" r="0" b="0" l="0"/>
+            <wp:docPr id="1" name="" descr="" title=""/>
+            <wp:cNvGraphicFramePr>
+              <a:graphicFrameLocks xmlns:a="http://schemas.openxmlformats.org/drawingml/2006/main" noChangeAspect="1"/>
+            </wp:cNvGraphicFramePr>
+            <a:graphic xmlns:a="http://schemas.openxmlformats.org/drawingml/2006/main">
+              <a:graphicData uri="http://schemas.openxmlformats.org/drawingml/2006/picture">
+                <pic:pic xmlns:pic="http://schemas.openxmlformats.org/drawingml/2006/picture">
+                  <pic:nvPicPr>
+                    <pic:cNvPr id="0" name="" descr=""/>
+                    <pic:cNvPicPr>
+                      <a:picLocks noChangeAspect="1" noChangeArrowheads="1"/>
+                    </pic:cNvPicPr>
+                  </pic:nvPicPr>
+                  <pic:blipFill>
+                    <a:blip r:embed="rId52" cstate="none"/>
+                    <a:srcRect/>
+                    <a:stretch>
+                      <a:fillRect/>
+                    </a:stretch>
+                  </pic:blipFill>
+                  <pic:spPr bwMode="auto">
+                    <a:xfrm>
+                      <a:off x="0" y="0"/>
+                      <a:ext cx="4095750" cy="438150"/>
+                    </a:xfrm>
+                    <a:prstGeom prst="rect">
+                      <a:avLst/>
+                    </a:prstGeom>
+                  </pic:spPr>
+                </pic:pic>
+              </a:graphicData>
+            </a:graphic>
+          </wp:inline>
+        </w:drawing>
       </w:r>
     </w:p>
     <w:p>
@@ -7817,7 +9692,7 @@
           <w:sz w:val="22"/>
           <w:szCs w:val="22"/>
         </w:rPr>
-        <w:t xml:space="preserve">A.9 Loop flux + finite-source</w:t>
+        <w:t xml:space="preserve">A.9 Loop flux target and finite-cross-section effect (§03.3)</w:t>
       </w:r>
     </w:p>
     <w:p>
@@ -7831,7 +9706,154 @@
           <w:sz w:val="19"/>
           <w:szCs w:val="19"/>
         </w:rPr>
-        <w:t xml:space="preserve">m = 0.0024/0.0026 = 0.923077; K = 2.702178, E = 1.085256; M = μ₀√(ar)[(2/k−k)K−(2/k)E] = 2.369300e-8 H; Φ_fil = 2.369300e-6 Wb; quadrature Φ_ref = 2.369244e-6 Wb → finite-cross-section shift 2.39e-5 (why the reference integrates the real source).</w:t>
+        <w:t xml:space="preserve">Filament a = 30 mm, probe (20, 10) mm, via Eqs. (8) and (12):</w:t>
+      </w:r>
+    </w:p>
+    <w:p>
+      <w:pPr>
+        <w:tabs>
+          <w:tab w:val="right" w:pos="9700"/>
+        </w:tabs>
+        <w:spacing w:after="100" w:before="100"/>
+        <w:jc w:val="center"/>
+      </w:pPr>
+      <w:r>
+        <w:drawing>
+          <wp:inline distT="0" distB="0" distL="0" distR="0">
+            <wp:extent cx="4095750" cy="323850"/>
+            <wp:effectExtent t="0" r="0" b="0" l="0"/>
+            <wp:docPr id="1" name="" descr="" title=""/>
+            <wp:cNvGraphicFramePr>
+              <a:graphicFrameLocks xmlns:a="http://schemas.openxmlformats.org/drawingml/2006/main" noChangeAspect="1"/>
+            </wp:cNvGraphicFramePr>
+            <a:graphic xmlns:a="http://schemas.openxmlformats.org/drawingml/2006/main">
+              <a:graphicData uri="http://schemas.openxmlformats.org/drawingml/2006/picture">
+                <pic:pic xmlns:pic="http://schemas.openxmlformats.org/drawingml/2006/picture">
+                  <pic:nvPicPr>
+                    <pic:cNvPr id="0" name="" descr=""/>
+                    <pic:cNvPicPr>
+                      <a:picLocks noChangeAspect="1" noChangeArrowheads="1"/>
+                    </pic:cNvPicPr>
+                  </pic:nvPicPr>
+                  <pic:blipFill>
+                    <a:blip r:embed="rId53" cstate="none"/>
+                    <a:srcRect/>
+                    <a:stretch>
+                      <a:fillRect/>
+                    </a:stretch>
+                  </pic:blipFill>
+                  <pic:spPr bwMode="auto">
+                    <a:xfrm>
+                      <a:off x="0" y="0"/>
+                      <a:ext cx="4095750" cy="323850"/>
+                    </a:xfrm>
+                    <a:prstGeom prst="rect">
+                      <a:avLst/>
+                    </a:prstGeom>
+                  </pic:spPr>
+                </pic:pic>
+              </a:graphicData>
+            </a:graphic>
+          </wp:inline>
+        </w:drawing>
+      </w:r>
+    </w:p>
+    <w:p>
+      <w:pPr>
+        <w:tabs>
+          <w:tab w:val="right" w:pos="9700"/>
+        </w:tabs>
+        <w:spacing w:after="100" w:before="100"/>
+        <w:jc w:val="center"/>
+      </w:pPr>
+      <w:r>
+        <w:drawing>
+          <wp:inline distT="0" distB="0" distL="0" distR="0">
+            <wp:extent cx="4095750" cy="285750"/>
+            <wp:effectExtent t="0" r="0" b="0" l="0"/>
+            <wp:docPr id="1" name="" descr="" title=""/>
+            <wp:cNvGraphicFramePr>
+              <a:graphicFrameLocks xmlns:a="http://schemas.openxmlformats.org/drawingml/2006/main" noChangeAspect="1"/>
+            </wp:cNvGraphicFramePr>
+            <a:graphic xmlns:a="http://schemas.openxmlformats.org/drawingml/2006/main">
+              <a:graphicData uri="http://schemas.openxmlformats.org/drawingml/2006/picture">
+                <pic:pic xmlns:pic="http://schemas.openxmlformats.org/drawingml/2006/picture">
+                  <pic:nvPicPr>
+                    <pic:cNvPr id="0" name="" descr=""/>
+                    <pic:cNvPicPr>
+                      <a:picLocks noChangeAspect="1" noChangeArrowheads="1"/>
+                    </pic:cNvPicPr>
+                  </pic:nvPicPr>
+                  <pic:blipFill>
+                    <a:blip r:embed="rId54" cstate="none"/>
+                    <a:srcRect/>
+                    <a:stretch>
+                      <a:fillRect/>
+                    </a:stretch>
+                  </pic:blipFill>
+                  <pic:spPr bwMode="auto">
+                    <a:xfrm>
+                      <a:off x="0" y="0"/>
+                      <a:ext cx="4095750" cy="285750"/>
+                    </a:xfrm>
+                    <a:prstGeom prst="rect">
+                      <a:avLst/>
+                    </a:prstGeom>
+                  </pic:spPr>
+                </pic:pic>
+              </a:graphicData>
+            </a:graphic>
+          </wp:inline>
+        </w:drawing>
+      </w:r>
+    </w:p>
+    <w:p>
+      <w:pPr>
+        <w:tabs>
+          <w:tab w:val="right" w:pos="9700"/>
+        </w:tabs>
+        <w:spacing w:after="100" w:before="100"/>
+        <w:jc w:val="center"/>
+      </w:pPr>
+      <w:r>
+        <w:drawing>
+          <wp:inline distT="0" distB="0" distL="0" distR="0">
+            <wp:extent cx="4095750" cy="161925"/>
+            <wp:effectExtent t="0" r="0" b="0" l="0"/>
+            <wp:docPr id="1" name="" descr="" title=""/>
+            <wp:cNvGraphicFramePr>
+              <a:graphicFrameLocks xmlns:a="http://schemas.openxmlformats.org/drawingml/2006/main" noChangeAspect="1"/>
+            </wp:cNvGraphicFramePr>
+            <a:graphic xmlns:a="http://schemas.openxmlformats.org/drawingml/2006/main">
+              <a:graphicData uri="http://schemas.openxmlformats.org/drawingml/2006/picture">
+                <pic:pic xmlns:pic="http://schemas.openxmlformats.org/drawingml/2006/picture">
+                  <pic:nvPicPr>
+                    <pic:cNvPr id="0" name="" descr=""/>
+                    <pic:cNvPicPr>
+                      <a:picLocks noChangeAspect="1" noChangeArrowheads="1"/>
+                    </pic:cNvPicPr>
+                  </pic:nvPicPr>
+                  <pic:blipFill>
+                    <a:blip r:embed="rId55" cstate="none"/>
+                    <a:srcRect/>
+                    <a:stretch>
+                      <a:fillRect/>
+                    </a:stretch>
+                  </pic:blipFill>
+                  <pic:spPr bwMode="auto">
+                    <a:xfrm>
+                      <a:off x="0" y="0"/>
+                      <a:ext cx="4095750" cy="161925"/>
+                    </a:xfrm>
+                    <a:prstGeom prst="rect">
+                      <a:avLst/>
+                    </a:prstGeom>
+                  </pic:spPr>
+                </pic:pic>
+              </a:graphicData>
+            </a:graphic>
+          </wp:inline>
+        </w:drawing>
       </w:r>
     </w:p>
     <w:p>
@@ -7848,7 +9870,7 @@
           <w:sz w:val="22"/>
           <w:szCs w:val="22"/>
         </w:rPr>
-        <w:t xml:space="preserve">A.10 ½-convention</w:t>
+        <w:t xml:space="preserve">A.10 Harmonic ½-convention arithmetic (§05.5)</w:t>
       </w:r>
     </w:p>
     <w:p>
@@ -7862,7 +9884,105 @@
           <w:sz w:val="19"/>
           <w:szCs w:val="19"/>
         </w:rPr>
-        <w:t xml:space="preserve">E_static = ½LI²_pk; ⟨E_harm⟩ = ¼LI²_pk → 0.5 predicted; 0.49999999999739 measured (4 freqs). Field check: 5.9995088e-7/5.9999679e-7 = 0.99992 → amplitude-preserving.</w:t>
+        <w:t xml:space="preserve">From Eq. (17) at equal numeric current:</w:t>
+      </w:r>
+    </w:p>
+    <w:p>
+      <w:pPr>
+        <w:tabs>
+          <w:tab w:val="right" w:pos="9700"/>
+        </w:tabs>
+        <w:spacing w:after="100" w:before="100"/>
+        <w:jc w:val="center"/>
+      </w:pPr>
+      <w:r>
+        <w:drawing>
+          <wp:inline distT="0" distB="0" distL="0" distR="0">
+            <wp:extent cx="4095750" cy="419100"/>
+            <wp:effectExtent t="0" r="0" b="0" l="0"/>
+            <wp:docPr id="1" name="" descr="" title=""/>
+            <wp:cNvGraphicFramePr>
+              <a:graphicFrameLocks xmlns:a="http://schemas.openxmlformats.org/drawingml/2006/main" noChangeAspect="1"/>
+            </wp:cNvGraphicFramePr>
+            <a:graphic xmlns:a="http://schemas.openxmlformats.org/drawingml/2006/main">
+              <a:graphicData uri="http://schemas.openxmlformats.org/drawingml/2006/picture">
+                <pic:pic xmlns:pic="http://schemas.openxmlformats.org/drawingml/2006/picture">
+                  <pic:nvPicPr>
+                    <pic:cNvPr id="0" name="" descr=""/>
+                    <pic:cNvPicPr>
+                      <a:picLocks noChangeAspect="1" noChangeArrowheads="1"/>
+                    </pic:cNvPicPr>
+                  </pic:nvPicPr>
+                  <pic:blipFill>
+                    <a:blip r:embed="rId56" cstate="none"/>
+                    <a:srcRect/>
+                    <a:stretch>
+                      <a:fillRect/>
+                    </a:stretch>
+                  </pic:blipFill>
+                  <pic:spPr bwMode="auto">
+                    <a:xfrm>
+                      <a:off x="0" y="0"/>
+                      <a:ext cx="4095750" cy="419100"/>
+                    </a:xfrm>
+                    <a:prstGeom prst="rect">
+                      <a:avLst/>
+                    </a:prstGeom>
+                  </pic:spPr>
+                </pic:pic>
+              </a:graphicData>
+            </a:graphic>
+          </wp:inline>
+        </w:drawing>
+      </w:r>
+    </w:p>
+    <w:p>
+      <w:pPr>
+        <w:tabs>
+          <w:tab w:val="right" w:pos="9700"/>
+        </w:tabs>
+        <w:spacing w:after="100" w:before="100"/>
+        <w:jc w:val="center"/>
+      </w:pPr>
+      <w:r>
+        <w:drawing>
+          <wp:inline distT="0" distB="0" distL="0" distR="0">
+            <wp:extent cx="4095750" cy="352425"/>
+            <wp:effectExtent t="0" r="0" b="0" l="0"/>
+            <wp:docPr id="1" name="" descr="" title=""/>
+            <wp:cNvGraphicFramePr>
+              <a:graphicFrameLocks xmlns:a="http://schemas.openxmlformats.org/drawingml/2006/main" noChangeAspect="1"/>
+            </wp:cNvGraphicFramePr>
+            <a:graphic xmlns:a="http://schemas.openxmlformats.org/drawingml/2006/main">
+              <a:graphicData uri="http://schemas.openxmlformats.org/drawingml/2006/picture">
+                <pic:pic xmlns:pic="http://schemas.openxmlformats.org/drawingml/2006/picture">
+                  <pic:nvPicPr>
+                    <pic:cNvPr id="0" name="" descr=""/>
+                    <pic:cNvPicPr>
+                      <a:picLocks noChangeAspect="1" noChangeArrowheads="1"/>
+                    </pic:cNvPicPr>
+                  </pic:nvPicPr>
+                  <pic:blipFill>
+                    <a:blip r:embed="rId57" cstate="none"/>
+                    <a:srcRect/>
+                    <a:stretch>
+                      <a:fillRect/>
+                    </a:stretch>
+                  </pic:blipFill>
+                  <pic:spPr bwMode="auto">
+                    <a:xfrm>
+                      <a:off x="0" y="0"/>
+                      <a:ext cx="4095750" cy="352425"/>
+                    </a:xfrm>
+                    <a:prstGeom prst="rect">
+                      <a:avLst/>
+                    </a:prstGeom>
+                  </pic:spPr>
+                </pic:pic>
+              </a:graphicData>
+            </a:graphic>
+          </wp:inline>
+        </w:drawing>
       </w:r>
     </w:p>
     <w:p>
@@ -7879,7 +9999,7 @@
           <w:sz w:val="22"/>
           <w:szCs w:val="22"/>
         </w:rPr>
-        <w:t xml:space="preserve">A.11 P4 complex target</w:t>
+        <w:t xml:space="preserve">A.11 P4 complex target (§05.5, R-b closure)</w:t>
       </w:r>
     </w:p>
     <w:p>
@@ -7893,7 +10013,154 @@
           <w:sz w:val="19"/>
           <w:szCs w:val="19"/>
         </w:rPr>
-        <w:t xml:space="preserve">Î = 86.60254+50.00000j; target −(6.0e-9)·Î = −(5.19615e-7+3.0000e-7j); measured −5.195727e-7−2.9997544e-7j → mag err 8.0e-5, phase &lt;0.01°. R-b settled.</w:t>
+        <w:t xml:space="preserve">Complex form of Eq. (3) with the phased circuit current:</w:t>
+      </w:r>
+    </w:p>
+    <w:p>
+      <w:pPr>
+        <w:tabs>
+          <w:tab w:val="right" w:pos="9700"/>
+        </w:tabs>
+        <w:spacing w:after="100" w:before="100"/>
+        <w:jc w:val="center"/>
+      </w:pPr>
+      <w:r>
+        <w:drawing>
+          <wp:inline distT="0" distB="0" distL="0" distR="0">
+            <wp:extent cx="4095750" cy="371475"/>
+            <wp:effectExtent t="0" r="0" b="0" l="0"/>
+            <wp:docPr id="1" name="" descr="" title=""/>
+            <wp:cNvGraphicFramePr>
+              <a:graphicFrameLocks xmlns:a="http://schemas.openxmlformats.org/drawingml/2006/main" noChangeAspect="1"/>
+            </wp:cNvGraphicFramePr>
+            <a:graphic xmlns:a="http://schemas.openxmlformats.org/drawingml/2006/main">
+              <a:graphicData uri="http://schemas.openxmlformats.org/drawingml/2006/picture">
+                <pic:pic xmlns:pic="http://schemas.openxmlformats.org/drawingml/2006/picture">
+                  <pic:nvPicPr>
+                    <pic:cNvPr id="0" name="" descr=""/>
+                    <pic:cNvPicPr>
+                      <a:picLocks noChangeAspect="1" noChangeArrowheads="1"/>
+                    </pic:cNvPicPr>
+                  </pic:nvPicPr>
+                  <pic:blipFill>
+                    <a:blip r:embed="rId58" cstate="none"/>
+                    <a:srcRect/>
+                    <a:stretch>
+                      <a:fillRect/>
+                    </a:stretch>
+                  </pic:blipFill>
+                  <pic:spPr bwMode="auto">
+                    <a:xfrm>
+                      <a:off x="0" y="0"/>
+                      <a:ext cx="4095750" cy="371475"/>
+                    </a:xfrm>
+                    <a:prstGeom prst="rect">
+                      <a:avLst/>
+                    </a:prstGeom>
+                  </pic:spPr>
+                </pic:pic>
+              </a:graphicData>
+            </a:graphic>
+          </wp:inline>
+        </w:drawing>
+      </w:r>
+    </w:p>
+    <w:p>
+      <w:pPr>
+        <w:tabs>
+          <w:tab w:val="right" w:pos="9700"/>
+        </w:tabs>
+        <w:spacing w:after="100" w:before="100"/>
+        <w:jc w:val="center"/>
+      </w:pPr>
+      <w:r>
+        <w:drawing>
+          <wp:inline distT="0" distB="0" distL="0" distR="0">
+            <wp:extent cx="4095750" cy="219075"/>
+            <wp:effectExtent t="0" r="0" b="0" l="0"/>
+            <wp:docPr id="1" name="" descr="" title=""/>
+            <wp:cNvGraphicFramePr>
+              <a:graphicFrameLocks xmlns:a="http://schemas.openxmlformats.org/drawingml/2006/main" noChangeAspect="1"/>
+            </wp:cNvGraphicFramePr>
+            <a:graphic xmlns:a="http://schemas.openxmlformats.org/drawingml/2006/main">
+              <a:graphicData uri="http://schemas.openxmlformats.org/drawingml/2006/picture">
+                <pic:pic xmlns:pic="http://schemas.openxmlformats.org/drawingml/2006/picture">
+                  <pic:nvPicPr>
+                    <pic:cNvPr id="0" name="" descr=""/>
+                    <pic:cNvPicPr>
+                      <a:picLocks noChangeAspect="1" noChangeArrowheads="1"/>
+                    </pic:cNvPicPr>
+                  </pic:nvPicPr>
+                  <pic:blipFill>
+                    <a:blip r:embed="rId59" cstate="none"/>
+                    <a:srcRect/>
+                    <a:stretch>
+                      <a:fillRect/>
+                    </a:stretch>
+                  </pic:blipFill>
+                  <pic:spPr bwMode="auto">
+                    <a:xfrm>
+                      <a:off x="0" y="0"/>
+                      <a:ext cx="4095750" cy="219075"/>
+                    </a:xfrm>
+                    <a:prstGeom prst="rect">
+                      <a:avLst/>
+                    </a:prstGeom>
+                  </pic:spPr>
+                </pic:pic>
+              </a:graphicData>
+            </a:graphic>
+          </wp:inline>
+        </w:drawing>
+      </w:r>
+    </w:p>
+    <w:p>
+      <w:pPr>
+        <w:tabs>
+          <w:tab w:val="right" w:pos="9700"/>
+        </w:tabs>
+        <w:spacing w:after="100" w:before="100"/>
+        <w:jc w:val="center"/>
+      </w:pPr>
+      <w:r>
+        <w:drawing>
+          <wp:inline distT="0" distB="0" distL="0" distR="0">
+            <wp:extent cx="4095750" cy="152400"/>
+            <wp:effectExtent t="0" r="0" b="0" l="0"/>
+            <wp:docPr id="1" name="" descr="" title=""/>
+            <wp:cNvGraphicFramePr>
+              <a:graphicFrameLocks xmlns:a="http://schemas.openxmlformats.org/drawingml/2006/main" noChangeAspect="1"/>
+            </wp:cNvGraphicFramePr>
+            <a:graphic xmlns:a="http://schemas.openxmlformats.org/drawingml/2006/main">
+              <a:graphicData uri="http://schemas.openxmlformats.org/drawingml/2006/picture">
+                <pic:pic xmlns:pic="http://schemas.openxmlformats.org/drawingml/2006/picture">
+                  <pic:nvPicPr>
+                    <pic:cNvPr id="0" name="" descr=""/>
+                    <pic:cNvPicPr>
+                      <a:picLocks noChangeAspect="1" noChangeArrowheads="1"/>
+                    </pic:cNvPicPr>
+                  </pic:nvPicPr>
+                  <pic:blipFill>
+                    <a:blip r:embed="rId60" cstate="none"/>
+                    <a:srcRect/>
+                    <a:stretch>
+                      <a:fillRect/>
+                    </a:stretch>
+                  </pic:blipFill>
+                  <pic:spPr bwMode="auto">
+                    <a:xfrm>
+                      <a:off x="0" y="0"/>
+                      <a:ext cx="4095750" cy="152400"/>
+                    </a:xfrm>
+                    <a:prstGeom prst="rect">
+                      <a:avLst/>
+                    </a:prstGeom>
+                  </pic:spPr>
+                </pic:pic>
+              </a:graphicData>
+            </a:graphic>
+          </wp:inline>
+        </w:drawing>
       </w:r>
     </w:p>
     <w:p>
@@ -7910,7 +10177,7 @@
           <w:sz w:val="22"/>
           <w:szCs w:val="22"/>
         </w:rPr>
-        <w:t xml:space="preserve">A.12 Realized ratios + skin depths</w:t>
+        <w:t xml:space="preserve">A.12 Realized refinement ratios and skin depths (§04, §07)</w:t>
       </w:r>
     </w:p>
     <w:p>
@@ -7924,7 +10191,105 @@
           <w:sz w:val="19"/>
           <w:szCs w:val="19"/>
         </w:rPr>
-        <w:t xml:space="preserve">r_eff = √(Nⱼ₊₁/Nⱼ): 1.540/1.530/1.732/1.783 (request was 2.000). δ = 1/√(πfμσ) at 5 kHz [Representative — VERIFY]: Al 1.424 mm; Cu 0.935 mm; steel μ_r100 0.291 mm; μ_r1000 0.092 mm.</w:t>
+        <w:t xml:space="preserve">Realized ratios from element counts; skin depth from Eq. (18) at 5 kHz [Representative — VERIFY]:</w:t>
+      </w:r>
+    </w:p>
+    <w:p>
+      <w:pPr>
+        <w:tabs>
+          <w:tab w:val="right" w:pos="9700"/>
+        </w:tabs>
+        <w:spacing w:after="100" w:before="100"/>
+        <w:jc w:val="center"/>
+      </w:pPr>
+      <w:r>
+        <w:drawing>
+          <wp:inline distT="0" distB="0" distL="0" distR="0">
+            <wp:extent cx="4095750" cy="133350"/>
+            <wp:effectExtent t="0" r="0" b="0" l="0"/>
+            <wp:docPr id="1" name="" descr="" title=""/>
+            <wp:cNvGraphicFramePr>
+              <a:graphicFrameLocks xmlns:a="http://schemas.openxmlformats.org/drawingml/2006/main" noChangeAspect="1"/>
+            </wp:cNvGraphicFramePr>
+            <a:graphic xmlns:a="http://schemas.openxmlformats.org/drawingml/2006/main">
+              <a:graphicData uri="http://schemas.openxmlformats.org/drawingml/2006/picture">
+                <pic:pic xmlns:pic="http://schemas.openxmlformats.org/drawingml/2006/picture">
+                  <pic:nvPicPr>
+                    <pic:cNvPr id="0" name="" descr=""/>
+                    <pic:cNvPicPr>
+                      <a:picLocks noChangeAspect="1" noChangeArrowheads="1"/>
+                    </pic:cNvPicPr>
+                  </pic:nvPicPr>
+                  <pic:blipFill>
+                    <a:blip r:embed="rId61" cstate="none"/>
+                    <a:srcRect/>
+                    <a:stretch>
+                      <a:fillRect/>
+                    </a:stretch>
+                  </pic:blipFill>
+                  <pic:spPr bwMode="auto">
+                    <a:xfrm>
+                      <a:off x="0" y="0"/>
+                      <a:ext cx="4095750" cy="133350"/>
+                    </a:xfrm>
+                    <a:prstGeom prst="rect">
+                      <a:avLst/>
+                    </a:prstGeom>
+                  </pic:spPr>
+                </pic:pic>
+              </a:graphicData>
+            </a:graphic>
+          </wp:inline>
+        </w:drawing>
+      </w:r>
+    </w:p>
+    <w:p>
+      <w:pPr>
+        <w:tabs>
+          <w:tab w:val="right" w:pos="9700"/>
+        </w:tabs>
+        <w:spacing w:after="100" w:before="100"/>
+        <w:jc w:val="center"/>
+      </w:pPr>
+      <w:r>
+        <w:drawing>
+          <wp:inline distT="0" distB="0" distL="0" distR="0">
+            <wp:extent cx="4095750" cy="247650"/>
+            <wp:effectExtent t="0" r="0" b="0" l="0"/>
+            <wp:docPr id="1" name="" descr="" title=""/>
+            <wp:cNvGraphicFramePr>
+              <a:graphicFrameLocks xmlns:a="http://schemas.openxmlformats.org/drawingml/2006/main" noChangeAspect="1"/>
+            </wp:cNvGraphicFramePr>
+            <a:graphic xmlns:a="http://schemas.openxmlformats.org/drawingml/2006/main">
+              <a:graphicData uri="http://schemas.openxmlformats.org/drawingml/2006/picture">
+                <pic:pic xmlns:pic="http://schemas.openxmlformats.org/drawingml/2006/picture">
+                  <pic:nvPicPr>
+                    <pic:cNvPr id="0" name="" descr=""/>
+                    <pic:cNvPicPr>
+                      <a:picLocks noChangeAspect="1" noChangeArrowheads="1"/>
+                    </pic:cNvPicPr>
+                  </pic:nvPicPr>
+                  <pic:blipFill>
+                    <a:blip r:embed="rId62" cstate="none"/>
+                    <a:srcRect/>
+                    <a:stretch>
+                      <a:fillRect/>
+                    </a:stretch>
+                  </pic:blipFill>
+                  <pic:spPr bwMode="auto">
+                    <a:xfrm>
+                      <a:off x="0" y="0"/>
+                      <a:ext cx="4095750" cy="247650"/>
+                    </a:xfrm>
+                    <a:prstGeom prst="rect">
+                      <a:avLst/>
+                    </a:prstGeom>
+                  </pic:spPr>
+                </pic:pic>
+              </a:graphicData>
+            </a:graphic>
+          </wp:inline>
+        </w:drawing>
       </w:r>
     </w:p>
     <w:p>

--- a/reports/c0_v2/DTC_RD03_C0v2_MeshConvergence_Report.docx
+++ b/reports/c0_v2/DTC_RD03_C0v2_MeshConvergence_Report.docx
@@ -3343,12 +3343,13 @@
     </w:p>
     <w:p>
       <w:pPr>
-        <w:spacing w:after="40" w:before="60"/>
+        <w:spacing w:after="40" w:before="80"/>
+        <w:jc w:val="center"/>
       </w:pPr>
       <w:r>
         <w:drawing>
           <wp:inline distT="0" distB="0" distL="0" distR="0">
-            <wp:extent cx="2952750" cy="1866900"/>
+            <wp:extent cx="6238875" cy="3952875"/>
             <wp:effectExtent t="0" r="0" b="0" l="0"/>
             <wp:docPr id="1" name="" descr="" title=""/>
             <wp:cNvGraphicFramePr>
@@ -3373,7 +3374,7 @@
                   <pic:spPr bwMode="auto">
                     <a:xfrm>
                       <a:off x="0" y="0"/>
-                      <a:ext cx="2952750" cy="1866900"/>
+                      <a:ext cx="6238875" cy="3952875"/>
                     </a:xfrm>
                     <a:prstGeom prst="rect">
                       <a:avLst/>
@@ -4690,12 +4691,13 @@
     </w:tbl>
     <w:p>
       <w:pPr>
-        <w:spacing w:after="40" w:before="60"/>
+        <w:spacing w:after="40" w:before="80"/>
+        <w:jc w:val="center"/>
       </w:pPr>
       <w:r>
         <w:drawing>
           <wp:inline distT="0" distB="0" distL="0" distR="0">
-            <wp:extent cx="2952750" cy="1866900"/>
+            <wp:extent cx="6238875" cy="3952875"/>
             <wp:effectExtent t="0" r="0" b="0" l="0"/>
             <wp:docPr id="1" name="" descr="" title=""/>
             <wp:cNvGraphicFramePr>
@@ -4720,7 +4722,7 @@
                   <pic:spPr bwMode="auto">
                     <a:xfrm>
                       <a:off x="0" y="0"/>
-                      <a:ext cx="2952750" cy="1866900"/>
+                      <a:ext cx="6238875" cy="3952875"/>
                     </a:xfrm>
                     <a:prstGeom prst="rect">
                       <a:avLst/>
@@ -5735,12 +5737,13 @@
     </w:p>
     <w:p>
       <w:pPr>
-        <w:spacing w:after="40" w:before="60"/>
+        <w:spacing w:after="40" w:before="80"/>
+        <w:jc w:val="center"/>
       </w:pPr>
       <w:r>
         <w:drawing>
           <wp:inline distT="0" distB="0" distL="0" distR="0">
-            <wp:extent cx="2952750" cy="1866900"/>
+            <wp:extent cx="6238875" cy="3952875"/>
             <wp:effectExtent t="0" r="0" b="0" l="0"/>
             <wp:docPr id="1" name="" descr="" title=""/>
             <wp:cNvGraphicFramePr>
@@ -5765,7 +5768,7 @@
                   <pic:spPr bwMode="auto">
                     <a:xfrm>
                       <a:off x="0" y="0"/>
-                      <a:ext cx="2952750" cy="1866900"/>
+                      <a:ext cx="6238875" cy="3952875"/>
                     </a:xfrm>
                     <a:prstGeom prst="rect">
                       <a:avLst/>
@@ -5796,12 +5799,13 @@
     </w:p>
     <w:p>
       <w:pPr>
-        <w:spacing w:after="40" w:before="60"/>
+        <w:spacing w:after="40" w:before="80"/>
+        <w:jc w:val="center"/>
       </w:pPr>
       <w:r>
         <w:drawing>
           <wp:inline distT="0" distB="0" distL="0" distR="0">
-            <wp:extent cx="2952750" cy="1866900"/>
+            <wp:extent cx="6238875" cy="3952875"/>
             <wp:effectExtent t="0" r="0" b="0" l="0"/>
             <wp:docPr id="1" name="" descr="" title=""/>
             <wp:cNvGraphicFramePr>
@@ -5826,7 +5830,7 @@
                   <pic:spPr bwMode="auto">
                     <a:xfrm>
                       <a:off x="0" y="0"/>
-                      <a:ext cx="2952750" cy="1866900"/>
+                      <a:ext cx="6238875" cy="3952875"/>
                     </a:xfrm>
                     <a:prstGeom prst="rect">
                       <a:avLst/>
@@ -5888,12 +5892,13 @@
     </w:p>
     <w:p>
       <w:pPr>
-        <w:spacing w:after="40" w:before="60"/>
+        <w:spacing w:after="40" w:before="80"/>
+        <w:jc w:val="center"/>
       </w:pPr>
       <w:r>
         <w:drawing>
           <wp:inline distT="0" distB="0" distL="0" distR="0">
-            <wp:extent cx="2952750" cy="1866900"/>
+            <wp:extent cx="6238875" cy="3952875"/>
             <wp:effectExtent t="0" r="0" b="0" l="0"/>
             <wp:docPr id="1" name="" descr="" title=""/>
             <wp:cNvGraphicFramePr>
@@ -5918,7 +5923,7 @@
                   <pic:spPr bwMode="auto">
                     <a:xfrm>
                       <a:off x="0" y="0"/>
-                      <a:ext cx="2952750" cy="1866900"/>
+                      <a:ext cx="6238875" cy="3952875"/>
                     </a:xfrm>
                     <a:prstGeom prst="rect">
                       <a:avLst/>
@@ -6455,12 +6460,13 @@
     </w:tbl>
     <w:p>
       <w:pPr>
-        <w:spacing w:after="40" w:before="60"/>
+        <w:spacing w:after="40" w:before="80"/>
+        <w:jc w:val="center"/>
       </w:pPr>
       <w:r>
         <w:drawing>
           <wp:inline distT="0" distB="0" distL="0" distR="0">
-            <wp:extent cx="2952750" cy="1866900"/>
+            <wp:extent cx="6238875" cy="3952875"/>
             <wp:effectExtent t="0" r="0" b="0" l="0"/>
             <wp:docPr id="1" name="" descr="" title=""/>
             <wp:cNvGraphicFramePr>
@@ -6485,7 +6491,7 @@
                   <pic:spPr bwMode="auto">
                     <a:xfrm>
                       <a:off x="0" y="0"/>
-                      <a:ext cx="2952750" cy="1866900"/>
+                      <a:ext cx="6238875" cy="3952875"/>
                     </a:xfrm>
                     <a:prstGeom prst="rect">
                       <a:avLst/>
@@ -7126,12 +7132,13 @@
     </w:p>
     <w:p>
       <w:pPr>
-        <w:spacing w:after="40" w:before="60"/>
+        <w:spacing w:after="40" w:before="80"/>
+        <w:jc w:val="center"/>
       </w:pPr>
       <w:r>
         <w:drawing>
           <wp:inline distT="0" distB="0" distL="0" distR="0">
-            <wp:extent cx="2952750" cy="1866900"/>
+            <wp:extent cx="6238875" cy="3952875"/>
             <wp:effectExtent t="0" r="0" b="0" l="0"/>
             <wp:docPr id="1" name="" descr="" title=""/>
             <wp:cNvGraphicFramePr>
@@ -7156,7 +7163,7 @@
                   <pic:spPr bwMode="auto">
                     <a:xfrm>
                       <a:off x="0" y="0"/>
-                      <a:ext cx="2952750" cy="1866900"/>
+                      <a:ext cx="6238875" cy="3952875"/>
                     </a:xfrm>
                     <a:prstGeom prst="rect">
                       <a:avLst/>
@@ -7204,12 +7211,13 @@
     </w:p>
     <w:p>
       <w:pPr>
-        <w:spacing w:after="40" w:before="60"/>
+        <w:spacing w:after="40" w:before="80"/>
+        <w:jc w:val="center"/>
       </w:pPr>
       <w:r>
         <w:drawing>
           <wp:inline distT="0" distB="0" distL="0" distR="0">
-            <wp:extent cx="2952750" cy="1971675"/>
+            <wp:extent cx="6238875" cy="4162425"/>
             <wp:effectExtent t="0" r="0" b="0" l="0"/>
             <wp:docPr id="1" name="" descr="" title=""/>
             <wp:cNvGraphicFramePr>
@@ -7234,7 +7242,7 @@
                   <pic:spPr bwMode="auto">
                     <a:xfrm>
                       <a:off x="0" y="0"/>
-                      <a:ext cx="2952750" cy="1971675"/>
+                      <a:ext cx="6238875" cy="4162425"/>
                     </a:xfrm>
                     <a:prstGeom prst="rect">
                       <a:avLst/>
@@ -7265,12 +7273,13 @@
     </w:p>
     <w:p>
       <w:pPr>
-        <w:spacing w:after="40" w:before="60"/>
+        <w:spacing w:after="40" w:before="80"/>
+        <w:jc w:val="center"/>
       </w:pPr>
       <w:r>
         <w:drawing>
           <wp:inline distT="0" distB="0" distL="0" distR="0">
-            <wp:extent cx="2952750" cy="1971675"/>
+            <wp:extent cx="6238875" cy="4162425"/>
             <wp:effectExtent t="0" r="0" b="0" l="0"/>
             <wp:docPr id="1" name="" descr="" title=""/>
             <wp:cNvGraphicFramePr>
@@ -7295,7 +7304,7 @@
                   <pic:spPr bwMode="auto">
                     <a:xfrm>
                       <a:off x="0" y="0"/>
-                      <a:ext cx="2952750" cy="1971675"/>
+                      <a:ext cx="6238875" cy="4162425"/>
                     </a:xfrm>
                     <a:prstGeom prst="rect">
                       <a:avLst/>
@@ -7326,12 +7335,13 @@
     </w:p>
     <w:p>
       <w:pPr>
-        <w:spacing w:after="40" w:before="60"/>
+        <w:spacing w:after="40" w:before="80"/>
+        <w:jc w:val="center"/>
       </w:pPr>
       <w:r>
         <w:drawing>
           <wp:inline distT="0" distB="0" distL="0" distR="0">
-            <wp:extent cx="2952750" cy="1971675"/>
+            <wp:extent cx="6238875" cy="4162425"/>
             <wp:effectExtent t="0" r="0" b="0" l="0"/>
             <wp:docPr id="1" name="" descr="" title=""/>
             <wp:cNvGraphicFramePr>
@@ -7356,7 +7366,7 @@
                   <pic:spPr bwMode="auto">
                     <a:xfrm>
                       <a:off x="0" y="0"/>
-                      <a:ext cx="2952750" cy="1971675"/>
+                      <a:ext cx="6238875" cy="4162425"/>
                     </a:xfrm>
                     <a:prstGeom prst="rect">
                       <a:avLst/>
@@ -7387,12 +7397,13 @@
     </w:p>
     <w:p>
       <w:pPr>
-        <w:spacing w:after="40" w:before="60"/>
+        <w:spacing w:after="40" w:before="80"/>
+        <w:jc w:val="center"/>
       </w:pPr>
       <w:r>
         <w:drawing>
           <wp:inline distT="0" distB="0" distL="0" distR="0">
-            <wp:extent cx="2952750" cy="1971675"/>
+            <wp:extent cx="6238875" cy="4162425"/>
             <wp:effectExtent t="0" r="0" b="0" l="0"/>
             <wp:docPr id="1" name="" descr="" title=""/>
             <wp:cNvGraphicFramePr>
@@ -7417,7 +7428,7 @@
                   <pic:spPr bwMode="auto">
                     <a:xfrm>
                       <a:off x="0" y="0"/>
-                      <a:ext cx="2952750" cy="1971675"/>
+                      <a:ext cx="6238875" cy="4162425"/>
                     </a:xfrm>
                     <a:prstGeom prst="rect">
                       <a:avLst/>
